--- a/Акрамов Ш.Б. Практическая работа 1.docx
+++ b/Акрамов Ш.Б. Практическая работа 1.docx
@@ -1,6 +1,6 @@
 
 <file path=word/document.xml><?xml version="1.0" encoding="utf-8"?>
-<w:document xmlns:wpc="http://schemas.microsoft.com/office/word/2010/wordprocessingCanvas" xmlns:cx="http://schemas.microsoft.com/office/drawing/2014/chartex" xmlns:cx1="http://schemas.microsoft.com/office/drawing/2015/9/8/chartex" xmlns:mc="http://schemas.openxmlformats.org/markup-compatibility/2006" xmlns:o="urn:schemas-microsoft-com:office:office" xmlns:r="http://schemas.openxmlformats.org/officeDocument/2006/relationships" xmlns:m="http://schemas.openxmlformats.org/officeDocument/2006/math" xmlns:v="urn:schemas-microsoft-com:vml" xmlns:wp14="http://schemas.microsoft.com/office/word/2010/wordprocessingDrawing" xmlns:wp="http://schemas.openxmlformats.org/drawingml/2006/wordprocessingDrawing" xmlns:w10="urn:schemas-microsoft-com:office:word" xmlns:w="http://schemas.openxmlformats.org/wordprocessingml/2006/main" xmlns:w14="http://schemas.microsoft.com/office/word/2010/wordml" xmlns:w15="http://schemas.microsoft.com/office/word/2012/wordml" xmlns:w16se="http://schemas.microsoft.com/office/word/2015/wordml/symex" xmlns:wpg="http://schemas.microsoft.com/office/word/2010/wordprocessingGroup" xmlns:wpi="http://schemas.microsoft.com/office/word/2010/wordprocessingInk" xmlns:wne="http://schemas.microsoft.com/office/word/2006/wordml" xmlns:wps="http://schemas.microsoft.com/office/word/2010/wordprocessingShape" mc:Ignorable="w14 w15 w16se wp14">
+<w:document xmlns:wpc="http://schemas.microsoft.com/office/word/2010/wordprocessingCanvas" xmlns:cx="http://schemas.microsoft.com/office/drawing/2014/chartex" xmlns:cx1="http://schemas.microsoft.com/office/drawing/2015/9/8/chartex" xmlns:cx2="http://schemas.microsoft.com/office/drawing/2015/10/21/chartex" xmlns:cx3="http://schemas.microsoft.com/office/drawing/2016/5/9/chartex" xmlns:cx4="http://schemas.microsoft.com/office/drawing/2016/5/10/chartex" xmlns:cx5="http://schemas.microsoft.com/office/drawing/2016/5/11/chartex" xmlns:cx6="http://schemas.microsoft.com/office/drawing/2016/5/12/chartex" xmlns:cx7="http://schemas.microsoft.com/office/drawing/2016/5/13/chartex" xmlns:cx8="http://schemas.microsoft.com/office/drawing/2016/5/14/chartex" xmlns:mc="http://schemas.openxmlformats.org/markup-compatibility/2006" xmlns:aink="http://schemas.microsoft.com/office/drawing/2016/ink" xmlns:am3d="http://schemas.microsoft.com/office/drawing/2017/model3d" xmlns:o="urn:schemas-microsoft-com:office:office" xmlns:r="http://schemas.openxmlformats.org/officeDocument/2006/relationships" xmlns:m="http://schemas.openxmlformats.org/officeDocument/2006/math" xmlns:v="urn:schemas-microsoft-com:vml" xmlns:wp14="http://schemas.microsoft.com/office/word/2010/wordprocessingDrawing" xmlns:wp="http://schemas.openxmlformats.org/drawingml/2006/wordprocessingDrawing" xmlns:w10="urn:schemas-microsoft-com:office:word" xmlns:w="http://schemas.openxmlformats.org/wordprocessingml/2006/main" xmlns:w14="http://schemas.microsoft.com/office/word/2010/wordml" xmlns:w15="http://schemas.microsoft.com/office/word/2012/wordml" xmlns:w16cex="http://schemas.microsoft.com/office/word/2018/wordml/cex" xmlns:w16cid="http://schemas.microsoft.com/office/word/2016/wordml/cid" xmlns:w16="http://schemas.microsoft.com/office/word/2018/wordml" xmlns:w16sdtdh="http://schemas.microsoft.com/office/word/2020/wordml/sdtdatahash" xmlns:w16se="http://schemas.microsoft.com/office/word/2015/wordml/symex" xmlns:wpg="http://schemas.microsoft.com/office/word/2010/wordprocessingGroup" xmlns:wpi="http://schemas.microsoft.com/office/word/2010/wordprocessingInk" xmlns:wne="http://schemas.microsoft.com/office/word/2006/wordml" xmlns:wps="http://schemas.microsoft.com/office/word/2010/wordprocessingShape" mc:Ignorable="w14 w15 w16se w16cid w16 w16cex w16sdtdh wp14">
   <w:body>
     <w:p>
       <w:pPr>
@@ -796,8 +796,9 @@
                 <w:szCs w:val="24"/>
                 <w:lang w:eastAsia="x-none"/>
               </w:rPr>
-              <w:t>Заведующий кафедрой информационной безопасности кибе</w:t>
+              <w:t xml:space="preserve">Заведующий кафедрой информационной безопасности </w:t>
             </w:r>
+            <w:proofErr w:type="spellStart"/>
             <w:r>
               <w:rPr>
                 <w:rFonts w:ascii="Times New Roman" w:eastAsia="Times New Roman" w:hAnsi="Times New Roman" w:cs="Times New Roman"/>
@@ -808,7 +809,7 @@
                 <w:szCs w:val="24"/>
                 <w:lang w:eastAsia="x-none"/>
               </w:rPr>
-              <w:t>р</w:t>
+              <w:t>кибе</w:t>
             </w:r>
             <w:r>
               <w:rPr>
@@ -820,7 +821,32 @@
                 <w:szCs w:val="24"/>
                 <w:lang w:eastAsia="x-none"/>
               </w:rPr>
-              <w:t>физических систем</w:t>
+              <w:t>р</w:t>
+            </w:r>
+            <w:r>
+              <w:rPr>
+                <w:rFonts w:ascii="Times New Roman" w:eastAsia="Times New Roman" w:hAnsi="Times New Roman" w:cs="Times New Roman"/>
+                <w:bCs/>
+                <w:color w:val="000000"/>
+                <w:kern w:val="2"/>
+                <w:sz w:val="24"/>
+                <w:szCs w:val="24"/>
+                <w:lang w:eastAsia="x-none"/>
+              </w:rPr>
+              <w:t>физических</w:t>
+            </w:r>
+            <w:proofErr w:type="spellEnd"/>
+            <w:r>
+              <w:rPr>
+                <w:rFonts w:ascii="Times New Roman" w:eastAsia="Times New Roman" w:hAnsi="Times New Roman" w:cs="Times New Roman"/>
+                <w:bCs/>
+                <w:color w:val="000000"/>
+                <w:kern w:val="2"/>
+                <w:sz w:val="24"/>
+                <w:szCs w:val="24"/>
+                <w:lang w:eastAsia="x-none"/>
+              </w:rPr>
+              <w:t xml:space="preserve"> систем</w:t>
             </w:r>
           </w:p>
           <w:p>
@@ -1075,17 +1101,7 @@
           <w:sz w:val="24"/>
           <w:szCs w:val="24"/>
         </w:rPr>
-        <w:t>Москв</w:t>
-      </w:r>
-      <w:bookmarkStart w:id="0" w:name="_GoBack"/>
-      <w:bookmarkEnd w:id="0"/>
-      <w:r>
-        <w:rPr>
-          <w:rFonts w:ascii="Times New Roman" w:hAnsi="Times New Roman" w:cs="Times New Roman"/>
-          <w:sz w:val="24"/>
-          <w:szCs w:val="24"/>
-        </w:rPr>
-        <w:t>а 202</w:t>
+        <w:t>Москва 202</w:t>
       </w:r>
       <w:r>
         <w:rPr>
@@ -1178,21 +1194,7 @@
             <w:rStyle w:val="ac"/>
             <w:noProof/>
           </w:rPr>
-          <w:t>1 Задание на пр</w:t>
-        </w:r>
-        <w:r>
-          <w:rPr>
-            <w:rStyle w:val="ac"/>
-            <w:noProof/>
-          </w:rPr>
-          <w:t>а</w:t>
-        </w:r>
-        <w:r>
-          <w:rPr>
-            <w:rStyle w:val="ac"/>
-            <w:noProof/>
-          </w:rPr>
-          <w:t>ктическую работу</w:t>
+          <w:t>1 Задание на практическую работу</w:t>
         </w:r>
         <w:r>
           <w:rPr>
@@ -1263,21 +1265,7 @@
             <w:rStyle w:val="ac"/>
             <w:noProof/>
           </w:rPr>
-          <w:t>2 Краткая</w:t>
-        </w:r>
-        <w:r>
-          <w:rPr>
-            <w:rStyle w:val="ac"/>
-            <w:noProof/>
-          </w:rPr>
-          <w:t xml:space="preserve"> </w:t>
-        </w:r>
-        <w:r>
-          <w:rPr>
-            <w:rStyle w:val="ac"/>
-            <w:noProof/>
-          </w:rPr>
-          <w:t>теоретическая часть</w:t>
+          <w:t>2 Краткая теоретическая часть</w:t>
         </w:r>
         <w:r>
           <w:rPr>
@@ -1348,21 +1336,7 @@
             <w:rStyle w:val="ac"/>
             <w:noProof/>
           </w:rPr>
-          <w:t>2.1 О</w:t>
-        </w:r>
-        <w:r>
-          <w:rPr>
-            <w:rStyle w:val="ac"/>
-            <w:noProof/>
-          </w:rPr>
-          <w:t>п</w:t>
-        </w:r>
-        <w:r>
-          <w:rPr>
-            <w:rStyle w:val="ac"/>
-            <w:noProof/>
-          </w:rPr>
-          <w:t>исание шифров</w:t>
+          <w:t>2.1 Описание шифров</w:t>
         </w:r>
         <w:r>
           <w:rPr>
@@ -1433,21 +1407,7 @@
             <w:rStyle w:val="ac"/>
             <w:noProof/>
           </w:rPr>
-          <w:t>2.2 Методы</w:t>
-        </w:r>
-        <w:r>
-          <w:rPr>
-            <w:rStyle w:val="ac"/>
-            <w:noProof/>
-          </w:rPr>
-          <w:t xml:space="preserve"> </w:t>
-        </w:r>
-        <w:r>
-          <w:rPr>
-            <w:rStyle w:val="ac"/>
-            <w:noProof/>
-          </w:rPr>
-          <w:t>криптоанализа шифров</w:t>
+          <w:t>2.2 Методы криптоанализа шифров</w:t>
         </w:r>
         <w:r>
           <w:rPr>
@@ -1518,21 +1478,7 @@
             <w:rStyle w:val="ac"/>
             <w:noProof/>
           </w:rPr>
-          <w:t>3 Примеры ши</w:t>
-        </w:r>
-        <w:r>
-          <w:rPr>
-            <w:rStyle w:val="ac"/>
-            <w:noProof/>
-          </w:rPr>
-          <w:t>ф</w:t>
-        </w:r>
-        <w:r>
-          <w:rPr>
-            <w:rStyle w:val="ac"/>
-            <w:noProof/>
-          </w:rPr>
-          <w:t>рования</w:t>
+          <w:t>3 Примеры шифрования</w:t>
         </w:r>
         <w:r>
           <w:rPr>
@@ -1603,21 +1549,7 @@
             <w:rStyle w:val="ac"/>
             <w:noProof/>
           </w:rPr>
-          <w:t>4 Программ</w:t>
-        </w:r>
-        <w:r>
-          <w:rPr>
-            <w:rStyle w:val="ac"/>
-            <w:noProof/>
-          </w:rPr>
-          <w:t>н</w:t>
-        </w:r>
-        <w:r>
-          <w:rPr>
-            <w:rStyle w:val="ac"/>
-            <w:noProof/>
-          </w:rPr>
-          <w:t>ая реализация шифров</w:t>
+          <w:t>4 Программная реализация шифров</w:t>
         </w:r>
         <w:r>
           <w:rPr>
@@ -1688,21 +1620,7 @@
             <w:rStyle w:val="ac"/>
             <w:noProof/>
           </w:rPr>
-          <w:t>5 Примеры крип</w:t>
-        </w:r>
-        <w:r>
-          <w:rPr>
-            <w:rStyle w:val="ac"/>
-            <w:noProof/>
-          </w:rPr>
-          <w:t>т</w:t>
-        </w:r>
-        <w:r>
-          <w:rPr>
-            <w:rStyle w:val="ac"/>
-            <w:noProof/>
-          </w:rPr>
-          <w:t>оанализа</w:t>
+          <w:t>5 Примеры криптоанализа</w:t>
         </w:r>
         <w:r>
           <w:rPr>
@@ -1773,28 +1691,7 @@
             <w:rStyle w:val="ac"/>
             <w:noProof/>
           </w:rPr>
-          <w:t>6 Выводы о пр</w:t>
-        </w:r>
-        <w:r>
-          <w:rPr>
-            <w:rStyle w:val="ac"/>
-            <w:noProof/>
-          </w:rPr>
-          <w:t>о</w:t>
-        </w:r>
-        <w:r>
-          <w:rPr>
-            <w:rStyle w:val="ac"/>
-            <w:noProof/>
-          </w:rPr>
-          <w:t>д</w:t>
-        </w:r>
-        <w:r>
-          <w:rPr>
-            <w:rStyle w:val="ac"/>
-            <w:noProof/>
-          </w:rPr>
-          <w:t>еланной работе</w:t>
+          <w:t>6 Выводы о проделанной работе</w:t>
         </w:r>
         <w:r>
           <w:rPr>
@@ -1865,28 +1762,7 @@
             <w:rStyle w:val="ac"/>
             <w:noProof/>
           </w:rPr>
-          <w:t>7 Список использованн</w:t>
-        </w:r>
-        <w:r>
-          <w:rPr>
-            <w:rStyle w:val="ac"/>
-            <w:noProof/>
-          </w:rPr>
-          <w:t>ы</w:t>
-        </w:r>
-        <w:r>
-          <w:rPr>
-            <w:rStyle w:val="ac"/>
-            <w:noProof/>
-          </w:rPr>
-          <w:t>х</w:t>
-        </w:r>
-        <w:r>
-          <w:rPr>
-            <w:rStyle w:val="ac"/>
-            <w:noProof/>
-          </w:rPr>
-          <w:t xml:space="preserve"> источников</w:t>
+          <w:t>7 Список использованных источников</w:t>
         </w:r>
         <w:r>
           <w:rPr>
@@ -2001,7 +1877,7 @@
       <w:pPr>
         <w:pStyle w:val="1"/>
       </w:pPr>
-      <w:bookmarkStart w:id="1" w:name="_Toc221923033"/>
+      <w:bookmarkStart w:id="0" w:name="_Toc221923033"/>
       <w:r>
         <w:t xml:space="preserve">1 Задание на </w:t>
       </w:r>
@@ -2011,7 +1887,7 @@
       <w:r>
         <w:t xml:space="preserve"> работу</w:t>
       </w:r>
-      <w:bookmarkEnd w:id="1"/>
+      <w:bookmarkEnd w:id="0"/>
     </w:p>
     <w:p>
       <w:pPr>
@@ -2187,7 +2063,25 @@
           <w:sz w:val="24"/>
           <w:szCs w:val="24"/>
         </w:rPr>
-        <w:t>изучить методы криптоанализа моноалфавитных подстановочных шифров с использованием дополнительных источников</w:t>
+        <w:t xml:space="preserve">изучить методы криптоанализа </w:t>
+      </w:r>
+      <w:proofErr w:type="spellStart"/>
+      <w:r>
+        <w:rPr>
+          <w:rFonts w:ascii="Times New Roman" w:hAnsi="Times New Roman" w:cs="Times New Roman"/>
+          <w:sz w:val="24"/>
+          <w:szCs w:val="24"/>
+        </w:rPr>
+        <w:t>моноалфавитных</w:t>
+      </w:r>
+      <w:proofErr w:type="spellEnd"/>
+      <w:r>
+        <w:rPr>
+          <w:rFonts w:ascii="Times New Roman" w:hAnsi="Times New Roman" w:cs="Times New Roman"/>
+          <w:sz w:val="24"/>
+          <w:szCs w:val="24"/>
+        </w:rPr>
+        <w:t xml:space="preserve"> подстановочных шифров с использованием дополнительных источников</w:t>
       </w:r>
     </w:p>
     <w:p>
@@ -2546,7 +2440,7 @@
       <w:pPr>
         <w:pStyle w:val="1"/>
       </w:pPr>
-      <w:bookmarkStart w:id="2" w:name="_Toc221923034"/>
+      <w:bookmarkStart w:id="1" w:name="_Toc221923034"/>
       <w:r>
         <w:lastRenderedPageBreak/>
         <w:t>2 К</w:t>
@@ -2566,17 +2460,17 @@
       <w:r>
         <w:t xml:space="preserve"> часть</w:t>
       </w:r>
+      <w:bookmarkEnd w:id="1"/>
+    </w:p>
+    <w:p>
+      <w:pPr>
+        <w:pStyle w:val="2"/>
+      </w:pPr>
+      <w:bookmarkStart w:id="2" w:name="_Toc221923035"/>
+      <w:r>
+        <w:t>2.1 Описание шифров</w:t>
+      </w:r>
       <w:bookmarkEnd w:id="2"/>
-    </w:p>
-    <w:p>
-      <w:pPr>
-        <w:pStyle w:val="2"/>
-      </w:pPr>
-      <w:bookmarkStart w:id="3" w:name="_Toc221923035"/>
-      <w:r>
-        <w:t>2.1 Описание шифров</w:t>
-      </w:r>
-      <w:bookmarkEnd w:id="3"/>
     </w:p>
     <w:p>
       <w:pPr>
@@ -2808,7 +2702,25 @@
           <w:sz w:val="24"/>
           <w:szCs w:val="24"/>
         </w:rPr>
-        <w:t xml:space="preserve"> различных подстановок, включая тождественную подстановку.</w:t>
+        <w:t xml:space="preserve"> различных подстановок, включая тождественную подстано</w:t>
+      </w:r>
+      <w:proofErr w:type="spellStart"/>
+      <w:r>
+        <w:rPr>
+          <w:rFonts w:ascii="Times New Roman" w:hAnsi="Times New Roman"/>
+          <w:sz w:val="24"/>
+          <w:szCs w:val="24"/>
+        </w:rPr>
+        <w:t>вку</w:t>
+      </w:r>
+      <w:proofErr w:type="spellEnd"/>
+      <w:r>
+        <w:rPr>
+          <w:rFonts w:ascii="Times New Roman" w:hAnsi="Times New Roman"/>
+          <w:sz w:val="24"/>
+          <w:szCs w:val="24"/>
+        </w:rPr>
+        <w:t>.</w:t>
       </w:r>
     </w:p>
     <w:p>
@@ -3724,7 +3636,25 @@
           <w:sz w:val="24"/>
           <w:szCs w:val="24"/>
         </w:rPr>
-        <w:t xml:space="preserve">, расшифрование шифртекста </w:t>
+        <w:t>, расшифрование ш</w:t>
+      </w:r>
+      <w:proofErr w:type="spellStart"/>
+      <w:r>
+        <w:rPr>
+          <w:rFonts w:ascii="Times New Roman" w:hAnsi="Times New Roman"/>
+          <w:sz w:val="24"/>
+          <w:szCs w:val="24"/>
+        </w:rPr>
+        <w:t>ифртекста</w:t>
+      </w:r>
+      <w:proofErr w:type="spellEnd"/>
+      <w:r>
+        <w:rPr>
+          <w:rFonts w:ascii="Times New Roman" w:hAnsi="Times New Roman"/>
+          <w:sz w:val="24"/>
+          <w:szCs w:val="24"/>
+        </w:rPr>
+        <w:t xml:space="preserve"> </w:t>
       </w:r>
       <m:oMath>
         <m:r>
@@ -4557,7 +4487,25 @@
           <w:sz w:val="24"/>
           <w:szCs w:val="24"/>
         </w:rPr>
-        <w:t xml:space="preserve">Открытый текст и шифртекст обозначим соответственно </w:t>
+        <w:t xml:space="preserve">Открытый текст и </w:t>
+      </w:r>
+      <w:proofErr w:type="spellStart"/>
+      <w:r>
+        <w:rPr>
+          <w:rFonts w:ascii="Times New Roman" w:hAnsi="Times New Roman"/>
+          <w:sz w:val="24"/>
+          <w:szCs w:val="24"/>
+        </w:rPr>
+        <w:t>шифртекст</w:t>
+      </w:r>
+      <w:proofErr w:type="spellEnd"/>
+      <w:r>
+        <w:rPr>
+          <w:rFonts w:ascii="Times New Roman" w:hAnsi="Times New Roman"/>
+          <w:sz w:val="24"/>
+          <w:szCs w:val="24"/>
+        </w:rPr>
+        <w:t xml:space="preserve"> обозначим соответственно </w:t>
       </w:r>
       <m:oMath>
         <m:r>
@@ -5984,11 +5932,11 @@
       <w:pPr>
         <w:pStyle w:val="2"/>
       </w:pPr>
-      <w:bookmarkStart w:id="4" w:name="_Toc221923036"/>
+      <w:bookmarkStart w:id="3" w:name="_Toc221923036"/>
       <w:r>
         <w:t>2.2 Методы криптоанализа шифров</w:t>
       </w:r>
-      <w:bookmarkEnd w:id="4"/>
+      <w:bookmarkEnd w:id="3"/>
     </w:p>
     <w:p>
       <w:pPr>
@@ -6128,7 +6076,27 @@
           <w:szCs w:val="24"/>
           <w:lang w:eastAsia="ru-RU"/>
         </w:rPr>
-        <w:t xml:space="preserve">, можно перебором определить коэффициент </w:t>
+        <w:t>, можно п</w:t>
+      </w:r>
+      <w:proofErr w:type="spellStart"/>
+      <w:r>
+        <w:rPr>
+          <w:rFonts w:ascii="Times New Roman" w:eastAsia="Times New Roman" w:hAnsi="Times New Roman" w:cs="Times New Roman"/>
+          <w:sz w:val="24"/>
+          <w:szCs w:val="24"/>
+          <w:lang w:eastAsia="ru-RU"/>
+        </w:rPr>
+        <w:t>еребором</w:t>
+      </w:r>
+      <w:proofErr w:type="spellEnd"/>
+      <w:r>
+        <w:rPr>
+          <w:rFonts w:ascii="Times New Roman" w:eastAsia="Times New Roman" w:hAnsi="Times New Roman" w:cs="Times New Roman"/>
+          <w:sz w:val="24"/>
+          <w:szCs w:val="24"/>
+          <w:lang w:eastAsia="ru-RU"/>
+        </w:rPr>
+        <w:t xml:space="preserve"> определить коэффициент </w:t>
       </w:r>
       <m:oMath>
         <m:r>
@@ -6286,7 +6254,7 @@
       <w:pPr>
         <w:pStyle w:val="1"/>
       </w:pPr>
-      <w:bookmarkStart w:id="5" w:name="_Toc221923037"/>
+      <w:bookmarkStart w:id="4" w:name="_Toc221923037"/>
       <w:r>
         <w:lastRenderedPageBreak/>
         <w:t>3</w:t>
@@ -6297,7 +6265,7 @@
       <w:r>
         <w:t>Примеры шифрования</w:t>
       </w:r>
-      <w:bookmarkEnd w:id="5"/>
+      <w:bookmarkEnd w:id="4"/>
     </w:p>
     <w:p>
       <w:pPr>
@@ -6490,15 +6458,33 @@
           <w:sz w:val="24"/>
           <w:szCs w:val="24"/>
         </w:rPr>
-        <w:t>ющий символ ключа, получим шифр</w:t>
-      </w:r>
-      <w:r>
-        <w:rPr>
-          <w:rFonts w:ascii="Times New Roman" w:hAnsi="Times New Roman" w:cs="Times New Roman"/>
-          <w:sz w:val="24"/>
-          <w:szCs w:val="24"/>
-        </w:rPr>
-        <w:t xml:space="preserve">текст: </w:t>
+        <w:t xml:space="preserve">ющий символ ключа, получим </w:t>
+      </w:r>
+      <w:proofErr w:type="spellStart"/>
+      <w:r>
+        <w:rPr>
+          <w:rFonts w:ascii="Times New Roman" w:hAnsi="Times New Roman" w:cs="Times New Roman"/>
+          <w:sz w:val="24"/>
+          <w:szCs w:val="24"/>
+        </w:rPr>
+        <w:t>шифр</w:t>
+      </w:r>
+      <w:r>
+        <w:rPr>
+          <w:rFonts w:ascii="Times New Roman" w:hAnsi="Times New Roman" w:cs="Times New Roman"/>
+          <w:sz w:val="24"/>
+          <w:szCs w:val="24"/>
+        </w:rPr>
+        <w:t>текст</w:t>
+      </w:r>
+      <w:proofErr w:type="spellEnd"/>
+      <w:r>
+        <w:rPr>
+          <w:rFonts w:ascii="Times New Roman" w:hAnsi="Times New Roman" w:cs="Times New Roman"/>
+          <w:sz w:val="24"/>
+          <w:szCs w:val="24"/>
+        </w:rPr>
+        <w:t xml:space="preserve">: </w:t>
       </w:r>
       <w:r>
         <w:rPr>
@@ -6508,6 +6494,7 @@
         </w:rPr>
         <w:t>“</w:t>
       </w:r>
+      <w:proofErr w:type="spellStart"/>
       <w:r>
         <w:rPr>
           <w:rFonts w:ascii="Times New Roman" w:hAnsi="Times New Roman" w:cs="Times New Roman"/>
@@ -6517,6 +6504,7 @@
         </w:rPr>
         <w:t>dqlztk</w:t>
       </w:r>
+      <w:proofErr w:type="spellEnd"/>
       <w:r>
         <w:rPr>
           <w:rFonts w:ascii="Times New Roman" w:hAnsi="Times New Roman" w:cs="Times New Roman"/>
@@ -6658,15 +6646,33 @@
           <w:sz w:val="24"/>
           <w:szCs w:val="24"/>
         </w:rPr>
-        <w:t>Для каждого символа нашего шифр</w:t>
-      </w:r>
-      <w:r>
-        <w:rPr>
-          <w:rFonts w:ascii="Times New Roman" w:hAnsi="Times New Roman" w:cs="Times New Roman"/>
-          <w:sz w:val="24"/>
-          <w:szCs w:val="24"/>
-        </w:rPr>
-        <w:t xml:space="preserve">текста подставим соответствующий символ алфавита, получим исходный текст: </w:t>
+        <w:t xml:space="preserve">Для каждого символа нашего </w:t>
+      </w:r>
+      <w:proofErr w:type="spellStart"/>
+      <w:r>
+        <w:rPr>
+          <w:rFonts w:ascii="Times New Roman" w:hAnsi="Times New Roman" w:cs="Times New Roman"/>
+          <w:sz w:val="24"/>
+          <w:szCs w:val="24"/>
+        </w:rPr>
+        <w:t>шифр</w:t>
+      </w:r>
+      <w:r>
+        <w:rPr>
+          <w:rFonts w:ascii="Times New Roman" w:hAnsi="Times New Roman" w:cs="Times New Roman"/>
+          <w:sz w:val="24"/>
+          <w:szCs w:val="24"/>
+        </w:rPr>
+        <w:t>текста</w:t>
+      </w:r>
+      <w:proofErr w:type="spellEnd"/>
+      <w:r>
+        <w:rPr>
+          <w:rFonts w:ascii="Times New Roman" w:hAnsi="Times New Roman" w:cs="Times New Roman"/>
+          <w:sz w:val="24"/>
+          <w:szCs w:val="24"/>
+        </w:rPr>
+        <w:t xml:space="preserve"> подставим соответствующий символ алфавита, получим исходный текст: </w:t>
       </w:r>
       <w:r>
         <w:rPr>
@@ -7617,15 +7623,33 @@
           <w:sz w:val="24"/>
           <w:szCs w:val="24"/>
         </w:rPr>
-        <w:t>Таким образом наш шифр</w:t>
-      </w:r>
-      <w:r>
-        <w:rPr>
-          <w:rFonts w:ascii="Times New Roman" w:hAnsi="Times New Roman" w:cs="Times New Roman"/>
-          <w:sz w:val="24"/>
-          <w:szCs w:val="24"/>
-        </w:rPr>
-        <w:t xml:space="preserve">текст – </w:t>
+        <w:t xml:space="preserve">Таким образом наш </w:t>
+      </w:r>
+      <w:proofErr w:type="spellStart"/>
+      <w:r>
+        <w:rPr>
+          <w:rFonts w:ascii="Times New Roman" w:hAnsi="Times New Roman" w:cs="Times New Roman"/>
+          <w:sz w:val="24"/>
+          <w:szCs w:val="24"/>
+        </w:rPr>
+        <w:t>шифр</w:t>
+      </w:r>
+      <w:r>
+        <w:rPr>
+          <w:rFonts w:ascii="Times New Roman" w:hAnsi="Times New Roman" w:cs="Times New Roman"/>
+          <w:sz w:val="24"/>
+          <w:szCs w:val="24"/>
+        </w:rPr>
+        <w:t>текст</w:t>
+      </w:r>
+      <w:proofErr w:type="spellEnd"/>
+      <w:r>
+        <w:rPr>
+          <w:rFonts w:ascii="Times New Roman" w:hAnsi="Times New Roman" w:cs="Times New Roman"/>
+          <w:sz w:val="24"/>
+          <w:szCs w:val="24"/>
+        </w:rPr>
+        <w:t xml:space="preserve"> – </w:t>
       </w:r>
       <w:r>
         <w:rPr>
@@ -7635,6 +7659,7 @@
         </w:rPr>
         <w:t>“</w:t>
       </w:r>
+      <w:proofErr w:type="spellStart"/>
       <w:r>
         <w:rPr>
           <w:rFonts w:ascii="Times New Roman" w:hAnsi="Times New Roman" w:cs="Times New Roman"/>
@@ -7644,6 +7669,7 @@
         </w:rPr>
         <w:t>kqpuj</w:t>
       </w:r>
+      <w:proofErr w:type="spellEnd"/>
       <w:r>
         <w:rPr>
           <w:rFonts w:ascii="Times New Roman" w:hAnsi="Times New Roman" w:cs="Times New Roman"/>
@@ -8357,6 +8383,7 @@
         </w:rPr>
         <w:t>“</w:t>
       </w:r>
+      <w:proofErr w:type="spellStart"/>
       <w:r>
         <w:rPr>
           <w:rFonts w:ascii="Times New Roman" w:hAnsi="Times New Roman" w:cs="Times New Roman"/>
@@ -8365,6 +8392,7 @@
         </w:rPr>
         <w:t>practice</w:t>
       </w:r>
+      <w:proofErr w:type="spellEnd"/>
       <w:r>
         <w:rPr>
           <w:rFonts w:ascii="Times New Roman" w:hAnsi="Times New Roman" w:cs="Times New Roman"/>
@@ -10525,15 +10553,16 @@
           <w:sz w:val="24"/>
           <w:szCs w:val="24"/>
         </w:rPr>
-        <w:t>Таким образом, наш шифр</w:t>
-      </w:r>
+        <w:t xml:space="preserve">Таким образом, наш </w:t>
+      </w:r>
+      <w:proofErr w:type="spellStart"/>
       <w:r>
         <w:rPr>
           <w:rFonts w:ascii="Times New Roman" w:eastAsiaTheme="minorEastAsia" w:hAnsi="Times New Roman" w:cs="Times New Roman"/>
           <w:sz w:val="24"/>
           <w:szCs w:val="24"/>
         </w:rPr>
-        <w:t xml:space="preserve">текст – </w:t>
+        <w:t>шифр</w:t>
       </w:r>
       <w:r>
         <w:rPr>
@@ -10541,8 +10570,26 @@
           <w:sz w:val="24"/>
           <w:szCs w:val="24"/>
         </w:rPr>
+        <w:t>текст</w:t>
+      </w:r>
+      <w:proofErr w:type="spellEnd"/>
+      <w:r>
+        <w:rPr>
+          <w:rFonts w:ascii="Times New Roman" w:eastAsiaTheme="minorEastAsia" w:hAnsi="Times New Roman" w:cs="Times New Roman"/>
+          <w:sz w:val="24"/>
+          <w:szCs w:val="24"/>
+        </w:rPr>
+        <w:t xml:space="preserve"> – </w:t>
+      </w:r>
+      <w:r>
+        <w:rPr>
+          <w:rFonts w:ascii="Times New Roman" w:eastAsiaTheme="minorEastAsia" w:hAnsi="Times New Roman" w:cs="Times New Roman"/>
+          <w:sz w:val="24"/>
+          <w:szCs w:val="24"/>
+        </w:rPr>
         <w:t>“</w:t>
       </w:r>
+      <w:proofErr w:type="spellStart"/>
       <w:r>
         <w:rPr>
           <w:rFonts w:ascii="Times New Roman" w:eastAsiaTheme="minorEastAsia" w:hAnsi="Times New Roman" w:cs="Times New Roman"/>
@@ -10552,6 +10599,7 @@
         </w:rPr>
         <w:t>ymkjccfz</w:t>
       </w:r>
+      <w:proofErr w:type="spellEnd"/>
       <w:r>
         <w:rPr>
           <w:rFonts w:ascii="Times New Roman" w:eastAsiaTheme="minorEastAsia" w:hAnsi="Times New Roman" w:cs="Times New Roman"/>
@@ -12627,12 +12675,12 @@
       <w:pPr>
         <w:pStyle w:val="1"/>
       </w:pPr>
-      <w:bookmarkStart w:id="6" w:name="_Toc221923038"/>
+      <w:bookmarkStart w:id="5" w:name="_Toc221923038"/>
       <w:r>
         <w:lastRenderedPageBreak/>
         <w:t>4 Программная реализация шифров</w:t>
       </w:r>
-      <w:bookmarkEnd w:id="6"/>
+      <w:bookmarkEnd w:id="5"/>
     </w:p>
     <w:p>
       <w:pPr>
@@ -13422,6 +13470,7 @@
         </w:rPr>
         <w:t>“</w:t>
       </w:r>
+      <w:proofErr w:type="spellStart"/>
       <w:r>
         <w:rPr>
           <w:rFonts w:ascii="Times New Roman" w:hAnsi="Times New Roman" w:cs="Times New Roman"/>
@@ -13431,6 +13480,7 @@
         </w:rPr>
         <w:t>dqlztk</w:t>
       </w:r>
+      <w:proofErr w:type="spellEnd"/>
       <w:r>
         <w:rPr>
           <w:rFonts w:ascii="Times New Roman" w:hAnsi="Times New Roman" w:cs="Times New Roman"/>
@@ -13705,6 +13755,7 @@
         </w:rPr>
         <w:t>“</w:t>
       </w:r>
+      <w:proofErr w:type="spellStart"/>
       <w:r>
         <w:rPr>
           <w:rFonts w:ascii="Times New Roman" w:hAnsi="Times New Roman" w:cs="Times New Roman"/>
@@ -13714,6 +13765,7 @@
         </w:rPr>
         <w:t>kqpuj</w:t>
       </w:r>
+      <w:proofErr w:type="spellEnd"/>
       <w:r>
         <w:rPr>
           <w:rFonts w:ascii="Times New Roman" w:hAnsi="Times New Roman" w:cs="Times New Roman"/>
@@ -13791,6 +13843,83 @@
         </w:rPr>
         <w:t>.</w:t>
       </w:r>
+    </w:p>
+    <w:p>
+      <w:pPr>
+        <w:autoSpaceDE w:val="0"/>
+        <w:autoSpaceDN w:val="0"/>
+        <w:adjustRightInd w:val="0"/>
+        <w:spacing w:after="0" w:line="360" w:lineRule="auto"/>
+        <w:ind w:firstLine="709"/>
+        <w:jc w:val="both"/>
+        <w:rPr>
+          <w:rFonts w:ascii="Times New Roman" w:hAnsi="Times New Roman" w:cs="Times New Roman"/>
+          <w:sz w:val="24"/>
+          <w:szCs w:val="24"/>
+          <w:lang w:eastAsia="ja-JP"/>
+        </w:rPr>
+      </w:pPr>
+      <w:r>
+        <w:rPr>
+          <w:rFonts w:ascii="Times New Roman" w:hAnsi="Times New Roman" w:cs="Times New Roman"/>
+          <w:sz w:val="24"/>
+          <w:szCs w:val="24"/>
+          <w:lang w:eastAsia="ja-JP"/>
+        </w:rPr>
+        <w:t xml:space="preserve">Реализации программ, представлены в репозитории на платформе </w:t>
+      </w:r>
+      <w:proofErr w:type="spellStart"/>
+      <w:r>
+        <w:rPr>
+          <w:rFonts w:ascii="Times New Roman" w:hAnsi="Times New Roman" w:cs="Times New Roman"/>
+          <w:sz w:val="24"/>
+          <w:szCs w:val="24"/>
+          <w:lang w:val="en-US" w:eastAsia="ja-JP"/>
+        </w:rPr>
+        <w:t>Github</w:t>
+      </w:r>
+      <w:proofErr w:type="spellEnd"/>
+      <w:r>
+        <w:rPr>
+          <w:rFonts w:ascii="Times New Roman" w:hAnsi="Times New Roman" w:cs="Times New Roman"/>
+          <w:sz w:val="24"/>
+          <w:szCs w:val="24"/>
+          <w:lang w:eastAsia="ja-JP"/>
+        </w:rPr>
+        <w:t xml:space="preserve">: </w:t>
+      </w:r>
+      <w:hyperlink r:id="rId12" w:history="1">
+        <w:r>
+          <w:rPr>
+            <w:rStyle w:val="ac"/>
+            <w:rFonts w:ascii="Times New Roman" w:hAnsi="Times New Roman" w:cs="Times New Roman"/>
+            <w:sz w:val="24"/>
+            <w:szCs w:val="24"/>
+            <w:lang w:eastAsia="ja-JP"/>
+          </w:rPr>
+          <w:t>https://github.com/num</w:t>
+        </w:r>
+        <w:r>
+          <w:rPr>
+            <w:rStyle w:val="ac"/>
+            <w:rFonts w:ascii="Times New Roman" w:hAnsi="Times New Roman" w:cs="Times New Roman"/>
+            <w:sz w:val="24"/>
+            <w:szCs w:val="24"/>
+            <w:lang w:eastAsia="ja-JP"/>
+          </w:rPr>
+          <w:t>m</w:t>
+        </w:r>
+        <w:r>
+          <w:rPr>
+            <w:rStyle w:val="ac"/>
+            <w:rFonts w:ascii="Times New Roman" w:hAnsi="Times New Roman" w:cs="Times New Roman"/>
+            <w:sz w:val="24"/>
+            <w:szCs w:val="24"/>
+            <w:lang w:eastAsia="ja-JP"/>
+          </w:rPr>
+          <w:t>ary/prak1</w:t>
+        </w:r>
+      </w:hyperlink>
     </w:p>
     <w:p>
       <w:pPr>
@@ -13822,124 +13951,6 @@
             <wp:extent cx="4124901" cy="2010056"/>
             <wp:effectExtent l="0" t="0" r="0" b="9525"/>
             <wp:docPr id="7" name="Рисунок 7"/>
-            <wp:cNvGraphicFramePr>
-              <a:graphicFrameLocks xmlns:a="http://schemas.openxmlformats.org/drawingml/2006/main" noChangeAspect="1"/>
-            </wp:cNvGraphicFramePr>
-            <a:graphic xmlns:a="http://schemas.openxmlformats.org/drawingml/2006/main">
-              <a:graphicData uri="http://schemas.openxmlformats.org/drawingml/2006/picture">
-                <pic:pic xmlns:pic="http://schemas.openxmlformats.org/drawingml/2006/picture">
-                  <pic:nvPicPr>
-                    <pic:cNvPr id="1" name=""/>
-                    <pic:cNvPicPr/>
-                  </pic:nvPicPr>
-                  <pic:blipFill>
-                    <a:blip r:embed="rId12"/>
-                    <a:stretch>
-                      <a:fillRect/>
-                    </a:stretch>
-                  </pic:blipFill>
-                  <pic:spPr>
-                    <a:xfrm>
-                      <a:off x="0" y="0"/>
-                      <a:ext cx="4124901" cy="2010056"/>
-                    </a:xfrm>
-                    <a:prstGeom prst="rect">
-                      <a:avLst/>
-                    </a:prstGeom>
-                  </pic:spPr>
-                </pic:pic>
-              </a:graphicData>
-            </a:graphic>
-          </wp:inline>
-        </w:drawing>
-      </w:r>
-    </w:p>
-    <w:p>
-      <w:pPr>
-        <w:pStyle w:val="a6"/>
-        <w:autoSpaceDE w:val="0"/>
-        <w:autoSpaceDN w:val="0"/>
-        <w:adjustRightInd w:val="0"/>
-        <w:spacing w:after="0" w:line="360" w:lineRule="auto"/>
-        <w:ind w:left="0"/>
-        <w:jc w:val="center"/>
-        <w:rPr>
-          <w:rFonts w:ascii="Times New Roman" w:hAnsi="Times New Roman" w:cs="Times New Roman"/>
-          <w:sz w:val="24"/>
-          <w:szCs w:val="24"/>
-        </w:rPr>
-      </w:pPr>
-      <w:r>
-        <w:rPr>
-          <w:rFonts w:ascii="Times New Roman" w:hAnsi="Times New Roman" w:cs="Times New Roman"/>
-          <w:sz w:val="24"/>
-          <w:szCs w:val="24"/>
-        </w:rPr>
-        <w:t xml:space="preserve">Рисунок 5 – Зашифрование слова </w:t>
-      </w:r>
-      <w:r>
-        <w:rPr>
-          <w:rFonts w:ascii="Times New Roman" w:hAnsi="Times New Roman" w:cs="Times New Roman"/>
-          <w:sz w:val="24"/>
-          <w:szCs w:val="24"/>
-        </w:rPr>
-        <w:t>“</w:t>
-      </w:r>
-      <w:r>
-        <w:rPr>
-          <w:rFonts w:ascii="Times New Roman" w:hAnsi="Times New Roman" w:cs="Times New Roman"/>
-          <w:sz w:val="24"/>
-          <w:szCs w:val="24"/>
-          <w:lang w:val="en-US"/>
-        </w:rPr>
-        <w:t>practice</w:t>
-      </w:r>
-      <w:r>
-        <w:rPr>
-          <w:rFonts w:ascii="Times New Roman" w:hAnsi="Times New Roman" w:cs="Times New Roman"/>
-          <w:sz w:val="24"/>
-          <w:szCs w:val="24"/>
-        </w:rPr>
-        <w:t>”</w:t>
-      </w:r>
-      <w:r>
-        <w:rPr>
-          <w:rFonts w:ascii="Times New Roman" w:hAnsi="Times New Roman" w:cs="Times New Roman"/>
-          <w:sz w:val="24"/>
-          <w:szCs w:val="24"/>
-        </w:rPr>
-        <w:t xml:space="preserve"> аффинным рекуррентным шифром.</w:t>
-      </w:r>
-    </w:p>
-    <w:p>
-      <w:pPr>
-        <w:pStyle w:val="a6"/>
-        <w:autoSpaceDE w:val="0"/>
-        <w:autoSpaceDN w:val="0"/>
-        <w:adjustRightInd w:val="0"/>
-        <w:spacing w:after="0" w:line="360" w:lineRule="auto"/>
-        <w:ind w:left="0"/>
-        <w:jc w:val="center"/>
-        <w:rPr>
-          <w:rFonts w:ascii="Times New Roman" w:hAnsi="Times New Roman" w:cs="Times New Roman"/>
-          <w:sz w:val="24"/>
-          <w:szCs w:val="24"/>
-          <w:lang w:val="en-US"/>
-        </w:rPr>
-      </w:pPr>
-      <w:r>
-        <w:rPr>
-          <w:rFonts w:ascii="Times New Roman" w:hAnsi="Times New Roman" w:cs="Times New Roman"/>
-          <w:noProof/>
-          <w:sz w:val="24"/>
-          <w:szCs w:val="24"/>
-          <w:lang w:eastAsia="ru-RU"/>
-        </w:rPr>
-        <w:drawing>
-          <wp:inline distT="0" distB="0" distL="0" distR="0" wp14:anchorId="6E0745B9" wp14:editId="280AB967">
-            <wp:extent cx="4058216" cy="2010056"/>
-            <wp:effectExtent l="0" t="0" r="0" b="9525"/>
-            <wp:docPr id="8" name="Рисунок 8"/>
             <wp:cNvGraphicFramePr>
               <a:graphicFrameLocks xmlns:a="http://schemas.openxmlformats.org/drawingml/2006/main" noChangeAspect="1"/>
             </wp:cNvGraphicFramePr>
@@ -13959,7 +13970,7 @@
                   <pic:spPr>
                     <a:xfrm>
                       <a:off x="0" y="0"/>
-                      <a:ext cx="4058216" cy="2010056"/>
+                      <a:ext cx="4124901" cy="2010056"/>
                     </a:xfrm>
                     <a:prstGeom prst="rect">
                       <a:avLst/>
@@ -13993,7 +14004,7 @@
           <w:sz w:val="24"/>
           <w:szCs w:val="24"/>
         </w:rPr>
-        <w:t xml:space="preserve">Рисунок 6 – Расшифрование слова </w:t>
+        <w:t xml:space="preserve">Рисунок 5 – Зашифрование слова </w:t>
       </w:r>
       <w:r>
         <w:rPr>
@@ -14010,149 +14021,39 @@
           <w:szCs w:val="24"/>
           <w:lang w:val="en-US"/>
         </w:rPr>
-        <w:t>ymkjccfz</w:t>
-      </w:r>
-      <w:r>
-        <w:rPr>
-          <w:rFonts w:ascii="Times New Roman" w:hAnsi="Times New Roman" w:cs="Times New Roman"/>
-          <w:sz w:val="24"/>
-          <w:szCs w:val="24"/>
-        </w:rPr>
-        <w:t xml:space="preserve">” </w:t>
-      </w:r>
-      <w:r>
-        <w:rPr>
-          <w:rFonts w:ascii="Times New Roman" w:hAnsi="Times New Roman" w:cs="Times New Roman"/>
-          <w:sz w:val="24"/>
-          <w:szCs w:val="24"/>
-        </w:rPr>
-        <w:t>аффинным рекуррентным шифром.</w:t>
-      </w:r>
-    </w:p>
-    <w:p>
-      <w:pPr>
+        <w:t>practice</w:t>
+      </w:r>
+      <w:r>
+        <w:rPr>
+          <w:rFonts w:ascii="Times New Roman" w:hAnsi="Times New Roman" w:cs="Times New Roman"/>
+          <w:sz w:val="24"/>
+          <w:szCs w:val="24"/>
+        </w:rPr>
+        <w:t>”</w:t>
+      </w:r>
+      <w:r>
+        <w:rPr>
+          <w:rFonts w:ascii="Times New Roman" w:hAnsi="Times New Roman" w:cs="Times New Roman"/>
+          <w:sz w:val="24"/>
+          <w:szCs w:val="24"/>
+        </w:rPr>
+        <w:t xml:space="preserve"> аффинным рекуррентным шифром.</w:t>
+      </w:r>
+    </w:p>
+    <w:p>
+      <w:pPr>
+        <w:pStyle w:val="a6"/>
         <w:autoSpaceDE w:val="0"/>
         <w:autoSpaceDN w:val="0"/>
         <w:adjustRightInd w:val="0"/>
         <w:spacing w:after="0" w:line="360" w:lineRule="auto"/>
-        <w:ind w:firstLine="709"/>
-        <w:jc w:val="both"/>
-        <w:rPr>
-          <w:rFonts w:ascii="Times New Roman" w:hAnsi="Times New Roman" w:cs="Times New Roman"/>
-          <w:sz w:val="24"/>
-          <w:szCs w:val="24"/>
-        </w:rPr>
-      </w:pPr>
-    </w:p>
-    <w:p>
-      <w:pPr>
-        <w:rPr>
-          <w:rFonts w:ascii="Times New Roman" w:hAnsi="Times New Roman" w:cs="Times New Roman"/>
-          <w:sz w:val="24"/>
-          <w:szCs w:val="24"/>
-        </w:rPr>
-      </w:pPr>
-      <w:r>
-        <w:rPr>
-          <w:rFonts w:ascii="Times New Roman" w:hAnsi="Times New Roman" w:cs="Times New Roman"/>
-          <w:sz w:val="24"/>
-          <w:szCs w:val="24"/>
-        </w:rPr>
-        <w:br w:type="page"/>
-      </w:r>
-    </w:p>
-    <w:p>
-      <w:pPr>
-        <w:pStyle w:val="1"/>
-      </w:pPr>
-      <w:bookmarkStart w:id="7" w:name="_Toc221923039"/>
-      <w:r>
-        <w:lastRenderedPageBreak/>
-        <w:t>5 Примеры криптоанализа</w:t>
-      </w:r>
-      <w:bookmarkEnd w:id="7"/>
-    </w:p>
-    <w:p>
-      <w:pPr>
-        <w:autoSpaceDE w:val="0"/>
-        <w:autoSpaceDN w:val="0"/>
-        <w:adjustRightInd w:val="0"/>
-        <w:spacing w:after="0" w:line="360" w:lineRule="auto"/>
-        <w:ind w:firstLine="709"/>
-        <w:jc w:val="both"/>
-        <w:rPr>
-          <w:rFonts w:ascii="Times New Roman" w:hAnsi="Times New Roman" w:cs="Times New Roman"/>
-          <w:sz w:val="24"/>
-        </w:rPr>
-      </w:pPr>
-      <w:r>
-        <w:rPr>
-          <w:rFonts w:ascii="Times New Roman" w:hAnsi="Times New Roman" w:cs="Times New Roman"/>
-          <w:sz w:val="24"/>
-        </w:rPr>
-        <w:t>Моноалфавитные подстановки обладают важным свойством: они не нарушают частот появления символов, характерных для данного языка. Это позволяет криптоаналитику легко получить открытый текст при помощи частотного анализа. Для этого нужно сопоставить частоты появления символов шифра с вероятностями появле</w:t>
-      </w:r>
-      <w:r>
-        <w:rPr>
-          <w:rFonts w:ascii="Times New Roman" w:hAnsi="Times New Roman" w:cs="Times New Roman"/>
-          <w:sz w:val="24"/>
-        </w:rPr>
-        <w:t>ния букв используемого алфавита.</w:t>
-      </w:r>
-      <w:r>
-        <w:rPr>
-          <w:rFonts w:ascii="Times New Roman" w:hAnsi="Times New Roman" w:cs="Times New Roman"/>
-          <w:sz w:val="24"/>
-        </w:rPr>
-        <w:t xml:space="preserve"> [1]</w:t>
-      </w:r>
-    </w:p>
-    <w:p>
-      <w:pPr>
-        <w:autoSpaceDE w:val="0"/>
-        <w:autoSpaceDN w:val="0"/>
-        <w:adjustRightInd w:val="0"/>
-        <w:spacing w:after="0" w:line="360" w:lineRule="auto"/>
-        <w:ind w:firstLine="709"/>
-        <w:jc w:val="both"/>
-        <w:rPr>
-          <w:rFonts w:ascii="Times New Roman" w:hAnsi="Times New Roman" w:cs="Times New Roman"/>
-          <w:sz w:val="24"/>
-        </w:rPr>
-      </w:pPr>
-      <w:r>
-        <w:rPr>
-          <w:rFonts w:ascii="Times New Roman" w:hAnsi="Times New Roman" w:cs="Times New Roman"/>
-          <w:sz w:val="24"/>
-        </w:rPr>
-        <w:t xml:space="preserve">Расшифруем </w:t>
-      </w:r>
-      <w:r>
-        <w:rPr>
-          <w:rFonts w:ascii="Times New Roman" w:hAnsi="Times New Roman" w:cs="Times New Roman"/>
-          <w:sz w:val="24"/>
-        </w:rPr>
-        <w:t>следующий шифр</w:t>
-      </w:r>
-      <w:r>
-        <w:rPr>
-          <w:rFonts w:ascii="Times New Roman" w:hAnsi="Times New Roman" w:cs="Times New Roman"/>
-          <w:sz w:val="24"/>
-        </w:rPr>
-        <w:t>текст используя частотный криптоанализ.</w:t>
-      </w:r>
-    </w:p>
-    <w:p>
-      <w:pPr>
-        <w:autoSpaceDE w:val="0"/>
-        <w:autoSpaceDN w:val="0"/>
-        <w:adjustRightInd w:val="0"/>
-        <w:spacing w:after="0" w:line="360" w:lineRule="auto"/>
-        <w:ind w:firstLine="709"/>
-        <w:jc w:val="both"/>
-        <w:rPr>
-          <w:rFonts w:ascii="Times New Roman" w:hAnsi="Times New Roman" w:cs="Times New Roman"/>
-          <w:sz w:val="24"/>
+        <w:ind w:left="0"/>
+        <w:jc w:val="center"/>
+        <w:rPr>
+          <w:rFonts w:ascii="Times New Roman" w:hAnsi="Times New Roman" w:cs="Times New Roman"/>
+          <w:sz w:val="24"/>
+          <w:szCs w:val="24"/>
+          <w:lang w:val="en-US"/>
         </w:rPr>
       </w:pPr>
       <w:r>
@@ -14160,13 +14061,14 @@
           <w:rFonts w:ascii="Times New Roman" w:hAnsi="Times New Roman" w:cs="Times New Roman"/>
           <w:noProof/>
           <w:sz w:val="24"/>
+          <w:szCs w:val="24"/>
           <w:lang w:eastAsia="ru-RU"/>
         </w:rPr>
         <w:drawing>
-          <wp:inline distT="0" distB="0" distL="0" distR="0" wp14:anchorId="7BFEE669" wp14:editId="5BE97D86">
-            <wp:extent cx="5311775" cy="675115"/>
-            <wp:effectExtent l="0" t="0" r="0" b="0"/>
-            <wp:docPr id="9" name="Рисунок 9"/>
+          <wp:inline distT="0" distB="0" distL="0" distR="0" wp14:anchorId="6E0745B9" wp14:editId="280AB967">
+            <wp:extent cx="4058216" cy="2010056"/>
+            <wp:effectExtent l="0" t="0" r="0" b="9525"/>
+            <wp:docPr id="8" name="Рисунок 8"/>
             <wp:cNvGraphicFramePr>
               <a:graphicFrameLocks xmlns:a="http://schemas.openxmlformats.org/drawingml/2006/main" noChangeAspect="1"/>
             </wp:cNvGraphicFramePr>
@@ -14186,6 +14088,276 @@
                   <pic:spPr>
                     <a:xfrm>
                       <a:off x="0" y="0"/>
+                      <a:ext cx="4058216" cy="2010056"/>
+                    </a:xfrm>
+                    <a:prstGeom prst="rect">
+                      <a:avLst/>
+                    </a:prstGeom>
+                  </pic:spPr>
+                </pic:pic>
+              </a:graphicData>
+            </a:graphic>
+          </wp:inline>
+        </w:drawing>
+      </w:r>
+    </w:p>
+    <w:p>
+      <w:pPr>
+        <w:pStyle w:val="a6"/>
+        <w:autoSpaceDE w:val="0"/>
+        <w:autoSpaceDN w:val="0"/>
+        <w:adjustRightInd w:val="0"/>
+        <w:spacing w:after="0" w:line="360" w:lineRule="auto"/>
+        <w:ind w:left="0"/>
+        <w:jc w:val="center"/>
+        <w:rPr>
+          <w:rFonts w:ascii="Times New Roman" w:hAnsi="Times New Roman" w:cs="Times New Roman"/>
+          <w:sz w:val="24"/>
+          <w:szCs w:val="24"/>
+        </w:rPr>
+      </w:pPr>
+      <w:r>
+        <w:rPr>
+          <w:rFonts w:ascii="Times New Roman" w:hAnsi="Times New Roman" w:cs="Times New Roman"/>
+          <w:sz w:val="24"/>
+          <w:szCs w:val="24"/>
+        </w:rPr>
+        <w:t xml:space="preserve">Рисунок 6 – Расшифрование слова </w:t>
+      </w:r>
+      <w:r>
+        <w:rPr>
+          <w:rFonts w:ascii="Times New Roman" w:hAnsi="Times New Roman" w:cs="Times New Roman"/>
+          <w:sz w:val="24"/>
+          <w:szCs w:val="24"/>
+        </w:rPr>
+        <w:t>“</w:t>
+      </w:r>
+      <w:proofErr w:type="spellStart"/>
+      <w:r>
+        <w:rPr>
+          <w:rFonts w:ascii="Times New Roman" w:hAnsi="Times New Roman" w:cs="Times New Roman"/>
+          <w:sz w:val="24"/>
+          <w:szCs w:val="24"/>
+          <w:lang w:val="en-US"/>
+        </w:rPr>
+        <w:t>ymkjccfz</w:t>
+      </w:r>
+      <w:proofErr w:type="spellEnd"/>
+      <w:r>
+        <w:rPr>
+          <w:rFonts w:ascii="Times New Roman" w:hAnsi="Times New Roman" w:cs="Times New Roman"/>
+          <w:sz w:val="24"/>
+          <w:szCs w:val="24"/>
+        </w:rPr>
+        <w:t xml:space="preserve">” </w:t>
+      </w:r>
+      <w:r>
+        <w:rPr>
+          <w:rFonts w:ascii="Times New Roman" w:hAnsi="Times New Roman" w:cs="Times New Roman"/>
+          <w:sz w:val="24"/>
+          <w:szCs w:val="24"/>
+        </w:rPr>
+        <w:t>аффинным рекуррентным шифром.</w:t>
+      </w:r>
+    </w:p>
+    <w:p>
+      <w:pPr>
+        <w:autoSpaceDE w:val="0"/>
+        <w:autoSpaceDN w:val="0"/>
+        <w:adjustRightInd w:val="0"/>
+        <w:spacing w:after="0" w:line="360" w:lineRule="auto"/>
+        <w:ind w:firstLine="709"/>
+        <w:jc w:val="both"/>
+        <w:rPr>
+          <w:rFonts w:ascii="Times New Roman" w:hAnsi="Times New Roman" w:cs="Times New Roman"/>
+          <w:sz w:val="24"/>
+          <w:szCs w:val="24"/>
+        </w:rPr>
+      </w:pPr>
+    </w:p>
+    <w:p>
+      <w:pPr>
+        <w:rPr>
+          <w:rFonts w:ascii="Times New Roman" w:hAnsi="Times New Roman" w:cs="Times New Roman"/>
+          <w:sz w:val="24"/>
+          <w:szCs w:val="24"/>
+        </w:rPr>
+      </w:pPr>
+      <w:r>
+        <w:rPr>
+          <w:rFonts w:ascii="Times New Roman" w:hAnsi="Times New Roman" w:cs="Times New Roman"/>
+          <w:sz w:val="24"/>
+          <w:szCs w:val="24"/>
+        </w:rPr>
+        <w:br w:type="page"/>
+      </w:r>
+    </w:p>
+    <w:p>
+      <w:pPr>
+        <w:pStyle w:val="1"/>
+      </w:pPr>
+      <w:bookmarkStart w:id="6" w:name="_Toc221923039"/>
+      <w:r>
+        <w:lastRenderedPageBreak/>
+        <w:t>5 Примеры криптоанализа</w:t>
+      </w:r>
+      <w:bookmarkEnd w:id="6"/>
+    </w:p>
+    <w:p>
+      <w:pPr>
+        <w:autoSpaceDE w:val="0"/>
+        <w:autoSpaceDN w:val="0"/>
+        <w:adjustRightInd w:val="0"/>
+        <w:spacing w:after="0" w:line="360" w:lineRule="auto"/>
+        <w:ind w:firstLine="709"/>
+        <w:jc w:val="both"/>
+        <w:rPr>
+          <w:rFonts w:ascii="Times New Roman" w:hAnsi="Times New Roman" w:cs="Times New Roman"/>
+          <w:sz w:val="24"/>
+        </w:rPr>
+      </w:pPr>
+      <w:proofErr w:type="spellStart"/>
+      <w:r>
+        <w:rPr>
+          <w:rFonts w:ascii="Times New Roman" w:hAnsi="Times New Roman" w:cs="Times New Roman"/>
+          <w:sz w:val="24"/>
+        </w:rPr>
+        <w:t>Моноалфавитные</w:t>
+      </w:r>
+      <w:proofErr w:type="spellEnd"/>
+      <w:r>
+        <w:rPr>
+          <w:rFonts w:ascii="Times New Roman" w:hAnsi="Times New Roman" w:cs="Times New Roman"/>
+          <w:sz w:val="24"/>
+        </w:rPr>
+        <w:t xml:space="preserve"> подстановки обладают важным свойством: они не нарушают частот появления символов, характерных для данного языка. Это позволяет </w:t>
+      </w:r>
+      <w:proofErr w:type="spellStart"/>
+      <w:r>
+        <w:rPr>
+          <w:rFonts w:ascii="Times New Roman" w:hAnsi="Times New Roman" w:cs="Times New Roman"/>
+          <w:sz w:val="24"/>
+        </w:rPr>
+        <w:t>криптоаналитику</w:t>
+      </w:r>
+      <w:proofErr w:type="spellEnd"/>
+      <w:r>
+        <w:rPr>
+          <w:rFonts w:ascii="Times New Roman" w:hAnsi="Times New Roman" w:cs="Times New Roman"/>
+          <w:sz w:val="24"/>
+        </w:rPr>
+        <w:t xml:space="preserve"> легко получить открытый текст при помощи частотного анализа. Для этого нужно сопоставить частоты появления символов шифра с вероятностями появле</w:t>
+      </w:r>
+      <w:r>
+        <w:rPr>
+          <w:rFonts w:ascii="Times New Roman" w:hAnsi="Times New Roman" w:cs="Times New Roman"/>
+          <w:sz w:val="24"/>
+        </w:rPr>
+        <w:t>ния букв используемого алфавита.</w:t>
+      </w:r>
+      <w:r>
+        <w:rPr>
+          <w:rFonts w:ascii="Times New Roman" w:hAnsi="Times New Roman" w:cs="Times New Roman"/>
+          <w:sz w:val="24"/>
+        </w:rPr>
+        <w:t xml:space="preserve"> [1]</w:t>
+      </w:r>
+    </w:p>
+    <w:p>
+      <w:pPr>
+        <w:autoSpaceDE w:val="0"/>
+        <w:autoSpaceDN w:val="0"/>
+        <w:adjustRightInd w:val="0"/>
+        <w:spacing w:after="0" w:line="360" w:lineRule="auto"/>
+        <w:ind w:firstLine="709"/>
+        <w:jc w:val="both"/>
+        <w:rPr>
+          <w:rFonts w:ascii="Times New Roman" w:hAnsi="Times New Roman" w:cs="Times New Roman"/>
+          <w:sz w:val="24"/>
+        </w:rPr>
+      </w:pPr>
+      <w:r>
+        <w:rPr>
+          <w:rFonts w:ascii="Times New Roman" w:hAnsi="Times New Roman" w:cs="Times New Roman"/>
+          <w:sz w:val="24"/>
+        </w:rPr>
+        <w:t xml:space="preserve">Расшифруем </w:t>
+      </w:r>
+      <w:r>
+        <w:rPr>
+          <w:rFonts w:ascii="Times New Roman" w:hAnsi="Times New Roman" w:cs="Times New Roman"/>
+          <w:sz w:val="24"/>
+        </w:rPr>
+        <w:t xml:space="preserve">следующий </w:t>
+      </w:r>
+      <w:proofErr w:type="spellStart"/>
+      <w:r>
+        <w:rPr>
+          <w:rFonts w:ascii="Times New Roman" w:hAnsi="Times New Roman" w:cs="Times New Roman"/>
+          <w:sz w:val="24"/>
+        </w:rPr>
+        <w:t>шифр</w:t>
+      </w:r>
+      <w:r>
+        <w:rPr>
+          <w:rFonts w:ascii="Times New Roman" w:hAnsi="Times New Roman" w:cs="Times New Roman"/>
+          <w:sz w:val="24"/>
+        </w:rPr>
+        <w:t>текст</w:t>
+      </w:r>
+      <w:proofErr w:type="spellEnd"/>
+      <w:r>
+        <w:rPr>
+          <w:rFonts w:ascii="Times New Roman" w:hAnsi="Times New Roman" w:cs="Times New Roman"/>
+          <w:sz w:val="24"/>
+        </w:rPr>
+        <w:t xml:space="preserve"> используя частотный криптоанализ.</w:t>
+      </w:r>
+    </w:p>
+    <w:p>
+      <w:pPr>
+        <w:autoSpaceDE w:val="0"/>
+        <w:autoSpaceDN w:val="0"/>
+        <w:adjustRightInd w:val="0"/>
+        <w:spacing w:after="0" w:line="360" w:lineRule="auto"/>
+        <w:ind w:firstLine="709"/>
+        <w:jc w:val="both"/>
+        <w:rPr>
+          <w:rFonts w:ascii="Times New Roman" w:hAnsi="Times New Roman" w:cs="Times New Roman"/>
+          <w:sz w:val="24"/>
+        </w:rPr>
+      </w:pPr>
+      <w:r>
+        <w:rPr>
+          <w:rFonts w:ascii="Times New Roman" w:hAnsi="Times New Roman" w:cs="Times New Roman"/>
+          <w:noProof/>
+          <w:sz w:val="24"/>
+          <w:lang w:eastAsia="ru-RU"/>
+        </w:rPr>
+        <w:drawing>
+          <wp:inline distT="0" distB="0" distL="0" distR="0" wp14:anchorId="7BFEE669" wp14:editId="5BE97D86">
+            <wp:extent cx="5311775" cy="675115"/>
+            <wp:effectExtent l="0" t="0" r="0" b="0"/>
+            <wp:docPr id="9" name="Рисунок 9"/>
+            <wp:cNvGraphicFramePr>
+              <a:graphicFrameLocks xmlns:a="http://schemas.openxmlformats.org/drawingml/2006/main" noChangeAspect="1"/>
+            </wp:cNvGraphicFramePr>
+            <a:graphic xmlns:a="http://schemas.openxmlformats.org/drawingml/2006/main">
+              <a:graphicData uri="http://schemas.openxmlformats.org/drawingml/2006/picture">
+                <pic:pic xmlns:pic="http://schemas.openxmlformats.org/drawingml/2006/picture">
+                  <pic:nvPicPr>
+                    <pic:cNvPr id="1" name=""/>
+                    <pic:cNvPicPr/>
+                  </pic:nvPicPr>
+                  <pic:blipFill>
+                    <a:blip r:embed="rId15"/>
+                    <a:stretch>
+                      <a:fillRect/>
+                    </a:stretch>
+                  </pic:blipFill>
+                  <pic:spPr>
+                    <a:xfrm>
+                      <a:off x="0" y="0"/>
                       <a:ext cx="5372486" cy="682831"/>
                     </a:xfrm>
                     <a:prstGeom prst="rect">
@@ -14210,15 +14382,22 @@
         <w:rPr>
           <w:rFonts w:ascii="Times New Roman" w:hAnsi="Times New Roman" w:cs="Times New Roman"/>
           <w:sz w:val="24"/>
-          <w:lang w:val="en-US"/>
-        </w:rPr>
-      </w:pPr>
-      <w:r>
-        <w:rPr>
-          <w:rFonts w:ascii="Times New Roman" w:hAnsi="Times New Roman" w:cs="Times New Roman"/>
-          <w:sz w:val="24"/>
-        </w:rPr>
-        <w:t>Рисунок 7 – Ш</w:t>
+        </w:rPr>
+      </w:pPr>
+      <w:r>
+        <w:rPr>
+          <w:rFonts w:ascii="Times New Roman" w:hAnsi="Times New Roman" w:cs="Times New Roman"/>
+          <w:sz w:val="24"/>
+        </w:rPr>
+        <w:t xml:space="preserve">Рисунок 7 – </w:t>
+      </w:r>
+      <w:proofErr w:type="spellStart"/>
+      <w:r>
+        <w:rPr>
+          <w:rFonts w:ascii="Times New Roman" w:hAnsi="Times New Roman" w:cs="Times New Roman"/>
+          <w:sz w:val="24"/>
+        </w:rPr>
+        <w:t>Ш</w:t>
       </w:r>
       <w:r>
         <w:rPr>
@@ -14234,11 +14413,11 @@
         </w:rPr>
         <w:t>текст</w:t>
       </w:r>
-      <w:r>
-        <w:rPr>
-          <w:rFonts w:ascii="Times New Roman" w:hAnsi="Times New Roman" w:cs="Times New Roman"/>
-          <w:sz w:val="24"/>
-          <w:lang w:val="en-US"/>
+      <w:proofErr w:type="spellEnd"/>
+      <w:r>
+        <w:rPr>
+          <w:rFonts w:ascii="Times New Roman" w:hAnsi="Times New Roman" w:cs="Times New Roman"/>
+          <w:sz w:val="24"/>
         </w:rPr>
         <w:t>.</w:t>
       </w:r>
@@ -14263,7 +14442,25 @@
           <w:sz w:val="24"/>
           <w:szCs w:val="24"/>
         </w:rPr>
-        <w:t>Построим таблицу частотности самых популярных символов данного шифртекста и сопоставим ее с таблицей частотности букв английского языка.</w:t>
+        <w:t xml:space="preserve">Построим таблицу частотности самых популярных символов данного </w:t>
+      </w:r>
+      <w:proofErr w:type="spellStart"/>
+      <w:r>
+        <w:rPr>
+          <w:rFonts w:ascii="Times New Roman" w:hAnsi="Times New Roman" w:cs="Times New Roman"/>
+          <w:sz w:val="24"/>
+          <w:szCs w:val="24"/>
+        </w:rPr>
+        <w:t>шифртекста</w:t>
+      </w:r>
+      <w:proofErr w:type="spellEnd"/>
+      <w:r>
+        <w:rPr>
+          <w:rFonts w:ascii="Times New Roman" w:hAnsi="Times New Roman" w:cs="Times New Roman"/>
+          <w:sz w:val="24"/>
+          <w:szCs w:val="24"/>
+        </w:rPr>
+        <w:t xml:space="preserve"> и сопоставим ее с таблицей частотности букв английского языка.</w:t>
       </w:r>
     </w:p>
     <w:tbl>
@@ -14322,6 +14519,7 @@
                 <w:sz w:val="24"/>
               </w:rPr>
             </w:pPr>
+            <w:proofErr w:type="spellStart"/>
             <w:r>
               <w:rPr>
                 <w:rFonts w:ascii="Times New Roman" w:hAnsi="Times New Roman" w:cs="Times New Roman"/>
@@ -14343,6 +14541,7 @@
               </w:rPr>
               <w:t>текст</w:t>
             </w:r>
+            <w:proofErr w:type="spellEnd"/>
           </w:p>
         </w:tc>
       </w:tr>
@@ -15458,6 +15657,7 @@
         </w:rPr>
         <w:t xml:space="preserve">Таблица 1 – Сравнение наиболее частотных символов англ. языка и </w:t>
       </w:r>
+      <w:proofErr w:type="spellStart"/>
       <w:r>
         <w:rPr>
           <w:rFonts w:ascii="Times New Roman" w:hAnsi="Times New Roman" w:cs="Times New Roman"/>
@@ -15472,6 +15672,7 @@
         </w:rPr>
         <w:t>текста</w:t>
       </w:r>
+      <w:proofErr w:type="spellEnd"/>
       <w:r>
         <w:rPr>
           <w:rFonts w:ascii="Times New Roman" w:hAnsi="Times New Roman" w:cs="Times New Roman"/>
@@ -15518,14 +15719,30 @@
           <w:rFonts w:ascii="Times New Roman" w:hAnsi="Times New Roman" w:cs="Times New Roman"/>
           <w:sz w:val="24"/>
         </w:rPr>
-        <w:t>делаем в шифр</w:t>
-      </w:r>
-      <w:r>
-        <w:rPr>
-          <w:rFonts w:ascii="Times New Roman" w:hAnsi="Times New Roman" w:cs="Times New Roman"/>
-          <w:sz w:val="24"/>
-        </w:rPr>
-        <w:t xml:space="preserve">тексте следующие замены: </w:t>
+        <w:t xml:space="preserve">делаем в </w:t>
+      </w:r>
+      <w:proofErr w:type="spellStart"/>
+      <w:r>
+        <w:rPr>
+          <w:rFonts w:ascii="Times New Roman" w:hAnsi="Times New Roman" w:cs="Times New Roman"/>
+          <w:sz w:val="24"/>
+        </w:rPr>
+        <w:t>шифр</w:t>
+      </w:r>
+      <w:r>
+        <w:rPr>
+          <w:rFonts w:ascii="Times New Roman" w:hAnsi="Times New Roman" w:cs="Times New Roman"/>
+          <w:sz w:val="24"/>
+        </w:rPr>
+        <w:t>тексте</w:t>
+      </w:r>
+      <w:proofErr w:type="spellEnd"/>
+      <w:r>
+        <w:rPr>
+          <w:rFonts w:ascii="Times New Roman" w:hAnsi="Times New Roman" w:cs="Times New Roman"/>
+          <w:sz w:val="24"/>
+        </w:rPr>
+        <w:t xml:space="preserve"> следующие замены: </w:t>
       </w:r>
       <w:r>
         <w:rPr>
@@ -15621,14 +15838,30 @@
           <w:rFonts w:ascii="Times New Roman" w:hAnsi="Times New Roman" w:cs="Times New Roman"/>
           <w:sz w:val="24"/>
         </w:rPr>
-        <w:t xml:space="preserve"> – ”</w:t>
-      </w:r>
-      <w:r>
-        <w:rPr>
-          <w:rFonts w:ascii="Times New Roman" w:hAnsi="Times New Roman" w:cs="Times New Roman"/>
-          <w:sz w:val="24"/>
-        </w:rPr>
-        <w:t>t”.</w:t>
+        <w:t xml:space="preserve"> </w:t>
+      </w:r>
+      <w:proofErr w:type="gramStart"/>
+      <w:r>
+        <w:rPr>
+          <w:rFonts w:ascii="Times New Roman" w:hAnsi="Times New Roman" w:cs="Times New Roman"/>
+          <w:sz w:val="24"/>
+        </w:rPr>
+        <w:t>– ”</w:t>
+      </w:r>
+      <w:r>
+        <w:rPr>
+          <w:rFonts w:ascii="Times New Roman" w:hAnsi="Times New Roman" w:cs="Times New Roman"/>
+          <w:sz w:val="24"/>
+        </w:rPr>
+        <w:t>t</w:t>
+      </w:r>
+      <w:proofErr w:type="gramEnd"/>
+      <w:r>
+        <w:rPr>
+          <w:rFonts w:ascii="Times New Roman" w:hAnsi="Times New Roman" w:cs="Times New Roman"/>
+          <w:sz w:val="24"/>
+        </w:rPr>
+        <w:t>”.</w:t>
       </w:r>
       <w:r>
         <w:rPr>
@@ -15692,282 +15925,6 @@
             <wp:extent cx="5554980" cy="616955"/>
             <wp:effectExtent l="0" t="0" r="0" b="0"/>
             <wp:docPr id="11" name="Рисунок 11"/>
-            <wp:cNvGraphicFramePr>
-              <a:graphicFrameLocks xmlns:a="http://schemas.openxmlformats.org/drawingml/2006/main" noChangeAspect="1"/>
-            </wp:cNvGraphicFramePr>
-            <a:graphic xmlns:a="http://schemas.openxmlformats.org/drawingml/2006/main">
-              <a:graphicData uri="http://schemas.openxmlformats.org/drawingml/2006/picture">
-                <pic:pic xmlns:pic="http://schemas.openxmlformats.org/drawingml/2006/picture">
-                  <pic:nvPicPr>
-                    <pic:cNvPr id="1" name=""/>
-                    <pic:cNvPicPr/>
-                  </pic:nvPicPr>
-                  <pic:blipFill>
-                    <a:blip r:embed="rId15"/>
-                    <a:stretch>
-                      <a:fillRect/>
-                    </a:stretch>
-                  </pic:blipFill>
-                  <pic:spPr>
-                    <a:xfrm>
-                      <a:off x="0" y="0"/>
-                      <a:ext cx="5593756" cy="621262"/>
-                    </a:xfrm>
-                    <a:prstGeom prst="rect">
-                      <a:avLst/>
-                    </a:prstGeom>
-                  </pic:spPr>
-                </pic:pic>
-              </a:graphicData>
-            </a:graphic>
-          </wp:inline>
-        </w:drawing>
-      </w:r>
-    </w:p>
-    <w:p>
-      <w:pPr>
-        <w:autoSpaceDE w:val="0"/>
-        <w:autoSpaceDN w:val="0"/>
-        <w:adjustRightInd w:val="0"/>
-        <w:spacing w:after="0" w:line="360" w:lineRule="auto"/>
-        <w:ind w:firstLine="709"/>
-        <w:jc w:val="center"/>
-        <w:rPr>
-          <w:rFonts w:ascii="Times New Roman" w:hAnsi="Times New Roman" w:cs="Times New Roman"/>
-          <w:sz w:val="24"/>
-          <w:lang w:val="en-US"/>
-        </w:rPr>
-      </w:pPr>
-      <w:r>
-        <w:rPr>
-          <w:rFonts w:ascii="Times New Roman" w:hAnsi="Times New Roman" w:cs="Times New Roman"/>
-          <w:sz w:val="24"/>
-        </w:rPr>
-        <w:t>Рисунок 8 – Первая замена</w:t>
-      </w:r>
-    </w:p>
-    <w:p>
-      <w:pPr>
-        <w:autoSpaceDE w:val="0"/>
-        <w:autoSpaceDN w:val="0"/>
-        <w:adjustRightInd w:val="0"/>
-        <w:spacing w:after="0" w:line="360" w:lineRule="auto"/>
-        <w:ind w:firstLine="709"/>
-        <w:rPr>
-          <w:rFonts w:ascii="Times New Roman" w:hAnsi="Times New Roman" w:cs="Times New Roman"/>
-          <w:sz w:val="24"/>
-          <w:lang w:val="en-US"/>
-        </w:rPr>
-      </w:pPr>
-      <w:r>
-        <w:rPr>
-          <w:rFonts w:ascii="Times New Roman" w:hAnsi="Times New Roman" w:cs="Times New Roman"/>
-          <w:sz w:val="24"/>
-        </w:rPr>
-        <w:t xml:space="preserve">Заметим моменты </w:t>
-      </w:r>
-      <w:r>
-        <w:rPr>
-          <w:rFonts w:ascii="Times New Roman" w:hAnsi="Times New Roman" w:cs="Times New Roman"/>
-          <w:sz w:val="24"/>
-        </w:rPr>
-        <w:t>“</w:t>
-      </w:r>
-      <w:r>
-        <w:rPr>
-          <w:rFonts w:ascii="Times New Roman" w:hAnsi="Times New Roman" w:cs="Times New Roman"/>
-          <w:sz w:val="24"/>
-          <w:lang w:val="en-US"/>
-        </w:rPr>
-        <w:t>t</w:t>
-      </w:r>
-      <w:r>
-        <w:rPr>
-          <w:rFonts w:ascii="Times New Roman" w:hAnsi="Times New Roman" w:cs="Times New Roman"/>
-          <w:sz w:val="24"/>
-        </w:rPr>
-        <w:t>+</w:t>
-      </w:r>
-      <w:r>
-        <w:rPr>
-          <w:rFonts w:ascii="Times New Roman" w:hAnsi="Times New Roman" w:cs="Times New Roman"/>
-          <w:sz w:val="24"/>
-          <w:lang w:val="en-US"/>
-        </w:rPr>
-        <w:t>e</w:t>
-      </w:r>
-      <w:r>
-        <w:rPr>
-          <w:rFonts w:ascii="Times New Roman" w:hAnsi="Times New Roman" w:cs="Times New Roman"/>
-          <w:sz w:val="24"/>
-        </w:rPr>
-        <w:t xml:space="preserve">” </w:t>
-      </w:r>
-      <w:r>
-        <w:rPr>
-          <w:rFonts w:ascii="Times New Roman" w:hAnsi="Times New Roman" w:cs="Times New Roman"/>
-          <w:sz w:val="24"/>
-        </w:rPr>
-        <w:t xml:space="preserve">и </w:t>
-      </w:r>
-      <w:r>
-        <w:rPr>
-          <w:rFonts w:ascii="Times New Roman" w:hAnsi="Times New Roman" w:cs="Times New Roman"/>
-          <w:sz w:val="24"/>
-        </w:rPr>
-        <w:t>“</w:t>
-      </w:r>
-      <w:r>
-        <w:rPr>
-          <w:rFonts w:ascii="Times New Roman" w:hAnsi="Times New Roman" w:cs="Times New Roman"/>
-          <w:sz w:val="24"/>
-          <w:lang w:val="en-US"/>
-        </w:rPr>
-        <w:t>t</w:t>
-      </w:r>
-      <w:r>
-        <w:rPr>
-          <w:rFonts w:ascii="Times New Roman" w:hAnsi="Times New Roman" w:cs="Times New Roman"/>
-          <w:sz w:val="24"/>
-        </w:rPr>
-        <w:t>+”</w:t>
-      </w:r>
-      <w:r>
-        <w:rPr>
-          <w:rFonts w:ascii="Times New Roman" w:hAnsi="Times New Roman" w:cs="Times New Roman"/>
-          <w:sz w:val="24"/>
-        </w:rPr>
-        <w:t xml:space="preserve">. Вероятно, это </w:t>
-      </w:r>
-      <w:r>
-        <w:rPr>
-          <w:rFonts w:ascii="Times New Roman" w:hAnsi="Times New Roman" w:cs="Times New Roman"/>
-          <w:sz w:val="24"/>
-        </w:rPr>
-        <w:t>“</w:t>
-      </w:r>
-      <w:r>
-        <w:rPr>
-          <w:rFonts w:ascii="Times New Roman" w:hAnsi="Times New Roman" w:cs="Times New Roman"/>
-          <w:sz w:val="24"/>
-          <w:lang w:val="en-US"/>
-        </w:rPr>
-        <w:t>the</w:t>
-      </w:r>
-      <w:r>
-        <w:rPr>
-          <w:rFonts w:ascii="Times New Roman" w:hAnsi="Times New Roman" w:cs="Times New Roman"/>
-          <w:sz w:val="24"/>
-        </w:rPr>
-        <w:t xml:space="preserve">” </w:t>
-      </w:r>
-      <w:r>
-        <w:rPr>
-          <w:rFonts w:ascii="Times New Roman" w:hAnsi="Times New Roman" w:cs="Times New Roman"/>
-          <w:sz w:val="24"/>
-        </w:rPr>
-        <w:t xml:space="preserve">и </w:t>
-      </w:r>
-      <w:r>
-        <w:rPr>
-          <w:rFonts w:ascii="Times New Roman" w:hAnsi="Times New Roman" w:cs="Times New Roman"/>
-          <w:sz w:val="24"/>
-        </w:rPr>
-        <w:t>“</w:t>
-      </w:r>
-      <w:r>
-        <w:rPr>
-          <w:rFonts w:ascii="Times New Roman" w:hAnsi="Times New Roman" w:cs="Times New Roman"/>
-          <w:sz w:val="24"/>
-          <w:lang w:val="en-US"/>
-        </w:rPr>
-        <w:t>to</w:t>
-      </w:r>
-      <w:r>
-        <w:rPr>
-          <w:rFonts w:ascii="Times New Roman" w:hAnsi="Times New Roman" w:cs="Times New Roman"/>
-          <w:sz w:val="24"/>
-        </w:rPr>
-        <w:t xml:space="preserve">” </w:t>
-      </w:r>
-      <w:r>
-        <w:rPr>
-          <w:rFonts w:ascii="Times New Roman" w:hAnsi="Times New Roman" w:cs="Times New Roman"/>
-          <w:sz w:val="24"/>
-        </w:rPr>
-        <w:t xml:space="preserve">соответственно. Заменим </w:t>
-      </w:r>
-      <w:r>
-        <w:rPr>
-          <w:rFonts w:ascii="Times New Roman" w:hAnsi="Times New Roman" w:cs="Times New Roman"/>
-          <w:sz w:val="24"/>
-          <w:lang w:val="en-US"/>
-        </w:rPr>
-        <w:t xml:space="preserve">“i” </w:t>
-      </w:r>
-      <w:r>
-        <w:rPr>
-          <w:rFonts w:ascii="Times New Roman" w:hAnsi="Times New Roman" w:cs="Times New Roman"/>
-          <w:sz w:val="24"/>
-        </w:rPr>
-        <w:t xml:space="preserve">на </w:t>
-      </w:r>
-      <w:r>
-        <w:rPr>
-          <w:rFonts w:ascii="Times New Roman" w:hAnsi="Times New Roman" w:cs="Times New Roman"/>
-          <w:sz w:val="24"/>
-          <w:lang w:val="en-US"/>
-        </w:rPr>
-        <w:t xml:space="preserve">“h”, “g” </w:t>
-      </w:r>
-      <w:r>
-        <w:rPr>
-          <w:rFonts w:ascii="Times New Roman" w:hAnsi="Times New Roman" w:cs="Times New Roman"/>
-          <w:sz w:val="24"/>
-        </w:rPr>
-        <w:t xml:space="preserve">на </w:t>
-      </w:r>
-      <w:r>
-        <w:rPr>
-          <w:rFonts w:ascii="Times New Roman" w:hAnsi="Times New Roman" w:cs="Times New Roman"/>
-          <w:sz w:val="24"/>
-          <w:lang w:val="en-US"/>
-        </w:rPr>
-        <w:t>”o”</w:t>
-      </w:r>
-      <w:r>
-        <w:rPr>
-          <w:rFonts w:ascii="Times New Roman" w:hAnsi="Times New Roman" w:cs="Times New Roman"/>
-          <w:sz w:val="24"/>
-        </w:rPr>
-        <w:t>.</w:t>
-      </w:r>
-    </w:p>
-    <w:p>
-      <w:pPr>
-        <w:autoSpaceDE w:val="0"/>
-        <w:autoSpaceDN w:val="0"/>
-        <w:adjustRightInd w:val="0"/>
-        <w:spacing w:after="0" w:line="360" w:lineRule="auto"/>
-        <w:ind w:firstLine="709"/>
-        <w:rPr>
-          <w:rFonts w:ascii="Times New Roman" w:hAnsi="Times New Roman" w:cs="Times New Roman"/>
-          <w:sz w:val="24"/>
-        </w:rPr>
-      </w:pPr>
-      <w:r>
-        <w:rPr>
-          <w:rFonts w:ascii="Times New Roman" w:hAnsi="Times New Roman" w:cs="Times New Roman"/>
-          <w:noProof/>
-          <w:sz w:val="24"/>
-          <w:lang w:eastAsia="ru-RU"/>
-        </w:rPr>
-        <w:lastRenderedPageBreak/>
-        <w:drawing>
-          <wp:inline distT="0" distB="0" distL="0" distR="0" wp14:anchorId="0E1488D6" wp14:editId="1F0EA6DD">
-            <wp:extent cx="5473700" cy="615535"/>
-            <wp:effectExtent l="0" t="0" r="0" b="0"/>
-            <wp:docPr id="13" name="Рисунок 13"/>
             <wp:cNvGraphicFramePr>
               <a:graphicFrameLocks xmlns:a="http://schemas.openxmlformats.org/drawingml/2006/main" noChangeAspect="1"/>
             </wp:cNvGraphicFramePr>
@@ -15987,7 +15944,7 @@
                   <pic:spPr>
                     <a:xfrm>
                       <a:off x="0" y="0"/>
-                      <a:ext cx="5536157" cy="622559"/>
+                      <a:ext cx="5593756" cy="621262"/>
                     </a:xfrm>
                     <a:prstGeom prst="rect">
                       <a:avLst/>
@@ -16011,23 +15968,14 @@
         <w:rPr>
           <w:rFonts w:ascii="Times New Roman" w:hAnsi="Times New Roman" w:cs="Times New Roman"/>
           <w:sz w:val="24"/>
-          <w:lang w:val="en-US"/>
-        </w:rPr>
-      </w:pPr>
-      <w:r>
-        <w:rPr>
-          <w:rFonts w:ascii="Times New Roman" w:hAnsi="Times New Roman" w:cs="Times New Roman"/>
-          <w:sz w:val="24"/>
-        </w:rPr>
-        <w:t>Рисунок 9 – Вторая замена</w:t>
-      </w:r>
-      <w:r>
-        <w:rPr>
-          <w:rFonts w:ascii="Times New Roman" w:hAnsi="Times New Roman" w:cs="Times New Roman"/>
-          <w:sz w:val="24"/>
-          <w:lang w:val="en-US"/>
-        </w:rPr>
-        <w:t>.</w:t>
+        </w:rPr>
+      </w:pPr>
+      <w:r>
+        <w:rPr>
+          <w:rFonts w:ascii="Times New Roman" w:hAnsi="Times New Roman" w:cs="Times New Roman"/>
+          <w:sz w:val="24"/>
+        </w:rPr>
+        <w:t>Рисунок 8 – Первая замена</w:t>
       </w:r>
     </w:p>
     <w:p>
@@ -16040,14 +15988,15 @@
         <w:rPr>
           <w:rFonts w:ascii="Times New Roman" w:hAnsi="Times New Roman" w:cs="Times New Roman"/>
           <w:sz w:val="24"/>
-        </w:rPr>
-      </w:pPr>
-      <w:r>
-        <w:rPr>
-          <w:rFonts w:ascii="Times New Roman" w:hAnsi="Times New Roman" w:cs="Times New Roman"/>
-          <w:sz w:val="24"/>
-        </w:rPr>
-        <w:t xml:space="preserve">Заметим </w:t>
+          <w:lang w:val="en-US"/>
+        </w:rPr>
+      </w:pPr>
+      <w:r>
+        <w:rPr>
+          <w:rFonts w:ascii="Times New Roman" w:hAnsi="Times New Roman" w:cs="Times New Roman"/>
+          <w:sz w:val="24"/>
+        </w:rPr>
+        <w:t xml:space="preserve">Заметим моменты </w:t>
       </w:r>
       <w:r>
         <w:rPr>
@@ -16062,19 +16011,187 @@
           <w:sz w:val="24"/>
           <w:lang w:val="en-US"/>
         </w:rPr>
-        <w:t>othe</w:t>
-      </w:r>
-      <w:r>
-        <w:rPr>
-          <w:rFonts w:ascii="Times New Roman" w:hAnsi="Times New Roman" w:cs="Times New Roman"/>
-          <w:sz w:val="24"/>
-        </w:rPr>
-        <w:t>++</w:t>
-      </w:r>
-      <w:r>
-        <w:rPr>
-          <w:rFonts w:ascii="Times New Roman" w:hAnsi="Times New Roman" w:cs="Times New Roman"/>
-          <w:sz w:val="24"/>
+        <w:t>t</w:t>
+      </w:r>
+      <w:r>
+        <w:rPr>
+          <w:rFonts w:ascii="Times New Roman" w:hAnsi="Times New Roman" w:cs="Times New Roman"/>
+          <w:sz w:val="24"/>
+        </w:rPr>
+        <w:t>+</w:t>
+      </w:r>
+      <w:r>
+        <w:rPr>
+          <w:rFonts w:ascii="Times New Roman" w:hAnsi="Times New Roman" w:cs="Times New Roman"/>
+          <w:sz w:val="24"/>
+          <w:lang w:val="en-US"/>
+        </w:rPr>
+        <w:t>e</w:t>
+      </w:r>
+      <w:r>
+        <w:rPr>
+          <w:rFonts w:ascii="Times New Roman" w:hAnsi="Times New Roman" w:cs="Times New Roman"/>
+          <w:sz w:val="24"/>
+        </w:rPr>
+        <w:t xml:space="preserve">” </w:t>
+      </w:r>
+      <w:r>
+        <w:rPr>
+          <w:rFonts w:ascii="Times New Roman" w:hAnsi="Times New Roman" w:cs="Times New Roman"/>
+          <w:sz w:val="24"/>
+        </w:rPr>
+        <w:t xml:space="preserve">и </w:t>
+      </w:r>
+      <w:r>
+        <w:rPr>
+          <w:rFonts w:ascii="Times New Roman" w:hAnsi="Times New Roman" w:cs="Times New Roman"/>
+          <w:sz w:val="24"/>
+        </w:rPr>
+        <w:t>“</w:t>
+      </w:r>
+      <w:r>
+        <w:rPr>
+          <w:rFonts w:ascii="Times New Roman" w:hAnsi="Times New Roman" w:cs="Times New Roman"/>
+          <w:sz w:val="24"/>
+          <w:lang w:val="en-US"/>
+        </w:rPr>
+        <w:t>t</w:t>
+      </w:r>
+      <w:r>
+        <w:rPr>
+          <w:rFonts w:ascii="Times New Roman" w:hAnsi="Times New Roman" w:cs="Times New Roman"/>
+          <w:sz w:val="24"/>
+        </w:rPr>
+        <w:t>+”</w:t>
+      </w:r>
+      <w:r>
+        <w:rPr>
+          <w:rFonts w:ascii="Times New Roman" w:hAnsi="Times New Roman" w:cs="Times New Roman"/>
+          <w:sz w:val="24"/>
+        </w:rPr>
+        <w:t xml:space="preserve">. Вероятно, это </w:t>
+      </w:r>
+      <w:r>
+        <w:rPr>
+          <w:rFonts w:ascii="Times New Roman" w:hAnsi="Times New Roman" w:cs="Times New Roman"/>
+          <w:sz w:val="24"/>
+        </w:rPr>
+        <w:t>“</w:t>
+      </w:r>
+      <w:r>
+        <w:rPr>
+          <w:rFonts w:ascii="Times New Roman" w:hAnsi="Times New Roman" w:cs="Times New Roman"/>
+          <w:sz w:val="24"/>
+          <w:lang w:val="en-US"/>
+        </w:rPr>
+        <w:t>the</w:t>
+      </w:r>
+      <w:r>
+        <w:rPr>
+          <w:rFonts w:ascii="Times New Roman" w:hAnsi="Times New Roman" w:cs="Times New Roman"/>
+          <w:sz w:val="24"/>
+        </w:rPr>
+        <w:t xml:space="preserve">” </w:t>
+      </w:r>
+      <w:r>
+        <w:rPr>
+          <w:rFonts w:ascii="Times New Roman" w:hAnsi="Times New Roman" w:cs="Times New Roman"/>
+          <w:sz w:val="24"/>
+        </w:rPr>
+        <w:t xml:space="preserve">и </w:t>
+      </w:r>
+      <w:r>
+        <w:rPr>
+          <w:rFonts w:ascii="Times New Roman" w:hAnsi="Times New Roman" w:cs="Times New Roman"/>
+          <w:sz w:val="24"/>
+        </w:rPr>
+        <w:t>“</w:t>
+      </w:r>
+      <w:r>
+        <w:rPr>
+          <w:rFonts w:ascii="Times New Roman" w:hAnsi="Times New Roman" w:cs="Times New Roman"/>
+          <w:sz w:val="24"/>
+          <w:lang w:val="en-US"/>
+        </w:rPr>
+        <w:t>to</w:t>
+      </w:r>
+      <w:r>
+        <w:rPr>
+          <w:rFonts w:ascii="Times New Roman" w:hAnsi="Times New Roman" w:cs="Times New Roman"/>
+          <w:sz w:val="24"/>
+        </w:rPr>
+        <w:t xml:space="preserve">” </w:t>
+      </w:r>
+      <w:r>
+        <w:rPr>
+          <w:rFonts w:ascii="Times New Roman" w:hAnsi="Times New Roman" w:cs="Times New Roman"/>
+          <w:sz w:val="24"/>
+        </w:rPr>
+        <w:t xml:space="preserve">соответственно. Заменим </w:t>
+      </w:r>
+      <w:r>
+        <w:rPr>
+          <w:rFonts w:ascii="Times New Roman" w:hAnsi="Times New Roman" w:cs="Times New Roman"/>
+          <w:sz w:val="24"/>
+          <w:lang w:val="en-US"/>
+        </w:rPr>
+        <w:t>“</w:t>
+      </w:r>
+      <w:proofErr w:type="spellStart"/>
+      <w:r>
+        <w:rPr>
+          <w:rFonts w:ascii="Times New Roman" w:hAnsi="Times New Roman" w:cs="Times New Roman"/>
+          <w:sz w:val="24"/>
+          <w:lang w:val="en-US"/>
+        </w:rPr>
+        <w:t>i</w:t>
+      </w:r>
+      <w:proofErr w:type="spellEnd"/>
+      <w:r>
+        <w:rPr>
+          <w:rFonts w:ascii="Times New Roman" w:hAnsi="Times New Roman" w:cs="Times New Roman"/>
+          <w:sz w:val="24"/>
+          <w:lang w:val="en-US"/>
+        </w:rPr>
+        <w:t xml:space="preserve">” </w:t>
+      </w:r>
+      <w:r>
+        <w:rPr>
+          <w:rFonts w:ascii="Times New Roman" w:hAnsi="Times New Roman" w:cs="Times New Roman"/>
+          <w:sz w:val="24"/>
+        </w:rPr>
+        <w:t xml:space="preserve">на </w:t>
+      </w:r>
+      <w:r>
+        <w:rPr>
+          <w:rFonts w:ascii="Times New Roman" w:hAnsi="Times New Roman" w:cs="Times New Roman"/>
+          <w:sz w:val="24"/>
+          <w:lang w:val="en-US"/>
+        </w:rPr>
+        <w:t xml:space="preserve">“h”, “g” </w:t>
+      </w:r>
+      <w:proofErr w:type="gramStart"/>
+      <w:r>
+        <w:rPr>
+          <w:rFonts w:ascii="Times New Roman" w:hAnsi="Times New Roman" w:cs="Times New Roman"/>
+          <w:sz w:val="24"/>
+        </w:rPr>
+        <w:t xml:space="preserve">на </w:t>
+      </w:r>
+      <w:r>
+        <w:rPr>
+          <w:rFonts w:ascii="Times New Roman" w:hAnsi="Times New Roman" w:cs="Times New Roman"/>
+          <w:sz w:val="24"/>
+          <w:lang w:val="en-US"/>
+        </w:rPr>
+        <w:t>”o</w:t>
+      </w:r>
+      <w:proofErr w:type="gramEnd"/>
+      <w:r>
+        <w:rPr>
+          <w:rFonts w:ascii="Times New Roman" w:hAnsi="Times New Roman" w:cs="Times New Roman"/>
+          <w:sz w:val="24"/>
+          <w:lang w:val="en-US"/>
         </w:rPr>
         <w:t>”</w:t>
       </w:r>
@@ -16083,152 +16200,7 @@
           <w:rFonts w:ascii="Times New Roman" w:hAnsi="Times New Roman" w:cs="Times New Roman"/>
           <w:sz w:val="24"/>
         </w:rPr>
-        <w:t xml:space="preserve">. </w:t>
-      </w:r>
-      <w:r>
-        <w:rPr>
-          <w:rFonts w:ascii="Times New Roman" w:hAnsi="Times New Roman" w:cs="Times New Roman"/>
-          <w:sz w:val="24"/>
-        </w:rPr>
-        <w:t xml:space="preserve">Вероятно, это </w:t>
-      </w:r>
-      <w:r>
-        <w:rPr>
-          <w:rFonts w:ascii="Times New Roman" w:hAnsi="Times New Roman" w:cs="Times New Roman"/>
-          <w:sz w:val="24"/>
-        </w:rPr>
-        <w:t>“</w:t>
-      </w:r>
-      <w:r>
-        <w:rPr>
-          <w:rFonts w:ascii="Times New Roman" w:hAnsi="Times New Roman" w:cs="Times New Roman"/>
-          <w:sz w:val="24"/>
-          <w:lang w:val="en-US"/>
-        </w:rPr>
-        <w:t>others</w:t>
-      </w:r>
-      <w:r>
-        <w:rPr>
-          <w:rFonts w:ascii="Times New Roman" w:hAnsi="Times New Roman" w:cs="Times New Roman"/>
-          <w:sz w:val="24"/>
-        </w:rPr>
-        <w:t>”</w:t>
-      </w:r>
-      <w:r>
-        <w:rPr>
-          <w:rFonts w:ascii="Times New Roman" w:hAnsi="Times New Roman" w:cs="Times New Roman"/>
-          <w:sz w:val="24"/>
-        </w:rPr>
-        <w:t xml:space="preserve">. Заменим </w:t>
-      </w:r>
-      <w:r>
-        <w:rPr>
-          <w:rFonts w:ascii="Times New Roman" w:hAnsi="Times New Roman" w:cs="Times New Roman"/>
-          <w:sz w:val="24"/>
-        </w:rPr>
-        <w:t>“</w:t>
-      </w:r>
-      <w:r>
-        <w:rPr>
-          <w:rFonts w:ascii="Times New Roman" w:hAnsi="Times New Roman" w:cs="Times New Roman"/>
-          <w:sz w:val="24"/>
-          <w:lang w:val="en-US"/>
-        </w:rPr>
-        <w:t>k</w:t>
-      </w:r>
-      <w:r>
-        <w:rPr>
-          <w:rFonts w:ascii="Times New Roman" w:hAnsi="Times New Roman" w:cs="Times New Roman"/>
-          <w:sz w:val="24"/>
-        </w:rPr>
-        <w:t xml:space="preserve">” </w:t>
-      </w:r>
-      <w:r>
-        <w:rPr>
-          <w:rFonts w:ascii="Times New Roman" w:hAnsi="Times New Roman" w:cs="Times New Roman"/>
-          <w:sz w:val="24"/>
-        </w:rPr>
-        <w:t xml:space="preserve">на </w:t>
-      </w:r>
-      <w:r>
-        <w:rPr>
-          <w:rFonts w:ascii="Times New Roman" w:hAnsi="Times New Roman" w:cs="Times New Roman"/>
-          <w:sz w:val="24"/>
-        </w:rPr>
-        <w:t>“</w:t>
-      </w:r>
-      <w:r>
-        <w:rPr>
-          <w:rFonts w:ascii="Times New Roman" w:hAnsi="Times New Roman" w:cs="Times New Roman"/>
-          <w:sz w:val="24"/>
-          <w:lang w:val="en-US"/>
-        </w:rPr>
-        <w:t>r</w:t>
-      </w:r>
-      <w:r>
-        <w:rPr>
-          <w:rFonts w:ascii="Times New Roman" w:hAnsi="Times New Roman" w:cs="Times New Roman"/>
-          <w:sz w:val="24"/>
-        </w:rPr>
-        <w:t>”</w:t>
-      </w:r>
-      <w:r>
-        <w:rPr>
-          <w:rFonts w:ascii="Times New Roman" w:hAnsi="Times New Roman" w:cs="Times New Roman"/>
-          <w:sz w:val="24"/>
-        </w:rPr>
-        <w:t xml:space="preserve">, </w:t>
-      </w:r>
-      <w:r>
-        <w:rPr>
-          <w:rFonts w:ascii="Times New Roman" w:hAnsi="Times New Roman" w:cs="Times New Roman"/>
-          <w:sz w:val="24"/>
-        </w:rPr>
-        <w:t>“</w:t>
-      </w:r>
-      <w:r>
-        <w:rPr>
-          <w:rFonts w:ascii="Times New Roman" w:hAnsi="Times New Roman" w:cs="Times New Roman"/>
-          <w:sz w:val="24"/>
-          <w:lang w:val="en-US"/>
-        </w:rPr>
-        <w:t>l</w:t>
-      </w:r>
-      <w:r>
-        <w:rPr>
-          <w:rFonts w:ascii="Times New Roman" w:hAnsi="Times New Roman" w:cs="Times New Roman"/>
-          <w:sz w:val="24"/>
-        </w:rPr>
-        <w:t>”</w:t>
-      </w:r>
-      <w:r>
-        <w:rPr>
-          <w:rFonts w:ascii="Times New Roman" w:hAnsi="Times New Roman" w:cs="Times New Roman"/>
-          <w:sz w:val="24"/>
-        </w:rPr>
-        <w:t xml:space="preserve"> на </w:t>
-      </w:r>
-      <w:r>
-        <w:rPr>
-          <w:rFonts w:ascii="Times New Roman" w:hAnsi="Times New Roman" w:cs="Times New Roman"/>
-          <w:sz w:val="24"/>
-        </w:rPr>
-        <w:t>”</w:t>
-      </w:r>
-      <w:r>
-        <w:rPr>
-          <w:rFonts w:ascii="Times New Roman" w:hAnsi="Times New Roman" w:cs="Times New Roman"/>
-          <w:sz w:val="24"/>
-          <w:lang w:val="en-US"/>
-        </w:rPr>
-        <w:t>s</w:t>
-      </w:r>
-      <w:r>
-        <w:rPr>
-          <w:rFonts w:ascii="Times New Roman" w:hAnsi="Times New Roman" w:cs="Times New Roman"/>
-          <w:sz w:val="24"/>
-        </w:rPr>
-        <w:t>”.</w:t>
+        <w:t>.</w:t>
       </w:r>
     </w:p>
     <w:p>
@@ -16238,30 +16210,24 @@
         <w:adjustRightInd w:val="0"/>
         <w:spacing w:after="0" w:line="360" w:lineRule="auto"/>
         <w:ind w:firstLine="709"/>
-        <w:jc w:val="both"/>
-        <w:rPr>
-          <w:rFonts w:ascii="Times New Roman" w:hAnsi="Times New Roman" w:cs="Times New Roman"/>
-          <w:b/>
-          <w:bCs/>
-          <w:sz w:val="24"/>
-          <w:szCs w:val="24"/>
-        </w:rPr>
-      </w:pPr>
-      <w:r>
-        <w:rPr>
-          <w:rFonts w:ascii="Times New Roman" w:hAnsi="Times New Roman" w:cs="Times New Roman"/>
-          <w:b/>
-          <w:bCs/>
+        <w:rPr>
+          <w:rFonts w:ascii="Times New Roman" w:hAnsi="Times New Roman" w:cs="Times New Roman"/>
+          <w:sz w:val="24"/>
+        </w:rPr>
+      </w:pPr>
+      <w:r>
+        <w:rPr>
+          <w:rFonts w:ascii="Times New Roman" w:hAnsi="Times New Roman" w:cs="Times New Roman"/>
           <w:noProof/>
           <w:sz w:val="24"/>
-          <w:szCs w:val="24"/>
           <w:lang w:eastAsia="ru-RU"/>
         </w:rPr>
+        <w:lastRenderedPageBreak/>
         <w:drawing>
-          <wp:inline distT="0" distB="0" distL="0" distR="0" wp14:anchorId="575AADF2" wp14:editId="080EDA74">
-            <wp:extent cx="5588000" cy="594341"/>
+          <wp:inline distT="0" distB="0" distL="0" distR="0" wp14:anchorId="0E1488D6" wp14:editId="1F0EA6DD">
+            <wp:extent cx="5473700" cy="615535"/>
             <wp:effectExtent l="0" t="0" r="0" b="0"/>
-            <wp:docPr id="14" name="Рисунок 14"/>
+            <wp:docPr id="13" name="Рисунок 13"/>
             <wp:cNvGraphicFramePr>
               <a:graphicFrameLocks xmlns:a="http://schemas.openxmlformats.org/drawingml/2006/main" noChangeAspect="1"/>
             </wp:cNvGraphicFramePr>
@@ -16281,7 +16247,7 @@
                   <pic:spPr>
                     <a:xfrm>
                       <a:off x="0" y="0"/>
-                      <a:ext cx="5646184" cy="600529"/>
+                      <a:ext cx="5536157" cy="622559"/>
                     </a:xfrm>
                     <a:prstGeom prst="rect">
                       <a:avLst/>
@@ -16305,21 +16271,19 @@
         <w:rPr>
           <w:rFonts w:ascii="Times New Roman" w:hAnsi="Times New Roman" w:cs="Times New Roman"/>
           <w:sz w:val="24"/>
-          <w:lang w:val="en-US"/>
-        </w:rPr>
-      </w:pPr>
-      <w:r>
-        <w:rPr>
-          <w:rFonts w:ascii="Times New Roman" w:hAnsi="Times New Roman" w:cs="Times New Roman"/>
-          <w:sz w:val="24"/>
-        </w:rPr>
-        <w:t>Рисунок 10 – Третья замена</w:t>
-      </w:r>
-      <w:r>
-        <w:rPr>
-          <w:rFonts w:ascii="Times New Roman" w:hAnsi="Times New Roman" w:cs="Times New Roman"/>
-          <w:sz w:val="24"/>
-          <w:lang w:val="en-US"/>
+        </w:rPr>
+      </w:pPr>
+      <w:r>
+        <w:rPr>
+          <w:rFonts w:ascii="Times New Roman" w:hAnsi="Times New Roman" w:cs="Times New Roman"/>
+          <w:sz w:val="24"/>
+        </w:rPr>
+        <w:t>Рисунок 9 – Вторая замена</w:t>
+      </w:r>
+      <w:r>
+        <w:rPr>
+          <w:rFonts w:ascii="Times New Roman" w:hAnsi="Times New Roman" w:cs="Times New Roman"/>
+          <w:sz w:val="24"/>
         </w:rPr>
         <w:t>.</w:t>
       </w:r>
@@ -16350,20 +16314,50 @@
         </w:rPr>
         <w:t>“</w:t>
       </w:r>
+      <w:proofErr w:type="spellStart"/>
       <w:r>
         <w:rPr>
           <w:rFonts w:ascii="Times New Roman" w:hAnsi="Times New Roman" w:cs="Times New Roman"/>
           <w:sz w:val="24"/>
           <w:lang w:val="en-US"/>
         </w:rPr>
-        <w:t>se</w:t>
-      </w:r>
-      <w:r>
-        <w:rPr>
-          <w:rFonts w:ascii="Times New Roman" w:hAnsi="Times New Roman" w:cs="Times New Roman"/>
-          <w:sz w:val="24"/>
-        </w:rPr>
-        <w:t>+</w:t>
+        <w:t>othe</w:t>
+      </w:r>
+      <w:proofErr w:type="spellEnd"/>
+      <w:r>
+        <w:rPr>
+          <w:rFonts w:ascii="Times New Roman" w:hAnsi="Times New Roman" w:cs="Times New Roman"/>
+          <w:sz w:val="24"/>
+        </w:rPr>
+        <w:t>++</w:t>
+      </w:r>
+      <w:r>
+        <w:rPr>
+          <w:rFonts w:ascii="Times New Roman" w:hAnsi="Times New Roman" w:cs="Times New Roman"/>
+          <w:sz w:val="24"/>
+        </w:rPr>
+        <w:t>”</w:t>
+      </w:r>
+      <w:r>
+        <w:rPr>
+          <w:rFonts w:ascii="Times New Roman" w:hAnsi="Times New Roman" w:cs="Times New Roman"/>
+          <w:sz w:val="24"/>
+        </w:rPr>
+        <w:t xml:space="preserve">. </w:t>
+      </w:r>
+      <w:r>
+        <w:rPr>
+          <w:rFonts w:ascii="Times New Roman" w:hAnsi="Times New Roman" w:cs="Times New Roman"/>
+          <w:sz w:val="24"/>
+        </w:rPr>
+        <w:t xml:space="preserve">Вероятно, это </w:t>
+      </w:r>
+      <w:r>
+        <w:rPr>
+          <w:rFonts w:ascii="Times New Roman" w:hAnsi="Times New Roman" w:cs="Times New Roman"/>
+          <w:sz w:val="24"/>
+        </w:rPr>
+        <w:t>“</w:t>
       </w:r>
       <w:r>
         <w:rPr>
@@ -16371,21 +16365,21 @@
           <w:sz w:val="24"/>
           <w:lang w:val="en-US"/>
         </w:rPr>
-        <w:t>ret</w:t>
-      </w:r>
-      <w:r>
-        <w:rPr>
-          <w:rFonts w:ascii="Times New Roman" w:hAnsi="Times New Roman" w:cs="Times New Roman"/>
-          <w:sz w:val="24"/>
-        </w:rPr>
-        <w:t xml:space="preserve">”. </w:t>
-      </w:r>
-      <w:r>
-        <w:rPr>
-          <w:rFonts w:ascii="Times New Roman" w:hAnsi="Times New Roman" w:cs="Times New Roman"/>
-          <w:sz w:val="24"/>
-        </w:rPr>
-        <w:t xml:space="preserve">Очевидно это </w:t>
+        <w:t>others</w:t>
+      </w:r>
+      <w:r>
+        <w:rPr>
+          <w:rFonts w:ascii="Times New Roman" w:hAnsi="Times New Roman" w:cs="Times New Roman"/>
+          <w:sz w:val="24"/>
+        </w:rPr>
+        <w:t>”</w:t>
+      </w:r>
+      <w:r>
+        <w:rPr>
+          <w:rFonts w:ascii="Times New Roman" w:hAnsi="Times New Roman" w:cs="Times New Roman"/>
+          <w:sz w:val="24"/>
+        </w:rPr>
+        <w:t xml:space="preserve">. Заменим </w:t>
       </w:r>
       <w:r>
         <w:rPr>
@@ -16400,21 +16394,21 @@
           <w:sz w:val="24"/>
           <w:lang w:val="en-US"/>
         </w:rPr>
-        <w:t>secret</w:t>
-      </w:r>
-      <w:r>
-        <w:rPr>
-          <w:rFonts w:ascii="Times New Roman" w:hAnsi="Times New Roman" w:cs="Times New Roman"/>
-          <w:sz w:val="24"/>
-        </w:rPr>
-        <w:t xml:space="preserve">”. </w:t>
-      </w:r>
-      <w:r>
-        <w:rPr>
-          <w:rFonts w:ascii="Times New Roman" w:hAnsi="Times New Roman" w:cs="Times New Roman"/>
-          <w:sz w:val="24"/>
-        </w:rPr>
-        <w:t xml:space="preserve">Заменим </w:t>
+        <w:t>k</w:t>
+      </w:r>
+      <w:r>
+        <w:rPr>
+          <w:rFonts w:ascii="Times New Roman" w:hAnsi="Times New Roman" w:cs="Times New Roman"/>
+          <w:sz w:val="24"/>
+        </w:rPr>
+        <w:t xml:space="preserve">” </w:t>
+      </w:r>
+      <w:r>
+        <w:rPr>
+          <w:rFonts w:ascii="Times New Roman" w:hAnsi="Times New Roman" w:cs="Times New Roman"/>
+          <w:sz w:val="24"/>
+        </w:rPr>
+        <w:t xml:space="preserve">на </w:t>
       </w:r>
       <w:r>
         <w:rPr>
@@ -16429,15 +16423,52 @@
           <w:sz w:val="24"/>
           <w:lang w:val="en-US"/>
         </w:rPr>
-        <w:t>e</w:t>
-      </w:r>
-      <w:r>
-        <w:rPr>
-          <w:rFonts w:ascii="Times New Roman" w:hAnsi="Times New Roman" w:cs="Times New Roman"/>
-          <w:sz w:val="24"/>
-        </w:rPr>
-        <w:t xml:space="preserve">” </w:t>
-      </w:r>
+        <w:t>r</w:t>
+      </w:r>
+      <w:r>
+        <w:rPr>
+          <w:rFonts w:ascii="Times New Roman" w:hAnsi="Times New Roman" w:cs="Times New Roman"/>
+          <w:sz w:val="24"/>
+        </w:rPr>
+        <w:t>”</w:t>
+      </w:r>
+      <w:r>
+        <w:rPr>
+          <w:rFonts w:ascii="Times New Roman" w:hAnsi="Times New Roman" w:cs="Times New Roman"/>
+          <w:sz w:val="24"/>
+        </w:rPr>
+        <w:t xml:space="preserve">, </w:t>
+      </w:r>
+      <w:r>
+        <w:rPr>
+          <w:rFonts w:ascii="Times New Roman" w:hAnsi="Times New Roman" w:cs="Times New Roman"/>
+          <w:sz w:val="24"/>
+        </w:rPr>
+        <w:t>“</w:t>
+      </w:r>
+      <w:r>
+        <w:rPr>
+          <w:rFonts w:ascii="Times New Roman" w:hAnsi="Times New Roman" w:cs="Times New Roman"/>
+          <w:sz w:val="24"/>
+          <w:lang w:val="en-US"/>
+        </w:rPr>
+        <w:t>l</w:t>
+      </w:r>
+      <w:r>
+        <w:rPr>
+          <w:rFonts w:ascii="Times New Roman" w:hAnsi="Times New Roman" w:cs="Times New Roman"/>
+          <w:sz w:val="24"/>
+        </w:rPr>
+        <w:t>”</w:t>
+      </w:r>
+      <w:r>
+        <w:rPr>
+          <w:rFonts w:ascii="Times New Roman" w:hAnsi="Times New Roman" w:cs="Times New Roman"/>
+          <w:sz w:val="24"/>
+        </w:rPr>
+        <w:t xml:space="preserve"> </w:t>
+      </w:r>
+      <w:proofErr w:type="gramStart"/>
       <w:r>
         <w:rPr>
           <w:rFonts w:ascii="Times New Roman" w:hAnsi="Times New Roman" w:cs="Times New Roman"/>
@@ -16450,7 +16481,7 @@
           <w:rFonts w:ascii="Times New Roman" w:hAnsi="Times New Roman" w:cs="Times New Roman"/>
           <w:sz w:val="24"/>
         </w:rPr>
-        <w:t>“</w:t>
+        <w:t>”</w:t>
       </w:r>
       <w:r>
         <w:rPr>
@@ -16458,14 +16489,15 @@
           <w:sz w:val="24"/>
           <w:lang w:val="en-US"/>
         </w:rPr>
-        <w:t>c</w:t>
-      </w:r>
-      <w:r>
-        <w:rPr>
-          <w:rFonts w:ascii="Times New Roman" w:hAnsi="Times New Roman" w:cs="Times New Roman"/>
-          <w:sz w:val="24"/>
-        </w:rPr>
-        <w:t>”</w:t>
+        <w:t>s</w:t>
+      </w:r>
+      <w:proofErr w:type="gramEnd"/>
+      <w:r>
+        <w:rPr>
+          <w:rFonts w:ascii="Times New Roman" w:hAnsi="Times New Roman" w:cs="Times New Roman"/>
+          <w:sz w:val="24"/>
+        </w:rPr>
+        <w:t>”.</w:t>
       </w:r>
     </w:p>
     <w:p>
@@ -16495,10 +16527,10 @@
           <w:lang w:eastAsia="ru-RU"/>
         </w:rPr>
         <w:drawing>
-          <wp:inline distT="0" distB="0" distL="0" distR="0" wp14:anchorId="2A582451" wp14:editId="3DB16317">
-            <wp:extent cx="5540375" cy="633101"/>
+          <wp:inline distT="0" distB="0" distL="0" distR="0" wp14:anchorId="575AADF2" wp14:editId="080EDA74">
+            <wp:extent cx="5588000" cy="594341"/>
             <wp:effectExtent l="0" t="0" r="0" b="0"/>
-            <wp:docPr id="15" name="Рисунок 15"/>
+            <wp:docPr id="14" name="Рисунок 14"/>
             <wp:cNvGraphicFramePr>
               <a:graphicFrameLocks xmlns:a="http://schemas.openxmlformats.org/drawingml/2006/main" noChangeAspect="1"/>
             </wp:cNvGraphicFramePr>
@@ -16518,7 +16550,7 @@
                   <pic:spPr>
                     <a:xfrm>
                       <a:off x="0" y="0"/>
-                      <a:ext cx="5596593" cy="639525"/>
+                      <a:ext cx="5646184" cy="600529"/>
                     </a:xfrm>
                     <a:prstGeom prst="rect">
                       <a:avLst/>
@@ -16549,7 +16581,14 @@
           <w:rFonts w:ascii="Times New Roman" w:hAnsi="Times New Roman" w:cs="Times New Roman"/>
           <w:sz w:val="24"/>
         </w:rPr>
-        <w:t>Рисунок 11 – Четвертая замена</w:t>
+        <w:t>Рисунок 10 – Третья замена</w:t>
+      </w:r>
+      <w:r>
+        <w:rPr>
+          <w:rFonts w:ascii="Times New Roman" w:hAnsi="Times New Roman" w:cs="Times New Roman"/>
+          <w:sz w:val="24"/>
+        </w:rPr>
+        <w:t>.</w:t>
       </w:r>
     </w:p>
     <w:p>
@@ -16569,14 +16608,14 @@
           <w:rFonts w:ascii="Times New Roman" w:hAnsi="Times New Roman" w:cs="Times New Roman"/>
           <w:sz w:val="24"/>
         </w:rPr>
-        <w:t>Заметим</w:t>
-      </w:r>
-      <w:r>
-        <w:rPr>
-          <w:rFonts w:ascii="Times New Roman" w:hAnsi="Times New Roman" w:cs="Times New Roman"/>
-          <w:sz w:val="24"/>
-        </w:rPr>
-        <w:t xml:space="preserve"> “</w:t>
+        <w:t xml:space="preserve">Заметим </w:t>
+      </w:r>
+      <w:r>
+        <w:rPr>
+          <w:rFonts w:ascii="Times New Roman" w:hAnsi="Times New Roman" w:cs="Times New Roman"/>
+          <w:sz w:val="24"/>
+        </w:rPr>
+        <w:t>“</w:t>
       </w:r>
       <w:r>
         <w:rPr>
@@ -16584,6 +16623,117 @@
           <w:sz w:val="24"/>
           <w:lang w:val="en-US"/>
         </w:rPr>
+        <w:t>se</w:t>
+      </w:r>
+      <w:r>
+        <w:rPr>
+          <w:rFonts w:ascii="Times New Roman" w:hAnsi="Times New Roman" w:cs="Times New Roman"/>
+          <w:sz w:val="24"/>
+        </w:rPr>
+        <w:t>+</w:t>
+      </w:r>
+      <w:r>
+        <w:rPr>
+          <w:rFonts w:ascii="Times New Roman" w:hAnsi="Times New Roman" w:cs="Times New Roman"/>
+          <w:sz w:val="24"/>
+          <w:lang w:val="en-US"/>
+        </w:rPr>
+        <w:t>ret</w:t>
+      </w:r>
+      <w:r>
+        <w:rPr>
+          <w:rFonts w:ascii="Times New Roman" w:hAnsi="Times New Roman" w:cs="Times New Roman"/>
+          <w:sz w:val="24"/>
+        </w:rPr>
+        <w:t xml:space="preserve">”. </w:t>
+      </w:r>
+      <w:proofErr w:type="gramStart"/>
+      <w:r>
+        <w:rPr>
+          <w:rFonts w:ascii="Times New Roman" w:hAnsi="Times New Roman" w:cs="Times New Roman"/>
+          <w:sz w:val="24"/>
+        </w:rPr>
+        <w:t>Очевидно</w:t>
+      </w:r>
+      <w:proofErr w:type="gramEnd"/>
+      <w:r>
+        <w:rPr>
+          <w:rFonts w:ascii="Times New Roman" w:hAnsi="Times New Roman" w:cs="Times New Roman"/>
+          <w:sz w:val="24"/>
+        </w:rPr>
+        <w:t xml:space="preserve"> это </w:t>
+      </w:r>
+      <w:r>
+        <w:rPr>
+          <w:rFonts w:ascii="Times New Roman" w:hAnsi="Times New Roman" w:cs="Times New Roman"/>
+          <w:sz w:val="24"/>
+        </w:rPr>
+        <w:t>“</w:t>
+      </w:r>
+      <w:r>
+        <w:rPr>
+          <w:rFonts w:ascii="Times New Roman" w:hAnsi="Times New Roman" w:cs="Times New Roman"/>
+          <w:sz w:val="24"/>
+          <w:lang w:val="en-US"/>
+        </w:rPr>
+        <w:t>secret</w:t>
+      </w:r>
+      <w:r>
+        <w:rPr>
+          <w:rFonts w:ascii="Times New Roman" w:hAnsi="Times New Roman" w:cs="Times New Roman"/>
+          <w:sz w:val="24"/>
+        </w:rPr>
+        <w:t xml:space="preserve">”. </w:t>
+      </w:r>
+      <w:r>
+        <w:rPr>
+          <w:rFonts w:ascii="Times New Roman" w:hAnsi="Times New Roman" w:cs="Times New Roman"/>
+          <w:sz w:val="24"/>
+        </w:rPr>
+        <w:t xml:space="preserve">Заменим </w:t>
+      </w:r>
+      <w:r>
+        <w:rPr>
+          <w:rFonts w:ascii="Times New Roman" w:hAnsi="Times New Roman" w:cs="Times New Roman"/>
+          <w:sz w:val="24"/>
+        </w:rPr>
+        <w:t>“</w:t>
+      </w:r>
+      <w:r>
+        <w:rPr>
+          <w:rFonts w:ascii="Times New Roman" w:hAnsi="Times New Roman" w:cs="Times New Roman"/>
+          <w:sz w:val="24"/>
+          <w:lang w:val="en-US"/>
+        </w:rPr>
+        <w:t>e</w:t>
+      </w:r>
+      <w:r>
+        <w:rPr>
+          <w:rFonts w:ascii="Times New Roman" w:hAnsi="Times New Roman" w:cs="Times New Roman"/>
+          <w:sz w:val="24"/>
+        </w:rPr>
+        <w:t xml:space="preserve">” </w:t>
+      </w:r>
+      <w:r>
+        <w:rPr>
+          <w:rFonts w:ascii="Times New Roman" w:hAnsi="Times New Roman" w:cs="Times New Roman"/>
+          <w:sz w:val="24"/>
+        </w:rPr>
+        <w:t xml:space="preserve">на </w:t>
+      </w:r>
+      <w:r>
+        <w:rPr>
+          <w:rFonts w:ascii="Times New Roman" w:hAnsi="Times New Roman" w:cs="Times New Roman"/>
+          <w:sz w:val="24"/>
+        </w:rPr>
+        <w:t>“</w:t>
+      </w:r>
+      <w:r>
+        <w:rPr>
+          <w:rFonts w:ascii="Times New Roman" w:hAnsi="Times New Roman" w:cs="Times New Roman"/>
+          <w:sz w:val="24"/>
+          <w:lang w:val="en-US"/>
+        </w:rPr>
         <w:t>c</w:t>
       </w:r>
       <w:r>
@@ -16591,480 +16741,7 @@
           <w:rFonts w:ascii="Times New Roman" w:hAnsi="Times New Roman" w:cs="Times New Roman"/>
           <w:sz w:val="24"/>
         </w:rPr>
-        <w:t>++</w:t>
-      </w:r>
-      <w:r>
-        <w:rPr>
-          <w:rFonts w:ascii="Times New Roman" w:hAnsi="Times New Roman" w:cs="Times New Roman"/>
-          <w:sz w:val="24"/>
-          <w:lang w:val="en-US"/>
-        </w:rPr>
-        <w:t>hers</w:t>
-      </w:r>
-      <w:r>
-        <w:rPr>
-          <w:rFonts w:ascii="Times New Roman" w:hAnsi="Times New Roman" w:cs="Times New Roman"/>
-          <w:sz w:val="24"/>
-        </w:rPr>
         <w:t>”</w:t>
-      </w:r>
-      <w:r>
-        <w:rPr>
-          <w:rFonts w:ascii="Times New Roman" w:hAnsi="Times New Roman" w:cs="Times New Roman"/>
-          <w:sz w:val="24"/>
-        </w:rPr>
-        <w:t xml:space="preserve"> </w:t>
-      </w:r>
-      <w:r>
-        <w:rPr>
-          <w:rFonts w:ascii="Times New Roman" w:hAnsi="Times New Roman" w:cs="Times New Roman"/>
-          <w:sz w:val="24"/>
-        </w:rPr>
-        <w:t>и</w:t>
-      </w:r>
-      <w:r>
-        <w:rPr>
-          <w:rFonts w:ascii="Times New Roman" w:hAnsi="Times New Roman" w:cs="Times New Roman"/>
-          <w:sz w:val="24"/>
-        </w:rPr>
-        <w:t xml:space="preserve"> “</w:t>
-      </w:r>
-      <w:r>
-        <w:rPr>
-          <w:rFonts w:ascii="Times New Roman" w:hAnsi="Times New Roman" w:cs="Times New Roman"/>
-          <w:sz w:val="24"/>
-          <w:lang w:val="en-US"/>
-        </w:rPr>
-        <w:t>so</w:t>
-      </w:r>
-      <w:r>
-        <w:rPr>
-          <w:rFonts w:ascii="Times New Roman" w:hAnsi="Times New Roman" w:cs="Times New Roman"/>
-          <w:sz w:val="24"/>
-        </w:rPr>
-        <w:t>+</w:t>
-      </w:r>
-      <w:r>
-        <w:rPr>
-          <w:rFonts w:ascii="Times New Roman" w:hAnsi="Times New Roman" w:cs="Times New Roman"/>
-          <w:sz w:val="24"/>
-          <w:lang w:val="en-US"/>
-        </w:rPr>
-        <w:t>e</w:t>
-      </w:r>
-      <w:r>
-        <w:rPr>
-          <w:rFonts w:ascii="Times New Roman" w:hAnsi="Times New Roman" w:cs="Times New Roman"/>
-          <w:sz w:val="24"/>
-        </w:rPr>
-        <w:t xml:space="preserve">” </w:t>
-      </w:r>
-      <w:r>
-        <w:rPr>
-          <w:rFonts w:ascii="Times New Roman" w:hAnsi="Times New Roman" w:cs="Times New Roman"/>
-          <w:sz w:val="24"/>
-        </w:rPr>
-        <w:t>и</w:t>
-      </w:r>
-      <w:r>
-        <w:rPr>
-          <w:rFonts w:ascii="Times New Roman" w:hAnsi="Times New Roman" w:cs="Times New Roman"/>
-          <w:sz w:val="24"/>
-        </w:rPr>
-        <w:t xml:space="preserve"> “</w:t>
-      </w:r>
-      <w:r>
-        <w:rPr>
-          <w:rFonts w:ascii="Times New Roman" w:hAnsi="Times New Roman" w:cs="Times New Roman"/>
-          <w:sz w:val="24"/>
-          <w:lang w:val="en-US"/>
-        </w:rPr>
-        <w:t>s</w:t>
-      </w:r>
-      <w:r>
-        <w:rPr>
-          <w:rFonts w:ascii="Times New Roman" w:hAnsi="Times New Roman" w:cs="Times New Roman"/>
-          <w:sz w:val="24"/>
-        </w:rPr>
-        <w:t>+</w:t>
-      </w:r>
-      <w:r>
-        <w:rPr>
-          <w:rFonts w:ascii="Times New Roman" w:hAnsi="Times New Roman" w:cs="Times New Roman"/>
-          <w:sz w:val="24"/>
-          <w:lang w:val="en-US"/>
-        </w:rPr>
-        <w:t>ste</w:t>
-      </w:r>
-      <w:r>
-        <w:rPr>
-          <w:rFonts w:ascii="Times New Roman" w:hAnsi="Times New Roman" w:cs="Times New Roman"/>
-          <w:sz w:val="24"/>
-        </w:rPr>
-        <w:t>+</w:t>
-      </w:r>
-      <w:r>
-        <w:rPr>
-          <w:rFonts w:ascii="Times New Roman" w:hAnsi="Times New Roman" w:cs="Times New Roman"/>
-          <w:sz w:val="24"/>
-          <w:lang w:val="en-US"/>
-        </w:rPr>
-        <w:t>s</w:t>
-      </w:r>
-      <w:r>
-        <w:rPr>
-          <w:rFonts w:ascii="Times New Roman" w:hAnsi="Times New Roman" w:cs="Times New Roman"/>
-          <w:sz w:val="24"/>
-        </w:rPr>
-        <w:t xml:space="preserve">”. </w:t>
-      </w:r>
-      <w:r>
-        <w:rPr>
-          <w:rFonts w:ascii="Times New Roman" w:hAnsi="Times New Roman" w:cs="Times New Roman"/>
-          <w:sz w:val="24"/>
-        </w:rPr>
-        <w:t>Очень</w:t>
-      </w:r>
-      <w:r>
-        <w:rPr>
-          <w:rFonts w:ascii="Times New Roman" w:hAnsi="Times New Roman" w:cs="Times New Roman"/>
-          <w:sz w:val="24"/>
-          <w:lang w:val="en-US"/>
-        </w:rPr>
-        <w:t xml:space="preserve"> </w:t>
-      </w:r>
-      <w:r>
-        <w:rPr>
-          <w:rFonts w:ascii="Times New Roman" w:hAnsi="Times New Roman" w:cs="Times New Roman"/>
-          <w:sz w:val="24"/>
-        </w:rPr>
-        <w:t>похоже</w:t>
-      </w:r>
-      <w:r>
-        <w:rPr>
-          <w:rFonts w:ascii="Times New Roman" w:hAnsi="Times New Roman" w:cs="Times New Roman"/>
-          <w:sz w:val="24"/>
-          <w:lang w:val="en-US"/>
-        </w:rPr>
-        <w:t xml:space="preserve"> </w:t>
-      </w:r>
-      <w:r>
-        <w:rPr>
-          <w:rFonts w:ascii="Times New Roman" w:hAnsi="Times New Roman" w:cs="Times New Roman"/>
-          <w:sz w:val="24"/>
-        </w:rPr>
-        <w:t>на</w:t>
-      </w:r>
-      <w:r>
-        <w:rPr>
-          <w:rFonts w:ascii="Times New Roman" w:hAnsi="Times New Roman" w:cs="Times New Roman"/>
-          <w:sz w:val="24"/>
-          <w:lang w:val="en-US"/>
-        </w:rPr>
-        <w:t xml:space="preserve"> “</w:t>
-      </w:r>
-      <w:r>
-        <w:rPr>
-          <w:rFonts w:ascii="Times New Roman" w:hAnsi="Times New Roman" w:cs="Times New Roman"/>
-          <w:sz w:val="24"/>
-          <w:lang w:val="en-US"/>
-        </w:rPr>
-        <w:t>ciphers</w:t>
-      </w:r>
-      <w:r>
-        <w:rPr>
-          <w:rFonts w:ascii="Times New Roman" w:hAnsi="Times New Roman" w:cs="Times New Roman"/>
-          <w:sz w:val="24"/>
-          <w:lang w:val="en-US"/>
-        </w:rPr>
-        <w:t>” “</w:t>
-      </w:r>
-      <w:r>
-        <w:rPr>
-          <w:rFonts w:ascii="Times New Roman" w:hAnsi="Times New Roman" w:cs="Times New Roman"/>
-          <w:sz w:val="24"/>
-          <w:lang w:val="en-US"/>
-        </w:rPr>
-        <w:t>some</w:t>
-      </w:r>
-      <w:r>
-        <w:rPr>
-          <w:rFonts w:ascii="Times New Roman" w:hAnsi="Times New Roman" w:cs="Times New Roman"/>
-          <w:sz w:val="24"/>
-          <w:lang w:val="en-US"/>
-        </w:rPr>
-        <w:t>” “</w:t>
-      </w:r>
-      <w:r>
-        <w:rPr>
-          <w:rFonts w:ascii="Times New Roman" w:hAnsi="Times New Roman" w:cs="Times New Roman"/>
-          <w:sz w:val="24"/>
-          <w:lang w:val="en-US"/>
-        </w:rPr>
-        <w:t>systems</w:t>
-      </w:r>
-      <w:r>
-        <w:rPr>
-          <w:rFonts w:ascii="Times New Roman" w:hAnsi="Times New Roman" w:cs="Times New Roman"/>
-          <w:sz w:val="24"/>
-          <w:lang w:val="en-US"/>
-        </w:rPr>
-        <w:t>”</w:t>
-      </w:r>
-      <w:r>
-        <w:rPr>
-          <w:rFonts w:ascii="Times New Roman" w:hAnsi="Times New Roman" w:cs="Times New Roman"/>
-          <w:sz w:val="24"/>
-          <w:lang w:val="en-US"/>
-        </w:rPr>
-        <w:t>.</w:t>
-      </w:r>
-      <w:r>
-        <w:rPr>
-          <w:rFonts w:ascii="Times New Roman" w:hAnsi="Times New Roman" w:cs="Times New Roman"/>
-          <w:sz w:val="24"/>
-          <w:lang w:val="en-US"/>
-        </w:rPr>
-        <w:t xml:space="preserve"> </w:t>
-      </w:r>
-      <w:r>
-        <w:rPr>
-          <w:rFonts w:ascii="Times New Roman" w:hAnsi="Times New Roman" w:cs="Times New Roman"/>
-          <w:sz w:val="24"/>
-        </w:rPr>
-        <w:t xml:space="preserve">Попробуем заменить </w:t>
-      </w:r>
-      <w:r>
-        <w:rPr>
-          <w:rFonts w:ascii="Times New Roman" w:hAnsi="Times New Roman" w:cs="Times New Roman"/>
-          <w:sz w:val="24"/>
-        </w:rPr>
-        <w:t>“</w:t>
-      </w:r>
-      <w:r>
-        <w:rPr>
-          <w:rFonts w:ascii="Times New Roman" w:hAnsi="Times New Roman" w:cs="Times New Roman"/>
-          <w:sz w:val="24"/>
-          <w:lang w:val="en-US"/>
-        </w:rPr>
-        <w:t>o</w:t>
-      </w:r>
-      <w:r>
-        <w:rPr>
-          <w:rFonts w:ascii="Times New Roman" w:hAnsi="Times New Roman" w:cs="Times New Roman"/>
-          <w:sz w:val="24"/>
-        </w:rPr>
-        <w:t>”</w:t>
-      </w:r>
-      <w:r>
-        <w:rPr>
-          <w:rFonts w:ascii="Times New Roman" w:hAnsi="Times New Roman" w:cs="Times New Roman"/>
-          <w:sz w:val="24"/>
-        </w:rPr>
-        <w:t xml:space="preserve"> на</w:t>
-      </w:r>
-      <w:r>
-        <w:rPr>
-          <w:rFonts w:ascii="Times New Roman" w:hAnsi="Times New Roman" w:cs="Times New Roman"/>
-          <w:sz w:val="24"/>
-        </w:rPr>
-        <w:t xml:space="preserve"> “</w:t>
-      </w:r>
-      <w:r>
-        <w:rPr>
-          <w:rFonts w:ascii="Times New Roman" w:hAnsi="Times New Roman" w:cs="Times New Roman"/>
-          <w:sz w:val="24"/>
-          <w:lang w:val="en-US"/>
-        </w:rPr>
-        <w:t>i</w:t>
-      </w:r>
-      <w:r>
-        <w:rPr>
-          <w:rFonts w:ascii="Times New Roman" w:hAnsi="Times New Roman" w:cs="Times New Roman"/>
-          <w:sz w:val="24"/>
-        </w:rPr>
-        <w:t>”</w:t>
-      </w:r>
-      <w:r>
-        <w:rPr>
-          <w:rFonts w:ascii="Times New Roman" w:hAnsi="Times New Roman" w:cs="Times New Roman"/>
-          <w:sz w:val="24"/>
-        </w:rPr>
-        <w:t xml:space="preserve">, </w:t>
-      </w:r>
-      <w:r>
-        <w:rPr>
-          <w:rFonts w:ascii="Times New Roman" w:hAnsi="Times New Roman" w:cs="Times New Roman"/>
-          <w:sz w:val="24"/>
-        </w:rPr>
-        <w:t>“</w:t>
-      </w:r>
-      <w:r>
-        <w:rPr>
-          <w:rFonts w:ascii="Times New Roman" w:hAnsi="Times New Roman" w:cs="Times New Roman"/>
-          <w:sz w:val="24"/>
-          <w:lang w:val="en-US"/>
-        </w:rPr>
-        <w:t>h</w:t>
-      </w:r>
-      <w:r>
-        <w:rPr>
-          <w:rFonts w:ascii="Times New Roman" w:hAnsi="Times New Roman" w:cs="Times New Roman"/>
-          <w:sz w:val="24"/>
-        </w:rPr>
-        <w:t>”</w:t>
-      </w:r>
-      <w:r>
-        <w:rPr>
-          <w:rFonts w:ascii="Times New Roman" w:hAnsi="Times New Roman" w:cs="Times New Roman"/>
-          <w:sz w:val="24"/>
-        </w:rPr>
-        <w:t xml:space="preserve"> на</w:t>
-      </w:r>
-      <w:r>
-        <w:rPr>
-          <w:rFonts w:ascii="Times New Roman" w:hAnsi="Times New Roman" w:cs="Times New Roman"/>
-          <w:sz w:val="24"/>
-        </w:rPr>
-        <w:t xml:space="preserve"> “</w:t>
-      </w:r>
-      <w:r>
-        <w:rPr>
-          <w:rFonts w:ascii="Times New Roman" w:hAnsi="Times New Roman" w:cs="Times New Roman"/>
-          <w:sz w:val="24"/>
-          <w:lang w:val="en-US"/>
-        </w:rPr>
-        <w:t>p</w:t>
-      </w:r>
-      <w:r>
-        <w:rPr>
-          <w:rFonts w:ascii="Times New Roman" w:hAnsi="Times New Roman" w:cs="Times New Roman"/>
-          <w:sz w:val="24"/>
-        </w:rPr>
-        <w:t>”</w:t>
-      </w:r>
-      <w:r>
-        <w:rPr>
-          <w:rFonts w:ascii="Times New Roman" w:hAnsi="Times New Roman" w:cs="Times New Roman"/>
-          <w:sz w:val="24"/>
-        </w:rPr>
-        <w:t>,</w:t>
-      </w:r>
-      <w:r>
-        <w:rPr>
-          <w:rFonts w:ascii="Times New Roman" w:hAnsi="Times New Roman" w:cs="Times New Roman"/>
-          <w:sz w:val="24"/>
-        </w:rPr>
-        <w:t xml:space="preserve"> “</w:t>
-      </w:r>
-      <w:r>
-        <w:rPr>
-          <w:rFonts w:ascii="Times New Roman" w:hAnsi="Times New Roman" w:cs="Times New Roman"/>
-          <w:sz w:val="24"/>
-          <w:lang w:val="en-US"/>
-        </w:rPr>
-        <w:t>b</w:t>
-      </w:r>
-      <w:r>
-        <w:rPr>
-          <w:rFonts w:ascii="Times New Roman" w:hAnsi="Times New Roman" w:cs="Times New Roman"/>
-          <w:sz w:val="24"/>
-        </w:rPr>
-        <w:t>”</w:t>
-      </w:r>
-      <w:r>
-        <w:rPr>
-          <w:rFonts w:ascii="Times New Roman" w:hAnsi="Times New Roman" w:cs="Times New Roman"/>
-          <w:sz w:val="24"/>
-        </w:rPr>
-        <w:t xml:space="preserve"> на</w:t>
-      </w:r>
-      <w:r>
-        <w:rPr>
-          <w:rFonts w:ascii="Times New Roman" w:hAnsi="Times New Roman" w:cs="Times New Roman"/>
-          <w:sz w:val="24"/>
-        </w:rPr>
-        <w:t xml:space="preserve"> “</w:t>
-      </w:r>
-      <w:r>
-        <w:rPr>
-          <w:rFonts w:ascii="Times New Roman" w:hAnsi="Times New Roman" w:cs="Times New Roman"/>
-          <w:sz w:val="24"/>
-          <w:lang w:val="en-US"/>
-        </w:rPr>
-        <w:t>y</w:t>
-      </w:r>
-      <w:r>
-        <w:rPr>
-          <w:rFonts w:ascii="Times New Roman" w:hAnsi="Times New Roman" w:cs="Times New Roman"/>
-          <w:sz w:val="24"/>
-        </w:rPr>
-        <w:t>”</w:t>
-      </w:r>
-      <w:r>
-        <w:rPr>
-          <w:rFonts w:ascii="Times New Roman" w:hAnsi="Times New Roman" w:cs="Times New Roman"/>
-          <w:sz w:val="24"/>
-        </w:rPr>
-        <w:t>,</w:t>
-      </w:r>
-      <w:r>
-        <w:rPr>
-          <w:rFonts w:ascii="Times New Roman" w:hAnsi="Times New Roman" w:cs="Times New Roman"/>
-          <w:sz w:val="24"/>
-        </w:rPr>
-        <w:t xml:space="preserve"> “</w:t>
-      </w:r>
-      <w:r>
-        <w:rPr>
-          <w:rFonts w:ascii="Times New Roman" w:hAnsi="Times New Roman" w:cs="Times New Roman"/>
-          <w:sz w:val="24"/>
-          <w:lang w:val="en-US"/>
-        </w:rPr>
-        <w:t>d</w:t>
-      </w:r>
-      <w:r>
-        <w:rPr>
-          <w:rFonts w:ascii="Times New Roman" w:hAnsi="Times New Roman" w:cs="Times New Roman"/>
-          <w:sz w:val="24"/>
-        </w:rPr>
-        <w:t xml:space="preserve">” </w:t>
-      </w:r>
-      <w:r>
-        <w:rPr>
-          <w:rFonts w:ascii="Times New Roman" w:hAnsi="Times New Roman" w:cs="Times New Roman"/>
-          <w:sz w:val="24"/>
-        </w:rPr>
-        <w:t xml:space="preserve">на </w:t>
-      </w:r>
-      <w:r>
-        <w:rPr>
-          <w:rFonts w:ascii="Times New Roman" w:hAnsi="Times New Roman" w:cs="Times New Roman"/>
-          <w:sz w:val="24"/>
-        </w:rPr>
-        <w:t>“</w:t>
-      </w:r>
-      <w:r>
-        <w:rPr>
-          <w:rFonts w:ascii="Times New Roman" w:hAnsi="Times New Roman" w:cs="Times New Roman"/>
-          <w:sz w:val="24"/>
-          <w:lang w:val="en-US"/>
-        </w:rPr>
-        <w:t>m</w:t>
-      </w:r>
-      <w:r>
-        <w:rPr>
-          <w:rFonts w:ascii="Times New Roman" w:hAnsi="Times New Roman" w:cs="Times New Roman"/>
-          <w:sz w:val="24"/>
-        </w:rPr>
-        <w:t>”</w:t>
-      </w:r>
-      <w:r>
-        <w:rPr>
-          <w:rFonts w:ascii="Times New Roman" w:hAnsi="Times New Roman" w:cs="Times New Roman"/>
-          <w:sz w:val="24"/>
-        </w:rPr>
-        <w:t>.</w:t>
       </w:r>
     </w:p>
     <w:p>
@@ -17074,25 +16751,30 @@
         <w:adjustRightInd w:val="0"/>
         <w:spacing w:after="0" w:line="360" w:lineRule="auto"/>
         <w:ind w:firstLine="709"/>
-        <w:jc w:val="center"/>
-        <w:rPr>
-          <w:rFonts w:ascii="Times New Roman" w:hAnsi="Times New Roman" w:cs="Times New Roman"/>
-          <w:sz w:val="24"/>
-          <w:lang w:val="en-US"/>
-        </w:rPr>
-      </w:pPr>
-      <w:r>
-        <w:rPr>
-          <w:rFonts w:ascii="Times New Roman" w:hAnsi="Times New Roman" w:cs="Times New Roman"/>
+        <w:jc w:val="both"/>
+        <w:rPr>
+          <w:rFonts w:ascii="Times New Roman" w:hAnsi="Times New Roman" w:cs="Times New Roman"/>
+          <w:b/>
+          <w:bCs/>
+          <w:sz w:val="24"/>
+          <w:szCs w:val="24"/>
+        </w:rPr>
+      </w:pPr>
+      <w:r>
+        <w:rPr>
+          <w:rFonts w:ascii="Times New Roman" w:hAnsi="Times New Roman" w:cs="Times New Roman"/>
+          <w:b/>
+          <w:bCs/>
           <w:noProof/>
           <w:sz w:val="24"/>
+          <w:szCs w:val="24"/>
           <w:lang w:eastAsia="ru-RU"/>
         </w:rPr>
         <w:drawing>
-          <wp:inline distT="0" distB="0" distL="0" distR="0" wp14:anchorId="09CA321D" wp14:editId="56BFC573">
-            <wp:extent cx="5540375" cy="647315"/>
+          <wp:inline distT="0" distB="0" distL="0" distR="0" wp14:anchorId="2A582451" wp14:editId="3DB16317">
+            <wp:extent cx="5540375" cy="633101"/>
             <wp:effectExtent l="0" t="0" r="0" b="0"/>
-            <wp:docPr id="16" name="Рисунок 16"/>
+            <wp:docPr id="15" name="Рисунок 15"/>
             <wp:cNvGraphicFramePr>
               <a:graphicFrameLocks xmlns:a="http://schemas.openxmlformats.org/drawingml/2006/main" noChangeAspect="1"/>
             </wp:cNvGraphicFramePr>
@@ -17112,7 +16794,7 @@
                   <pic:spPr>
                     <a:xfrm>
                       <a:off x="0" y="0"/>
-                      <a:ext cx="5637095" cy="658615"/>
+                      <a:ext cx="5596593" cy="639525"/>
                     </a:xfrm>
                     <a:prstGeom prst="rect">
                       <a:avLst/>
@@ -17136,23 +16818,14 @@
         <w:rPr>
           <w:rFonts w:ascii="Times New Roman" w:hAnsi="Times New Roman" w:cs="Times New Roman"/>
           <w:sz w:val="24"/>
-          <w:lang w:val="en-US"/>
-        </w:rPr>
-      </w:pPr>
-      <w:r>
-        <w:rPr>
-          <w:rFonts w:ascii="Times New Roman" w:hAnsi="Times New Roman" w:cs="Times New Roman"/>
-          <w:sz w:val="24"/>
-        </w:rPr>
-        <w:t>Рисунок 12 – Пятая замена</w:t>
-      </w:r>
-      <w:r>
-        <w:rPr>
-          <w:rFonts w:ascii="Times New Roman" w:hAnsi="Times New Roman" w:cs="Times New Roman"/>
-          <w:sz w:val="24"/>
-          <w:lang w:val="en-US"/>
-        </w:rPr>
-        <w:t>.</w:t>
+        </w:rPr>
+      </w:pPr>
+      <w:r>
+        <w:rPr>
+          <w:rFonts w:ascii="Times New Roman" w:hAnsi="Times New Roman" w:cs="Times New Roman"/>
+          <w:sz w:val="24"/>
+        </w:rPr>
+        <w:t>Рисунок 11 – Четвертая замена</w:t>
       </w:r>
     </w:p>
     <w:p>
@@ -17172,7 +16845,44 @@
           <w:rFonts w:ascii="Times New Roman" w:hAnsi="Times New Roman" w:cs="Times New Roman"/>
           <w:sz w:val="24"/>
         </w:rPr>
-        <w:t>Первое</w:t>
+        <w:t>Заметим</w:t>
+      </w:r>
+      <w:r>
+        <w:rPr>
+          <w:rFonts w:ascii="Times New Roman" w:hAnsi="Times New Roman" w:cs="Times New Roman"/>
+          <w:sz w:val="24"/>
+        </w:rPr>
+        <w:t xml:space="preserve"> “</w:t>
+      </w:r>
+      <w:r>
+        <w:rPr>
+          <w:rFonts w:ascii="Times New Roman" w:hAnsi="Times New Roman" w:cs="Times New Roman"/>
+          <w:sz w:val="24"/>
+          <w:lang w:val="en-US"/>
+        </w:rPr>
+        <w:t>c</w:t>
+      </w:r>
+      <w:r>
+        <w:rPr>
+          <w:rFonts w:ascii="Times New Roman" w:hAnsi="Times New Roman" w:cs="Times New Roman"/>
+          <w:sz w:val="24"/>
+        </w:rPr>
+        <w:t>++</w:t>
+      </w:r>
+      <w:r>
+        <w:rPr>
+          <w:rFonts w:ascii="Times New Roman" w:hAnsi="Times New Roman" w:cs="Times New Roman"/>
+          <w:sz w:val="24"/>
+          <w:lang w:val="en-US"/>
+        </w:rPr>
+        <w:t>hers</w:t>
+      </w:r>
+      <w:r>
+        <w:rPr>
+          <w:rFonts w:ascii="Times New Roman" w:hAnsi="Times New Roman" w:cs="Times New Roman"/>
+          <w:sz w:val="24"/>
+        </w:rPr>
+        <w:t>”</w:t>
       </w:r>
       <w:r>
         <w:rPr>
@@ -17186,7 +16896,7 @@
           <w:rFonts w:ascii="Times New Roman" w:hAnsi="Times New Roman" w:cs="Times New Roman"/>
           <w:sz w:val="24"/>
         </w:rPr>
-        <w:t>слов</w:t>
+        <w:t>и</w:t>
       </w:r>
       <w:r>
         <w:rPr>
@@ -17201,7 +16911,7 @@
           <w:sz w:val="24"/>
           <w:lang w:val="en-US"/>
         </w:rPr>
-        <w:t>crypto</w:t>
+        <w:t>so</w:t>
       </w:r>
       <w:r>
         <w:rPr>
@@ -17216,7 +16926,36 @@
           <w:sz w:val="24"/>
           <w:lang w:val="en-US"/>
         </w:rPr>
-        <w:t>r</w:t>
+        <w:t>e</w:t>
+      </w:r>
+      <w:r>
+        <w:rPr>
+          <w:rFonts w:ascii="Times New Roman" w:hAnsi="Times New Roman" w:cs="Times New Roman"/>
+          <w:sz w:val="24"/>
+        </w:rPr>
+        <w:t xml:space="preserve">” </w:t>
+      </w:r>
+      <w:r>
+        <w:rPr>
+          <w:rFonts w:ascii="Times New Roman" w:hAnsi="Times New Roman" w:cs="Times New Roman"/>
+          <w:sz w:val="24"/>
+        </w:rPr>
+        <w:t>и</w:t>
+      </w:r>
+      <w:r>
+        <w:rPr>
+          <w:rFonts w:ascii="Times New Roman" w:hAnsi="Times New Roman" w:cs="Times New Roman"/>
+          <w:sz w:val="24"/>
+        </w:rPr>
+        <w:t xml:space="preserve"> “</w:t>
+      </w:r>
+      <w:r>
+        <w:rPr>
+          <w:rFonts w:ascii="Times New Roman" w:hAnsi="Times New Roman" w:cs="Times New Roman"/>
+          <w:sz w:val="24"/>
+          <w:lang w:val="en-US"/>
+        </w:rPr>
+        <w:t>s</w:t>
       </w:r>
       <w:r>
         <w:rPr>
@@ -17225,18 +16964,96 @@
         </w:rPr>
         <w:t>+</w:t>
       </w:r>
+      <w:proofErr w:type="spellStart"/>
       <w:r>
         <w:rPr>
           <w:rFonts w:ascii="Times New Roman" w:hAnsi="Times New Roman" w:cs="Times New Roman"/>
           <w:sz w:val="24"/>
           <w:lang w:val="en-US"/>
         </w:rPr>
-        <w:t>phy</w:t>
-      </w:r>
-      <w:r>
-        <w:rPr>
-          <w:rFonts w:ascii="Times New Roman" w:hAnsi="Times New Roman" w:cs="Times New Roman"/>
-          <w:sz w:val="24"/>
+        <w:t>ste</w:t>
+      </w:r>
+      <w:proofErr w:type="spellEnd"/>
+      <w:r>
+        <w:rPr>
+          <w:rFonts w:ascii="Times New Roman" w:hAnsi="Times New Roman" w:cs="Times New Roman"/>
+          <w:sz w:val="24"/>
+        </w:rPr>
+        <w:t>+</w:t>
+      </w:r>
+      <w:r>
+        <w:rPr>
+          <w:rFonts w:ascii="Times New Roman" w:hAnsi="Times New Roman" w:cs="Times New Roman"/>
+          <w:sz w:val="24"/>
+          <w:lang w:val="en-US"/>
+        </w:rPr>
+        <w:t>s</w:t>
+      </w:r>
+      <w:r>
+        <w:rPr>
+          <w:rFonts w:ascii="Times New Roman" w:hAnsi="Times New Roman" w:cs="Times New Roman"/>
+          <w:sz w:val="24"/>
+        </w:rPr>
+        <w:t xml:space="preserve">”. </w:t>
+      </w:r>
+      <w:r>
+        <w:rPr>
+          <w:rFonts w:ascii="Times New Roman" w:hAnsi="Times New Roman" w:cs="Times New Roman"/>
+          <w:sz w:val="24"/>
+        </w:rPr>
+        <w:t>Очень</w:t>
+      </w:r>
+      <w:r>
+        <w:rPr>
+          <w:rFonts w:ascii="Times New Roman" w:hAnsi="Times New Roman" w:cs="Times New Roman"/>
+          <w:sz w:val="24"/>
+          <w:lang w:val="en-US"/>
+        </w:rPr>
+        <w:t xml:space="preserve"> </w:t>
+      </w:r>
+      <w:r>
+        <w:rPr>
+          <w:rFonts w:ascii="Times New Roman" w:hAnsi="Times New Roman" w:cs="Times New Roman"/>
+          <w:sz w:val="24"/>
+        </w:rPr>
+        <w:t>похоже</w:t>
+      </w:r>
+      <w:r>
+        <w:rPr>
+          <w:rFonts w:ascii="Times New Roman" w:hAnsi="Times New Roman" w:cs="Times New Roman"/>
+          <w:sz w:val="24"/>
+          <w:lang w:val="en-US"/>
+        </w:rPr>
+        <w:t xml:space="preserve"> </w:t>
+      </w:r>
+      <w:r>
+        <w:rPr>
+          <w:rFonts w:ascii="Times New Roman" w:hAnsi="Times New Roman" w:cs="Times New Roman"/>
+          <w:sz w:val="24"/>
+        </w:rPr>
+        <w:t>на</w:t>
+      </w:r>
+      <w:r>
+        <w:rPr>
+          <w:rFonts w:ascii="Times New Roman" w:hAnsi="Times New Roman" w:cs="Times New Roman"/>
+          <w:sz w:val="24"/>
+          <w:lang w:val="en-US"/>
+        </w:rPr>
+        <w:t xml:space="preserve"> “</w:t>
+      </w:r>
+      <w:r>
+        <w:rPr>
+          <w:rFonts w:ascii="Times New Roman" w:hAnsi="Times New Roman" w:cs="Times New Roman"/>
+          <w:sz w:val="24"/>
+          <w:lang w:val="en-US"/>
+        </w:rPr>
+        <w:t>ciphers</w:t>
+      </w:r>
+      <w:r>
+        <w:rPr>
+          <w:rFonts w:ascii="Times New Roman" w:hAnsi="Times New Roman" w:cs="Times New Roman"/>
+          <w:sz w:val="24"/>
+          <w:lang w:val="en-US"/>
         </w:rPr>
         <w:t>” “</w:t>
       </w:r>
@@ -17246,14 +17063,121 @@
           <w:sz w:val="24"/>
           <w:lang w:val="en-US"/>
         </w:rPr>
+        <w:t>some</w:t>
+      </w:r>
+      <w:r>
+        <w:rPr>
+          <w:rFonts w:ascii="Times New Roman" w:hAnsi="Times New Roman" w:cs="Times New Roman"/>
+          <w:sz w:val="24"/>
+          <w:lang w:val="en-US"/>
+        </w:rPr>
+        <w:t>” “</w:t>
+      </w:r>
+      <w:r>
+        <w:rPr>
+          <w:rFonts w:ascii="Times New Roman" w:hAnsi="Times New Roman" w:cs="Times New Roman"/>
+          <w:sz w:val="24"/>
+          <w:lang w:val="en-US"/>
+        </w:rPr>
+        <w:t>systems</w:t>
+      </w:r>
+      <w:r>
+        <w:rPr>
+          <w:rFonts w:ascii="Times New Roman" w:hAnsi="Times New Roman" w:cs="Times New Roman"/>
+          <w:sz w:val="24"/>
+          <w:lang w:val="en-US"/>
+        </w:rPr>
+        <w:t>”</w:t>
+      </w:r>
+      <w:r>
+        <w:rPr>
+          <w:rFonts w:ascii="Times New Roman" w:hAnsi="Times New Roman" w:cs="Times New Roman"/>
+          <w:sz w:val="24"/>
+          <w:lang w:val="en-US"/>
+        </w:rPr>
+        <w:t>.</w:t>
+      </w:r>
+      <w:r>
+        <w:rPr>
+          <w:rFonts w:ascii="Times New Roman" w:hAnsi="Times New Roman" w:cs="Times New Roman"/>
+          <w:sz w:val="24"/>
+          <w:lang w:val="en-US"/>
+        </w:rPr>
+        <w:t xml:space="preserve"> </w:t>
+      </w:r>
+      <w:r>
+        <w:rPr>
+          <w:rFonts w:ascii="Times New Roman" w:hAnsi="Times New Roman" w:cs="Times New Roman"/>
+          <w:sz w:val="24"/>
+        </w:rPr>
+        <w:t xml:space="preserve">Попробуем заменить </w:t>
+      </w:r>
+      <w:r>
+        <w:rPr>
+          <w:rFonts w:ascii="Times New Roman" w:hAnsi="Times New Roman" w:cs="Times New Roman"/>
+          <w:sz w:val="24"/>
+        </w:rPr>
+        <w:t>“</w:t>
+      </w:r>
+      <w:r>
+        <w:rPr>
+          <w:rFonts w:ascii="Times New Roman" w:hAnsi="Times New Roman" w:cs="Times New Roman"/>
+          <w:sz w:val="24"/>
+          <w:lang w:val="en-US"/>
+        </w:rPr>
+        <w:t>o</w:t>
+      </w:r>
+      <w:r>
+        <w:rPr>
+          <w:rFonts w:ascii="Times New Roman" w:hAnsi="Times New Roman" w:cs="Times New Roman"/>
+          <w:sz w:val="24"/>
+        </w:rPr>
+        <w:t>”</w:t>
+      </w:r>
+      <w:r>
+        <w:rPr>
+          <w:rFonts w:ascii="Times New Roman" w:hAnsi="Times New Roman" w:cs="Times New Roman"/>
+          <w:sz w:val="24"/>
+        </w:rPr>
+        <w:t xml:space="preserve"> на</w:t>
+      </w:r>
+      <w:r>
+        <w:rPr>
+          <w:rFonts w:ascii="Times New Roman" w:hAnsi="Times New Roman" w:cs="Times New Roman"/>
+          <w:sz w:val="24"/>
+        </w:rPr>
+        <w:t xml:space="preserve"> “</w:t>
+      </w:r>
+      <w:proofErr w:type="spellStart"/>
+      <w:r>
+        <w:rPr>
+          <w:rFonts w:ascii="Times New Roman" w:hAnsi="Times New Roman" w:cs="Times New Roman"/>
+          <w:sz w:val="24"/>
+          <w:lang w:val="en-US"/>
+        </w:rPr>
         <w:t>i</w:t>
       </w:r>
-      <w:r>
-        <w:rPr>
-          <w:rFonts w:ascii="Times New Roman" w:hAnsi="Times New Roman" w:cs="Times New Roman"/>
-          <w:sz w:val="24"/>
-        </w:rPr>
-        <w:t>++</w:t>
+      <w:proofErr w:type="spellEnd"/>
+      <w:r>
+        <w:rPr>
+          <w:rFonts w:ascii="Times New Roman" w:hAnsi="Times New Roman" w:cs="Times New Roman"/>
+          <w:sz w:val="24"/>
+        </w:rPr>
+        <w:t>”</w:t>
+      </w:r>
+      <w:r>
+        <w:rPr>
+          <w:rFonts w:ascii="Times New Roman" w:hAnsi="Times New Roman" w:cs="Times New Roman"/>
+          <w:sz w:val="24"/>
+        </w:rPr>
+        <w:t xml:space="preserve">, </w:t>
+      </w:r>
+      <w:r>
+        <w:rPr>
+          <w:rFonts w:ascii="Times New Roman" w:hAnsi="Times New Roman" w:cs="Times New Roman"/>
+          <w:sz w:val="24"/>
+        </w:rPr>
+        <w:t>“</w:t>
       </w:r>
       <w:r>
         <w:rPr>
@@ -17261,14 +17185,28 @@
           <w:sz w:val="24"/>
           <w:lang w:val="en-US"/>
         </w:rPr>
-        <w:t>orm</w:t>
-      </w:r>
-      <w:r>
-        <w:rPr>
-          <w:rFonts w:ascii="Times New Roman" w:hAnsi="Times New Roman" w:cs="Times New Roman"/>
-          <w:sz w:val="24"/>
-        </w:rPr>
-        <w:t>+</w:t>
+        <w:t>h</w:t>
+      </w:r>
+      <w:r>
+        <w:rPr>
+          <w:rFonts w:ascii="Times New Roman" w:hAnsi="Times New Roman" w:cs="Times New Roman"/>
+          <w:sz w:val="24"/>
+        </w:rPr>
+        <w:t>”</w:t>
+      </w:r>
+      <w:r>
+        <w:rPr>
+          <w:rFonts w:ascii="Times New Roman" w:hAnsi="Times New Roman" w:cs="Times New Roman"/>
+          <w:sz w:val="24"/>
+        </w:rPr>
+        <w:t xml:space="preserve"> на</w:t>
+      </w:r>
+      <w:r>
+        <w:rPr>
+          <w:rFonts w:ascii="Times New Roman" w:hAnsi="Times New Roman" w:cs="Times New Roman"/>
+          <w:sz w:val="24"/>
+        </w:rPr>
+        <w:t xml:space="preserve"> “</w:t>
       </w:r>
       <w:r>
         <w:rPr>
@@ -17276,35 +17214,21 @@
           <w:sz w:val="24"/>
           <w:lang w:val="en-US"/>
         </w:rPr>
-        <w:t>tio</w:t>
-      </w:r>
-      <w:r>
-        <w:rPr>
-          <w:rFonts w:ascii="Times New Roman" w:hAnsi="Times New Roman" w:cs="Times New Roman"/>
-          <w:sz w:val="24"/>
-        </w:rPr>
-        <w:t xml:space="preserve">+”. </w:t>
-      </w:r>
-      <w:r>
-        <w:rPr>
-          <w:rFonts w:ascii="Times New Roman" w:hAnsi="Times New Roman" w:cs="Times New Roman"/>
-          <w:sz w:val="24"/>
-        </w:rPr>
-        <w:t>Очевидны</w:t>
-      </w:r>
-      <w:r>
-        <w:rPr>
-          <w:rFonts w:ascii="Times New Roman" w:hAnsi="Times New Roman" w:cs="Times New Roman"/>
-          <w:sz w:val="24"/>
-        </w:rPr>
-        <w:t xml:space="preserve"> </w:t>
-      </w:r>
-      <w:r>
-        <w:rPr>
-          <w:rFonts w:ascii="Times New Roman" w:hAnsi="Times New Roman" w:cs="Times New Roman"/>
-          <w:sz w:val="24"/>
-        </w:rPr>
-        <w:t>слова</w:t>
+        <w:t>p</w:t>
+      </w:r>
+      <w:r>
+        <w:rPr>
+          <w:rFonts w:ascii="Times New Roman" w:hAnsi="Times New Roman" w:cs="Times New Roman"/>
+          <w:sz w:val="24"/>
+        </w:rPr>
+        <w:t>”</w:t>
+      </w:r>
+      <w:r>
+        <w:rPr>
+          <w:rFonts w:ascii="Times New Roman" w:hAnsi="Times New Roman" w:cs="Times New Roman"/>
+          <w:sz w:val="24"/>
+        </w:rPr>
+        <w:t>,</w:t>
       </w:r>
       <w:r>
         <w:rPr>
@@ -17319,14 +17243,28 @@
           <w:sz w:val="24"/>
           <w:lang w:val="en-US"/>
         </w:rPr>
-        <w:t>cryptography</w:t>
-      </w:r>
-      <w:r>
-        <w:rPr>
-          <w:rFonts w:ascii="Times New Roman" w:hAnsi="Times New Roman" w:cs="Times New Roman"/>
-          <w:sz w:val="24"/>
-        </w:rPr>
-        <w:t>” “</w:t>
+        <w:t>b</w:t>
+      </w:r>
+      <w:r>
+        <w:rPr>
+          <w:rFonts w:ascii="Times New Roman" w:hAnsi="Times New Roman" w:cs="Times New Roman"/>
+          <w:sz w:val="24"/>
+        </w:rPr>
+        <w:t>”</w:t>
+      </w:r>
+      <w:r>
+        <w:rPr>
+          <w:rFonts w:ascii="Times New Roman" w:hAnsi="Times New Roman" w:cs="Times New Roman"/>
+          <w:sz w:val="24"/>
+        </w:rPr>
+        <w:t xml:space="preserve"> на</w:t>
+      </w:r>
+      <w:r>
+        <w:rPr>
+          <w:rFonts w:ascii="Times New Roman" w:hAnsi="Times New Roman" w:cs="Times New Roman"/>
+          <w:sz w:val="24"/>
+        </w:rPr>
+        <w:t xml:space="preserve"> “</w:t>
       </w:r>
       <w:r>
         <w:rPr>
@@ -17334,21 +17272,21 @@
           <w:sz w:val="24"/>
           <w:lang w:val="en-US"/>
         </w:rPr>
-        <w:t>information</w:t>
-      </w:r>
-      <w:r>
-        <w:rPr>
-          <w:rFonts w:ascii="Times New Roman" w:hAnsi="Times New Roman" w:cs="Times New Roman"/>
-          <w:sz w:val="24"/>
-        </w:rPr>
-        <w:t xml:space="preserve">”. </w:t>
-      </w:r>
-      <w:r>
-        <w:rPr>
-          <w:rFonts w:ascii="Times New Roman" w:hAnsi="Times New Roman" w:cs="Times New Roman"/>
-          <w:sz w:val="24"/>
-        </w:rPr>
-        <w:t>Заменим</w:t>
+        <w:t>y</w:t>
+      </w:r>
+      <w:r>
+        <w:rPr>
+          <w:rFonts w:ascii="Times New Roman" w:hAnsi="Times New Roman" w:cs="Times New Roman"/>
+          <w:sz w:val="24"/>
+        </w:rPr>
+        <w:t>”</w:t>
+      </w:r>
+      <w:r>
+        <w:rPr>
+          <w:rFonts w:ascii="Times New Roman" w:hAnsi="Times New Roman" w:cs="Times New Roman"/>
+          <w:sz w:val="24"/>
+        </w:rPr>
+        <w:t>,</w:t>
       </w:r>
       <w:r>
         <w:rPr>
@@ -17363,28 +17301,28 @@
           <w:sz w:val="24"/>
           <w:lang w:val="en-US"/>
         </w:rPr>
-        <w:t>u</w:t>
-      </w:r>
-      <w:r>
-        <w:rPr>
-          <w:rFonts w:ascii="Times New Roman" w:hAnsi="Times New Roman" w:cs="Times New Roman"/>
-          <w:sz w:val="24"/>
-        </w:rPr>
-        <w:t>”</w:t>
-      </w:r>
-      <w:r>
-        <w:rPr>
-          <w:rFonts w:ascii="Times New Roman" w:hAnsi="Times New Roman" w:cs="Times New Roman"/>
-          <w:sz w:val="24"/>
-        </w:rPr>
-        <w:t xml:space="preserve"> на</w:t>
-      </w:r>
-      <w:r>
-        <w:rPr>
-          <w:rFonts w:ascii="Times New Roman" w:hAnsi="Times New Roman" w:cs="Times New Roman"/>
-          <w:sz w:val="24"/>
-        </w:rPr>
-        <w:t xml:space="preserve"> “</w:t>
+        <w:t>d</w:t>
+      </w:r>
+      <w:r>
+        <w:rPr>
+          <w:rFonts w:ascii="Times New Roman" w:hAnsi="Times New Roman" w:cs="Times New Roman"/>
+          <w:sz w:val="24"/>
+        </w:rPr>
+        <w:t xml:space="preserve">” </w:t>
+      </w:r>
+      <w:r>
+        <w:rPr>
+          <w:rFonts w:ascii="Times New Roman" w:hAnsi="Times New Roman" w:cs="Times New Roman"/>
+          <w:sz w:val="24"/>
+        </w:rPr>
+        <w:t xml:space="preserve">на </w:t>
+      </w:r>
+      <w:r>
+        <w:rPr>
+          <w:rFonts w:ascii="Times New Roman" w:hAnsi="Times New Roman" w:cs="Times New Roman"/>
+          <w:sz w:val="24"/>
+        </w:rPr>
+        <w:t>“</w:t>
       </w:r>
       <w:r>
         <w:rPr>
@@ -17392,160 +17330,7 @@
           <w:sz w:val="24"/>
           <w:lang w:val="en-US"/>
         </w:rPr>
-        <w:t>g</w:t>
-      </w:r>
-      <w:r>
-        <w:rPr>
-          <w:rFonts w:ascii="Times New Roman" w:hAnsi="Times New Roman" w:cs="Times New Roman"/>
-          <w:sz w:val="24"/>
-        </w:rPr>
-        <w:t>”</w:t>
-      </w:r>
-      <w:r>
-        <w:rPr>
-          <w:rFonts w:ascii="Times New Roman" w:hAnsi="Times New Roman" w:cs="Times New Roman"/>
-          <w:sz w:val="24"/>
-        </w:rPr>
-        <w:t xml:space="preserve">, </w:t>
-      </w:r>
-      <w:r>
-        <w:rPr>
-          <w:rFonts w:ascii="Times New Roman" w:hAnsi="Times New Roman" w:cs="Times New Roman"/>
-          <w:sz w:val="24"/>
-        </w:rPr>
-        <w:t>“</w:t>
-      </w:r>
-      <w:r>
-        <w:rPr>
-          <w:rFonts w:ascii="Times New Roman" w:hAnsi="Times New Roman" w:cs="Times New Roman"/>
-          <w:sz w:val="24"/>
-          <w:lang w:val="en-US"/>
-        </w:rPr>
-        <w:t>q</w:t>
-      </w:r>
-      <w:r>
-        <w:rPr>
-          <w:rFonts w:ascii="Times New Roman" w:hAnsi="Times New Roman" w:cs="Times New Roman"/>
-          <w:sz w:val="24"/>
-        </w:rPr>
-        <w:t>”</w:t>
-      </w:r>
-      <w:r>
-        <w:rPr>
-          <w:rFonts w:ascii="Times New Roman" w:hAnsi="Times New Roman" w:cs="Times New Roman"/>
-          <w:sz w:val="24"/>
-        </w:rPr>
-        <w:t xml:space="preserve"> </w:t>
-      </w:r>
-      <w:r>
-        <w:rPr>
-          <w:rFonts w:ascii="Times New Roman" w:hAnsi="Times New Roman" w:cs="Times New Roman"/>
-          <w:sz w:val="24"/>
-        </w:rPr>
-        <w:t xml:space="preserve">на </w:t>
-      </w:r>
-      <w:r>
-        <w:rPr>
-          <w:rFonts w:ascii="Times New Roman" w:hAnsi="Times New Roman" w:cs="Times New Roman"/>
-          <w:sz w:val="24"/>
-        </w:rPr>
-        <w:t>“</w:t>
-      </w:r>
-      <w:r>
-        <w:rPr>
-          <w:rFonts w:ascii="Times New Roman" w:hAnsi="Times New Roman" w:cs="Times New Roman"/>
-          <w:sz w:val="24"/>
-          <w:lang w:val="en-US"/>
-        </w:rPr>
-        <w:t>a</w:t>
-      </w:r>
-      <w:r>
-        <w:rPr>
-          <w:rFonts w:ascii="Times New Roman" w:hAnsi="Times New Roman" w:cs="Times New Roman"/>
-          <w:sz w:val="24"/>
-        </w:rPr>
-        <w:t>”, “</w:t>
-      </w:r>
-      <w:r>
-        <w:rPr>
-          <w:rFonts w:ascii="Times New Roman" w:hAnsi="Times New Roman" w:cs="Times New Roman"/>
-          <w:sz w:val="24"/>
-          <w:lang w:val="en-US"/>
-        </w:rPr>
-        <w:t>f</w:t>
-      </w:r>
-      <w:r>
-        <w:rPr>
-          <w:rFonts w:ascii="Times New Roman" w:hAnsi="Times New Roman" w:cs="Times New Roman"/>
-          <w:sz w:val="24"/>
-        </w:rPr>
-        <w:t>”</w:t>
-      </w:r>
-      <w:r>
-        <w:rPr>
-          <w:rFonts w:ascii="Times New Roman" w:hAnsi="Times New Roman" w:cs="Times New Roman"/>
-          <w:sz w:val="24"/>
-        </w:rPr>
-        <w:t xml:space="preserve"> на</w:t>
-      </w:r>
-      <w:r>
-        <w:rPr>
-          <w:rFonts w:ascii="Times New Roman" w:hAnsi="Times New Roman" w:cs="Times New Roman"/>
-          <w:sz w:val="24"/>
-        </w:rPr>
-        <w:t xml:space="preserve"> “</w:t>
-      </w:r>
-      <w:r>
-        <w:rPr>
-          <w:rFonts w:ascii="Times New Roman" w:hAnsi="Times New Roman" w:cs="Times New Roman"/>
-          <w:sz w:val="24"/>
-          <w:lang w:val="en-US"/>
-        </w:rPr>
-        <w:t>n</w:t>
-      </w:r>
-      <w:r>
-        <w:rPr>
-          <w:rFonts w:ascii="Times New Roman" w:hAnsi="Times New Roman" w:cs="Times New Roman"/>
-          <w:sz w:val="24"/>
-        </w:rPr>
-        <w:t>”, “</w:t>
-      </w:r>
-      <w:r>
-        <w:rPr>
-          <w:rFonts w:ascii="Times New Roman" w:hAnsi="Times New Roman" w:cs="Times New Roman"/>
-          <w:sz w:val="24"/>
-          <w:lang w:val="en-US"/>
-        </w:rPr>
-        <w:t>y</w:t>
-      </w:r>
-      <w:r>
-        <w:rPr>
-          <w:rFonts w:ascii="Times New Roman" w:hAnsi="Times New Roman" w:cs="Times New Roman"/>
-          <w:sz w:val="24"/>
-        </w:rPr>
-        <w:t>”</w:t>
-      </w:r>
-      <w:r>
-        <w:rPr>
-          <w:rFonts w:ascii="Times New Roman" w:hAnsi="Times New Roman" w:cs="Times New Roman"/>
-          <w:sz w:val="24"/>
-        </w:rPr>
-        <w:t xml:space="preserve"> на</w:t>
-      </w:r>
-      <w:r>
-        <w:rPr>
-          <w:rFonts w:ascii="Times New Roman" w:hAnsi="Times New Roman" w:cs="Times New Roman"/>
-          <w:sz w:val="24"/>
-        </w:rPr>
-        <w:t xml:space="preserve"> “</w:t>
-      </w:r>
-      <w:r>
-        <w:rPr>
-          <w:rFonts w:ascii="Times New Roman" w:hAnsi="Times New Roman" w:cs="Times New Roman"/>
-          <w:sz w:val="24"/>
-          <w:lang w:val="en-US"/>
-        </w:rPr>
-        <w:t>f</w:t>
+        <w:t>m</w:t>
       </w:r>
       <w:r>
         <w:rPr>
@@ -17573,6 +17358,7 @@
         <w:rPr>
           <w:rFonts w:ascii="Times New Roman" w:hAnsi="Times New Roman" w:cs="Times New Roman"/>
           <w:sz w:val="24"/>
+          <w:lang w:val="en-US"/>
         </w:rPr>
       </w:pPr>
       <w:r>
@@ -17583,10 +17369,10 @@
           <w:lang w:eastAsia="ru-RU"/>
         </w:rPr>
         <w:drawing>
-          <wp:inline distT="0" distB="0" distL="0" distR="0" wp14:anchorId="4A2C8183" wp14:editId="2E327B4F">
-            <wp:extent cx="5588000" cy="598522"/>
+          <wp:inline distT="0" distB="0" distL="0" distR="0" wp14:anchorId="09CA321D" wp14:editId="56BFC573">
+            <wp:extent cx="5540375" cy="647315"/>
             <wp:effectExtent l="0" t="0" r="0" b="0"/>
-            <wp:docPr id="17" name="Рисунок 17"/>
+            <wp:docPr id="16" name="Рисунок 16"/>
             <wp:cNvGraphicFramePr>
               <a:graphicFrameLocks xmlns:a="http://schemas.openxmlformats.org/drawingml/2006/main" noChangeAspect="1"/>
             </wp:cNvGraphicFramePr>
@@ -17606,7 +17392,7 @@
                   <pic:spPr>
                     <a:xfrm>
                       <a:off x="0" y="0"/>
-                      <a:ext cx="5622051" cy="602169"/>
+                      <a:ext cx="5637095" cy="658615"/>
                     </a:xfrm>
                     <a:prstGeom prst="rect">
                       <a:avLst/>
@@ -17630,21 +17416,19 @@
         <w:rPr>
           <w:rFonts w:ascii="Times New Roman" w:hAnsi="Times New Roman" w:cs="Times New Roman"/>
           <w:sz w:val="24"/>
-          <w:lang w:val="en-US"/>
-        </w:rPr>
-      </w:pPr>
-      <w:r>
-        <w:rPr>
-          <w:rFonts w:ascii="Times New Roman" w:hAnsi="Times New Roman" w:cs="Times New Roman"/>
-          <w:sz w:val="24"/>
-        </w:rPr>
-        <w:t>Рисунок 13 – Шестая замена</w:t>
-      </w:r>
-      <w:r>
-        <w:rPr>
-          <w:rFonts w:ascii="Times New Roman" w:hAnsi="Times New Roman" w:cs="Times New Roman"/>
-          <w:sz w:val="24"/>
-          <w:lang w:val="en-US"/>
+        </w:rPr>
+      </w:pPr>
+      <w:r>
+        <w:rPr>
+          <w:rFonts w:ascii="Times New Roman" w:hAnsi="Times New Roman" w:cs="Times New Roman"/>
+          <w:sz w:val="24"/>
+        </w:rPr>
+        <w:t>Рисунок 12 – Пятая замена</w:t>
+      </w:r>
+      <w:r>
+        <w:rPr>
+          <w:rFonts w:ascii="Times New Roman" w:hAnsi="Times New Roman" w:cs="Times New Roman"/>
+          <w:sz w:val="24"/>
         </w:rPr>
         <w:t>.</w:t>
       </w:r>
@@ -17666,7 +17450,402 @@
           <w:rFonts w:ascii="Times New Roman" w:hAnsi="Times New Roman" w:cs="Times New Roman"/>
           <w:sz w:val="24"/>
         </w:rPr>
-        <w:t>Многие слова уже понятны и восстановление текста далее не составит труда.</w:t>
+        <w:t>Первое</w:t>
+      </w:r>
+      <w:r>
+        <w:rPr>
+          <w:rFonts w:ascii="Times New Roman" w:hAnsi="Times New Roman" w:cs="Times New Roman"/>
+          <w:sz w:val="24"/>
+        </w:rPr>
+        <w:t xml:space="preserve"> </w:t>
+      </w:r>
+      <w:r>
+        <w:rPr>
+          <w:rFonts w:ascii="Times New Roman" w:hAnsi="Times New Roman" w:cs="Times New Roman"/>
+          <w:sz w:val="24"/>
+        </w:rPr>
+        <w:t>слов</w:t>
+      </w:r>
+      <w:r>
+        <w:rPr>
+          <w:rFonts w:ascii="Times New Roman" w:hAnsi="Times New Roman" w:cs="Times New Roman"/>
+          <w:sz w:val="24"/>
+        </w:rPr>
+        <w:t xml:space="preserve"> “</w:t>
+      </w:r>
+      <w:r>
+        <w:rPr>
+          <w:rFonts w:ascii="Times New Roman" w:hAnsi="Times New Roman" w:cs="Times New Roman"/>
+          <w:sz w:val="24"/>
+          <w:lang w:val="en-US"/>
+        </w:rPr>
+        <w:t>crypto</w:t>
+      </w:r>
+      <w:r>
+        <w:rPr>
+          <w:rFonts w:ascii="Times New Roman" w:hAnsi="Times New Roman" w:cs="Times New Roman"/>
+          <w:sz w:val="24"/>
+        </w:rPr>
+        <w:t>+</w:t>
+      </w:r>
+      <w:r>
+        <w:rPr>
+          <w:rFonts w:ascii="Times New Roman" w:hAnsi="Times New Roman" w:cs="Times New Roman"/>
+          <w:sz w:val="24"/>
+          <w:lang w:val="en-US"/>
+        </w:rPr>
+        <w:t>r</w:t>
+      </w:r>
+      <w:r>
+        <w:rPr>
+          <w:rFonts w:ascii="Times New Roman" w:hAnsi="Times New Roman" w:cs="Times New Roman"/>
+          <w:sz w:val="24"/>
+        </w:rPr>
+        <w:t>+</w:t>
+      </w:r>
+      <w:proofErr w:type="spellStart"/>
+      <w:r>
+        <w:rPr>
+          <w:rFonts w:ascii="Times New Roman" w:hAnsi="Times New Roman" w:cs="Times New Roman"/>
+          <w:sz w:val="24"/>
+          <w:lang w:val="en-US"/>
+        </w:rPr>
+        <w:t>phy</w:t>
+      </w:r>
+      <w:proofErr w:type="spellEnd"/>
+      <w:r>
+        <w:rPr>
+          <w:rFonts w:ascii="Times New Roman" w:hAnsi="Times New Roman" w:cs="Times New Roman"/>
+          <w:sz w:val="24"/>
+        </w:rPr>
+        <w:t>” “</w:t>
+      </w:r>
+      <w:proofErr w:type="spellStart"/>
+      <w:r>
+        <w:rPr>
+          <w:rFonts w:ascii="Times New Roman" w:hAnsi="Times New Roman" w:cs="Times New Roman"/>
+          <w:sz w:val="24"/>
+          <w:lang w:val="en-US"/>
+        </w:rPr>
+        <w:t>i</w:t>
+      </w:r>
+      <w:proofErr w:type="spellEnd"/>
+      <w:r>
+        <w:rPr>
+          <w:rFonts w:ascii="Times New Roman" w:hAnsi="Times New Roman" w:cs="Times New Roman"/>
+          <w:sz w:val="24"/>
+        </w:rPr>
+        <w:t>++</w:t>
+      </w:r>
+      <w:proofErr w:type="spellStart"/>
+      <w:r>
+        <w:rPr>
+          <w:rFonts w:ascii="Times New Roman" w:hAnsi="Times New Roman" w:cs="Times New Roman"/>
+          <w:sz w:val="24"/>
+          <w:lang w:val="en-US"/>
+        </w:rPr>
+        <w:t>orm</w:t>
+      </w:r>
+      <w:proofErr w:type="spellEnd"/>
+      <w:r>
+        <w:rPr>
+          <w:rFonts w:ascii="Times New Roman" w:hAnsi="Times New Roman" w:cs="Times New Roman"/>
+          <w:sz w:val="24"/>
+        </w:rPr>
+        <w:t>+</w:t>
+      </w:r>
+      <w:proofErr w:type="spellStart"/>
+      <w:r>
+        <w:rPr>
+          <w:rFonts w:ascii="Times New Roman" w:hAnsi="Times New Roman" w:cs="Times New Roman"/>
+          <w:sz w:val="24"/>
+          <w:lang w:val="en-US"/>
+        </w:rPr>
+        <w:t>tio</w:t>
+      </w:r>
+      <w:proofErr w:type="spellEnd"/>
+      <w:r>
+        <w:rPr>
+          <w:rFonts w:ascii="Times New Roman" w:hAnsi="Times New Roman" w:cs="Times New Roman"/>
+          <w:sz w:val="24"/>
+        </w:rPr>
+        <w:t xml:space="preserve">+”. </w:t>
+      </w:r>
+      <w:r>
+        <w:rPr>
+          <w:rFonts w:ascii="Times New Roman" w:hAnsi="Times New Roman" w:cs="Times New Roman"/>
+          <w:sz w:val="24"/>
+        </w:rPr>
+        <w:t>Очевидны</w:t>
+      </w:r>
+      <w:r>
+        <w:rPr>
+          <w:rFonts w:ascii="Times New Roman" w:hAnsi="Times New Roman" w:cs="Times New Roman"/>
+          <w:sz w:val="24"/>
+        </w:rPr>
+        <w:t xml:space="preserve"> </w:t>
+      </w:r>
+      <w:r>
+        <w:rPr>
+          <w:rFonts w:ascii="Times New Roman" w:hAnsi="Times New Roman" w:cs="Times New Roman"/>
+          <w:sz w:val="24"/>
+        </w:rPr>
+        <w:t>слова</w:t>
+      </w:r>
+      <w:r>
+        <w:rPr>
+          <w:rFonts w:ascii="Times New Roman" w:hAnsi="Times New Roman" w:cs="Times New Roman"/>
+          <w:sz w:val="24"/>
+        </w:rPr>
+        <w:t xml:space="preserve"> “</w:t>
+      </w:r>
+      <w:r>
+        <w:rPr>
+          <w:rFonts w:ascii="Times New Roman" w:hAnsi="Times New Roman" w:cs="Times New Roman"/>
+          <w:sz w:val="24"/>
+          <w:lang w:val="en-US"/>
+        </w:rPr>
+        <w:t>cryptography</w:t>
+      </w:r>
+      <w:r>
+        <w:rPr>
+          <w:rFonts w:ascii="Times New Roman" w:hAnsi="Times New Roman" w:cs="Times New Roman"/>
+          <w:sz w:val="24"/>
+        </w:rPr>
+        <w:t>” “</w:t>
+      </w:r>
+      <w:r>
+        <w:rPr>
+          <w:rFonts w:ascii="Times New Roman" w:hAnsi="Times New Roman" w:cs="Times New Roman"/>
+          <w:sz w:val="24"/>
+          <w:lang w:val="en-US"/>
+        </w:rPr>
+        <w:t>information</w:t>
+      </w:r>
+      <w:r>
+        <w:rPr>
+          <w:rFonts w:ascii="Times New Roman" w:hAnsi="Times New Roman" w:cs="Times New Roman"/>
+          <w:sz w:val="24"/>
+        </w:rPr>
+        <w:t xml:space="preserve">”. </w:t>
+      </w:r>
+      <w:r>
+        <w:rPr>
+          <w:rFonts w:ascii="Times New Roman" w:hAnsi="Times New Roman" w:cs="Times New Roman"/>
+          <w:sz w:val="24"/>
+        </w:rPr>
+        <w:t>Заменим</w:t>
+      </w:r>
+      <w:r>
+        <w:rPr>
+          <w:rFonts w:ascii="Times New Roman" w:hAnsi="Times New Roman" w:cs="Times New Roman"/>
+          <w:sz w:val="24"/>
+        </w:rPr>
+        <w:t xml:space="preserve"> “</w:t>
+      </w:r>
+      <w:r>
+        <w:rPr>
+          <w:rFonts w:ascii="Times New Roman" w:hAnsi="Times New Roman" w:cs="Times New Roman"/>
+          <w:sz w:val="24"/>
+          <w:lang w:val="en-US"/>
+        </w:rPr>
+        <w:t>u</w:t>
+      </w:r>
+      <w:r>
+        <w:rPr>
+          <w:rFonts w:ascii="Times New Roman" w:hAnsi="Times New Roman" w:cs="Times New Roman"/>
+          <w:sz w:val="24"/>
+        </w:rPr>
+        <w:t>”</w:t>
+      </w:r>
+      <w:r>
+        <w:rPr>
+          <w:rFonts w:ascii="Times New Roman" w:hAnsi="Times New Roman" w:cs="Times New Roman"/>
+          <w:sz w:val="24"/>
+        </w:rPr>
+        <w:t xml:space="preserve"> на</w:t>
+      </w:r>
+      <w:r>
+        <w:rPr>
+          <w:rFonts w:ascii="Times New Roman" w:hAnsi="Times New Roman" w:cs="Times New Roman"/>
+          <w:sz w:val="24"/>
+        </w:rPr>
+        <w:t xml:space="preserve"> “</w:t>
+      </w:r>
+      <w:r>
+        <w:rPr>
+          <w:rFonts w:ascii="Times New Roman" w:hAnsi="Times New Roman" w:cs="Times New Roman"/>
+          <w:sz w:val="24"/>
+          <w:lang w:val="en-US"/>
+        </w:rPr>
+        <w:t>g</w:t>
+      </w:r>
+      <w:r>
+        <w:rPr>
+          <w:rFonts w:ascii="Times New Roman" w:hAnsi="Times New Roman" w:cs="Times New Roman"/>
+          <w:sz w:val="24"/>
+        </w:rPr>
+        <w:t>”</w:t>
+      </w:r>
+      <w:r>
+        <w:rPr>
+          <w:rFonts w:ascii="Times New Roman" w:hAnsi="Times New Roman" w:cs="Times New Roman"/>
+          <w:sz w:val="24"/>
+        </w:rPr>
+        <w:t xml:space="preserve">, </w:t>
+      </w:r>
+      <w:r>
+        <w:rPr>
+          <w:rFonts w:ascii="Times New Roman" w:hAnsi="Times New Roman" w:cs="Times New Roman"/>
+          <w:sz w:val="24"/>
+        </w:rPr>
+        <w:t>“</w:t>
+      </w:r>
+      <w:r>
+        <w:rPr>
+          <w:rFonts w:ascii="Times New Roman" w:hAnsi="Times New Roman" w:cs="Times New Roman"/>
+          <w:sz w:val="24"/>
+          <w:lang w:val="en-US"/>
+        </w:rPr>
+        <w:t>q</w:t>
+      </w:r>
+      <w:r>
+        <w:rPr>
+          <w:rFonts w:ascii="Times New Roman" w:hAnsi="Times New Roman" w:cs="Times New Roman"/>
+          <w:sz w:val="24"/>
+        </w:rPr>
+        <w:t>”</w:t>
+      </w:r>
+      <w:r>
+        <w:rPr>
+          <w:rFonts w:ascii="Times New Roman" w:hAnsi="Times New Roman" w:cs="Times New Roman"/>
+          <w:sz w:val="24"/>
+        </w:rPr>
+        <w:t xml:space="preserve"> </w:t>
+      </w:r>
+      <w:r>
+        <w:rPr>
+          <w:rFonts w:ascii="Times New Roman" w:hAnsi="Times New Roman" w:cs="Times New Roman"/>
+          <w:sz w:val="24"/>
+        </w:rPr>
+        <w:t xml:space="preserve">на </w:t>
+      </w:r>
+      <w:r>
+        <w:rPr>
+          <w:rFonts w:ascii="Times New Roman" w:hAnsi="Times New Roman" w:cs="Times New Roman"/>
+          <w:sz w:val="24"/>
+        </w:rPr>
+        <w:t>“</w:t>
+      </w:r>
+      <w:r>
+        <w:rPr>
+          <w:rFonts w:ascii="Times New Roman" w:hAnsi="Times New Roman" w:cs="Times New Roman"/>
+          <w:sz w:val="24"/>
+          <w:lang w:val="en-US"/>
+        </w:rPr>
+        <w:t>a</w:t>
+      </w:r>
+      <w:r>
+        <w:rPr>
+          <w:rFonts w:ascii="Times New Roman" w:hAnsi="Times New Roman" w:cs="Times New Roman"/>
+          <w:sz w:val="24"/>
+        </w:rPr>
+        <w:t>”, “</w:t>
+      </w:r>
+      <w:r>
+        <w:rPr>
+          <w:rFonts w:ascii="Times New Roman" w:hAnsi="Times New Roman" w:cs="Times New Roman"/>
+          <w:sz w:val="24"/>
+          <w:lang w:val="en-US"/>
+        </w:rPr>
+        <w:t>f</w:t>
+      </w:r>
+      <w:r>
+        <w:rPr>
+          <w:rFonts w:ascii="Times New Roman" w:hAnsi="Times New Roman" w:cs="Times New Roman"/>
+          <w:sz w:val="24"/>
+        </w:rPr>
+        <w:t>”</w:t>
+      </w:r>
+      <w:r>
+        <w:rPr>
+          <w:rFonts w:ascii="Times New Roman" w:hAnsi="Times New Roman" w:cs="Times New Roman"/>
+          <w:sz w:val="24"/>
+        </w:rPr>
+        <w:t xml:space="preserve"> на</w:t>
+      </w:r>
+      <w:r>
+        <w:rPr>
+          <w:rFonts w:ascii="Times New Roman" w:hAnsi="Times New Roman" w:cs="Times New Roman"/>
+          <w:sz w:val="24"/>
+        </w:rPr>
+        <w:t xml:space="preserve"> “</w:t>
+      </w:r>
+      <w:r>
+        <w:rPr>
+          <w:rFonts w:ascii="Times New Roman" w:hAnsi="Times New Roman" w:cs="Times New Roman"/>
+          <w:sz w:val="24"/>
+          <w:lang w:val="en-US"/>
+        </w:rPr>
+        <w:t>n</w:t>
+      </w:r>
+      <w:r>
+        <w:rPr>
+          <w:rFonts w:ascii="Times New Roman" w:hAnsi="Times New Roman" w:cs="Times New Roman"/>
+          <w:sz w:val="24"/>
+        </w:rPr>
+        <w:t>”, “</w:t>
+      </w:r>
+      <w:r>
+        <w:rPr>
+          <w:rFonts w:ascii="Times New Roman" w:hAnsi="Times New Roman" w:cs="Times New Roman"/>
+          <w:sz w:val="24"/>
+          <w:lang w:val="en-US"/>
+        </w:rPr>
+        <w:t>y</w:t>
+      </w:r>
+      <w:r>
+        <w:rPr>
+          <w:rFonts w:ascii="Times New Roman" w:hAnsi="Times New Roman" w:cs="Times New Roman"/>
+          <w:sz w:val="24"/>
+        </w:rPr>
+        <w:t>”</w:t>
+      </w:r>
+      <w:r>
+        <w:rPr>
+          <w:rFonts w:ascii="Times New Roman" w:hAnsi="Times New Roman" w:cs="Times New Roman"/>
+          <w:sz w:val="24"/>
+        </w:rPr>
+        <w:t xml:space="preserve"> на</w:t>
+      </w:r>
+      <w:r>
+        <w:rPr>
+          <w:rFonts w:ascii="Times New Roman" w:hAnsi="Times New Roman" w:cs="Times New Roman"/>
+          <w:sz w:val="24"/>
+        </w:rPr>
+        <w:t xml:space="preserve"> “</w:t>
+      </w:r>
+      <w:r>
+        <w:rPr>
+          <w:rFonts w:ascii="Times New Roman" w:hAnsi="Times New Roman" w:cs="Times New Roman"/>
+          <w:sz w:val="24"/>
+          <w:lang w:val="en-US"/>
+        </w:rPr>
+        <w:t>f</w:t>
+      </w:r>
+      <w:r>
+        <w:rPr>
+          <w:rFonts w:ascii="Times New Roman" w:hAnsi="Times New Roman" w:cs="Times New Roman"/>
+          <w:sz w:val="24"/>
+        </w:rPr>
+        <w:t>”</w:t>
+      </w:r>
+      <w:r>
+        <w:rPr>
+          <w:rFonts w:ascii="Times New Roman" w:hAnsi="Times New Roman" w:cs="Times New Roman"/>
+          <w:sz w:val="24"/>
+        </w:rPr>
+        <w:t>.</w:t>
       </w:r>
     </w:p>
     <w:p>
@@ -17680,7 +17859,6 @@
         <w:rPr>
           <w:rFonts w:ascii="Times New Roman" w:hAnsi="Times New Roman" w:cs="Times New Roman"/>
           <w:sz w:val="24"/>
-          <w:lang w:val="en-US"/>
         </w:rPr>
       </w:pPr>
       <w:r>
@@ -17691,10 +17869,10 @@
           <w:lang w:eastAsia="ru-RU"/>
         </w:rPr>
         <w:drawing>
-          <wp:inline distT="0" distB="0" distL="0" distR="0" wp14:anchorId="6BD02FEC" wp14:editId="4EFCF215">
-            <wp:extent cx="5673725" cy="607704"/>
+          <wp:inline distT="0" distB="0" distL="0" distR="0" wp14:anchorId="4A2C8183" wp14:editId="2E327B4F">
+            <wp:extent cx="5588000" cy="598522"/>
             <wp:effectExtent l="0" t="0" r="0" b="0"/>
-            <wp:docPr id="18" name="Рисунок 18"/>
+            <wp:docPr id="17" name="Рисунок 17"/>
             <wp:cNvGraphicFramePr>
               <a:graphicFrameLocks xmlns:a="http://schemas.openxmlformats.org/drawingml/2006/main" noChangeAspect="1"/>
             </wp:cNvGraphicFramePr>
@@ -17714,7 +17892,7 @@
                   <pic:spPr>
                     <a:xfrm>
                       <a:off x="0" y="0"/>
-                      <a:ext cx="5681344" cy="608520"/>
+                      <a:ext cx="5622051" cy="602169"/>
                     </a:xfrm>
                     <a:prstGeom prst="rect">
                       <a:avLst/>
@@ -17745,14 +17923,14 @@
           <w:rFonts w:ascii="Times New Roman" w:hAnsi="Times New Roman" w:cs="Times New Roman"/>
           <w:sz w:val="24"/>
         </w:rPr>
-        <w:t xml:space="preserve">Рисунок 14 – Последняя замена. Исходный текст. </w:t>
-      </w:r>
-      <w:r>
-        <w:rPr>
-          <w:rFonts w:ascii="Times New Roman" w:hAnsi="Times New Roman" w:cs="Times New Roman"/>
-          <w:sz w:val="24"/>
-        </w:rPr>
-        <w:t>[3]</w:t>
+        <w:t>Рисунок 13 – Шестая замена</w:t>
+      </w:r>
+      <w:r>
+        <w:rPr>
+          <w:rFonts w:ascii="Times New Roman" w:hAnsi="Times New Roman" w:cs="Times New Roman"/>
+          <w:sz w:val="24"/>
+        </w:rPr>
+        <w:t>.</w:t>
       </w:r>
     </w:p>
     <w:p>
@@ -17772,277 +17950,8 @@
           <w:rFonts w:ascii="Times New Roman" w:hAnsi="Times New Roman" w:cs="Times New Roman"/>
           <w:sz w:val="24"/>
         </w:rPr>
-        <w:t>Аффинный рекуррентный шифр не поддается частотному анализу. Но зашифрованное им сообщение можно взломать брутфорсом ключей. Вручную перебирать ключи является трудоемким процессом. Поэтому напишем программу, которая будет делить наш шифртекст использую пробел и проверять слова в неком словаре.</w:t>
-      </w:r>
-    </w:p>
-    <w:p>
-      <w:pPr>
-        <w:autoSpaceDE w:val="0"/>
-        <w:autoSpaceDN w:val="0"/>
-        <w:adjustRightInd w:val="0"/>
-        <w:spacing w:after="0" w:line="360" w:lineRule="auto"/>
-        <w:ind w:firstLine="709"/>
-        <w:rPr>
-          <w:rFonts w:ascii="Times New Roman" w:hAnsi="Times New Roman" w:cs="Times New Roman"/>
-          <w:sz w:val="24"/>
-          <w:lang w:val="en-US"/>
-        </w:rPr>
-      </w:pPr>
-      <w:r>
-        <w:rPr>
-          <w:rFonts w:ascii="Times New Roman" w:hAnsi="Times New Roman" w:cs="Times New Roman"/>
-          <w:sz w:val="24"/>
-        </w:rPr>
-        <w:t>Зашифруем</w:t>
-      </w:r>
-      <w:r>
-        <w:rPr>
-          <w:rFonts w:ascii="Times New Roman" w:hAnsi="Times New Roman" w:cs="Times New Roman"/>
-          <w:sz w:val="24"/>
-          <w:lang w:val="en-US"/>
-        </w:rPr>
-        <w:t xml:space="preserve"> </w:t>
-      </w:r>
-      <w:r>
-        <w:rPr>
-          <w:rFonts w:ascii="Times New Roman" w:hAnsi="Times New Roman" w:cs="Times New Roman"/>
-          <w:sz w:val="24"/>
-        </w:rPr>
-        <w:t>фразу</w:t>
-      </w:r>
-      <w:r>
-        <w:rPr>
-          <w:rFonts w:ascii="Times New Roman" w:hAnsi="Times New Roman" w:cs="Times New Roman"/>
-          <w:sz w:val="24"/>
-          <w:lang w:val="en-US"/>
-        </w:rPr>
-        <w:t xml:space="preserve"> </w:t>
-      </w:r>
-      <w:r>
-        <w:rPr>
-          <w:rFonts w:ascii="Times New Roman" w:hAnsi="Times New Roman" w:cs="Times New Roman"/>
-          <w:sz w:val="24"/>
-          <w:lang w:val="en-US"/>
-        </w:rPr>
-        <w:t>“</w:t>
-      </w:r>
-      <w:r>
-        <w:rPr>
-          <w:rFonts w:ascii="Times New Roman" w:hAnsi="Times New Roman" w:cs="Times New Roman"/>
-          <w:sz w:val="24"/>
-          <w:lang w:val="en-US"/>
-        </w:rPr>
-        <w:t>cur corpse pit government endure root per cake</w:t>
-      </w:r>
-      <w:r>
-        <w:rPr>
-          <w:rFonts w:ascii="Times New Roman" w:hAnsi="Times New Roman" w:cs="Times New Roman"/>
-          <w:sz w:val="24"/>
-          <w:lang w:val="en-US"/>
-        </w:rPr>
-        <w:t xml:space="preserve">”. </w:t>
-      </w:r>
-      <w:r>
-        <w:rPr>
-          <w:rFonts w:ascii="Times New Roman" w:hAnsi="Times New Roman" w:cs="Times New Roman"/>
-          <w:sz w:val="24"/>
-        </w:rPr>
-        <w:t>Используем</w:t>
-      </w:r>
-      <w:r>
-        <w:rPr>
-          <w:rFonts w:ascii="Times New Roman" w:hAnsi="Times New Roman" w:cs="Times New Roman"/>
-          <w:sz w:val="24"/>
-          <w:lang w:val="en-US"/>
-        </w:rPr>
-        <w:t xml:space="preserve"> </w:t>
-      </w:r>
-      <w:r>
-        <w:rPr>
-          <w:rFonts w:ascii="Times New Roman" w:hAnsi="Times New Roman" w:cs="Times New Roman"/>
-          <w:sz w:val="24"/>
-        </w:rPr>
-        <w:t>ключи</w:t>
-      </w:r>
-      <w:r>
-        <w:rPr>
-          <w:rFonts w:ascii="Times New Roman" w:hAnsi="Times New Roman" w:cs="Times New Roman"/>
-          <w:sz w:val="24"/>
-          <w:lang w:val="en-US"/>
-        </w:rPr>
-        <w:t xml:space="preserve"> </w:t>
-      </w:r>
-      <m:oMath>
-        <m:sSub>
-          <m:sSubPr>
-            <m:ctrlPr>
-              <w:rPr>
-                <w:rFonts w:ascii="Cambria Math" w:hAnsi="Times New Roman"/>
-                <w:i/>
-                <w:sz w:val="24"/>
-                <w:szCs w:val="24"/>
-              </w:rPr>
-            </m:ctrlPr>
-          </m:sSubPr>
-          <m:e>
-            <m:r>
-              <w:rPr>
-                <w:rFonts w:ascii="Cambria Math" w:hAnsi="Times New Roman"/>
-                <w:sz w:val="24"/>
-                <w:szCs w:val="24"/>
-              </w:rPr>
-              <m:t>a</m:t>
-            </m:r>
-          </m:e>
-          <m:sub>
-            <m:r>
-              <w:rPr>
-                <w:rFonts w:ascii="Cambria Math" w:hAnsi="Times New Roman"/>
-                <w:sz w:val="24"/>
-                <w:szCs w:val="24"/>
-                <w:lang w:val="en-US"/>
-              </w:rPr>
-              <m:t>1</m:t>
-            </m:r>
-          </m:sub>
-        </m:sSub>
-        <m:r>
-          <w:rPr>
-            <w:rFonts w:ascii="Cambria Math" w:hAnsi="Times New Roman"/>
-            <w:sz w:val="24"/>
-            <w:szCs w:val="24"/>
-            <w:lang w:val="en-US"/>
-          </w:rPr>
-          <m:t xml:space="preserve">=4, </m:t>
-        </m:r>
-        <m:sSub>
-          <m:sSubPr>
-            <m:ctrlPr>
-              <w:rPr>
-                <w:rFonts w:ascii="Cambria Math" w:hAnsi="Times New Roman"/>
-                <w:i/>
-                <w:sz w:val="24"/>
-                <w:szCs w:val="24"/>
-              </w:rPr>
-            </m:ctrlPr>
-          </m:sSubPr>
-          <m:e>
-            <m:r>
-              <w:rPr>
-                <w:rFonts w:ascii="Cambria Math" w:hAnsi="Times New Roman"/>
-                <w:sz w:val="24"/>
-                <w:szCs w:val="24"/>
-                <w:lang w:val="en-US"/>
-              </w:rPr>
-              <m:t>b</m:t>
-            </m:r>
-          </m:e>
-          <m:sub>
-            <m:r>
-              <w:rPr>
-                <w:rFonts w:ascii="Cambria Math" w:hAnsi="Times New Roman"/>
-                <w:sz w:val="24"/>
-                <w:szCs w:val="24"/>
-                <w:lang w:val="en-US"/>
-              </w:rPr>
-              <m:t>1</m:t>
-            </m:r>
-          </m:sub>
-        </m:sSub>
-        <m:r>
-          <w:rPr>
-            <w:rFonts w:ascii="Cambria Math" w:hAnsi="Times New Roman"/>
-            <w:sz w:val="24"/>
-            <w:szCs w:val="24"/>
-            <w:lang w:val="en-US"/>
-          </w:rPr>
-          <m:t xml:space="preserve">=7, </m:t>
-        </m:r>
-        <m:sSub>
-          <m:sSubPr>
-            <m:ctrlPr>
-              <w:rPr>
-                <w:rFonts w:ascii="Cambria Math" w:hAnsi="Times New Roman"/>
-                <w:i/>
-                <w:sz w:val="24"/>
-                <w:szCs w:val="24"/>
-              </w:rPr>
-            </m:ctrlPr>
-          </m:sSubPr>
-          <m:e>
-            <m:r>
-              <w:rPr>
-                <w:rFonts w:ascii="Cambria Math" w:hAnsi="Times New Roman"/>
-                <w:sz w:val="24"/>
-                <w:szCs w:val="24"/>
-              </w:rPr>
-              <m:t>a</m:t>
-            </m:r>
-          </m:e>
-          <m:sub>
-            <m:r>
-              <w:rPr>
-                <w:rFonts w:ascii="Cambria Math" w:hAnsi="Times New Roman"/>
-                <w:sz w:val="24"/>
-                <w:szCs w:val="24"/>
-                <w:lang w:val="en-US"/>
-              </w:rPr>
-              <m:t>2</m:t>
-            </m:r>
-          </m:sub>
-        </m:sSub>
-        <m:r>
-          <w:rPr>
-            <w:rFonts w:ascii="Cambria Math" w:hAnsi="Times New Roman"/>
-            <w:sz w:val="24"/>
-            <w:szCs w:val="24"/>
-            <w:lang w:val="en-US"/>
-          </w:rPr>
-          <m:t xml:space="preserve">=5, </m:t>
-        </m:r>
-        <m:sSub>
-          <m:sSubPr>
-            <m:ctrlPr>
-              <w:rPr>
-                <w:rFonts w:ascii="Cambria Math" w:hAnsi="Times New Roman"/>
-                <w:i/>
-                <w:sz w:val="24"/>
-                <w:szCs w:val="24"/>
-              </w:rPr>
-            </m:ctrlPr>
-          </m:sSubPr>
-          <m:e>
-            <m:r>
-              <w:rPr>
-                <w:rFonts w:ascii="Cambria Math" w:hAnsi="Times New Roman"/>
-                <w:sz w:val="24"/>
-                <w:szCs w:val="24"/>
-              </w:rPr>
-              <m:t>b</m:t>
-            </m:r>
-          </m:e>
-          <m:sub>
-            <m:r>
-              <w:rPr>
-                <w:rFonts w:ascii="Cambria Math" w:hAnsi="Times New Roman"/>
-                <w:sz w:val="24"/>
-                <w:szCs w:val="24"/>
-                <w:lang w:val="en-US"/>
-              </w:rPr>
-              <m:t>2</m:t>
-            </m:r>
-          </m:sub>
-        </m:sSub>
-        <m:r>
-          <w:rPr>
-            <w:rFonts w:ascii="Cambria Math" w:hAnsi="Times New Roman"/>
-            <w:sz w:val="24"/>
-            <w:szCs w:val="24"/>
-            <w:lang w:val="en-US"/>
-          </w:rPr>
-          <m:t>=2</m:t>
-        </m:r>
-      </m:oMath>
+        <w:t>Многие слова уже понятны и восстановление текста далее не составит труда.</w:t>
+      </w:r>
     </w:p>
     <w:p>
       <w:pPr>
@@ -18054,24 +17963,22 @@
         <w:jc w:val="center"/>
         <w:rPr>
           <w:rFonts w:ascii="Times New Roman" w:hAnsi="Times New Roman" w:cs="Times New Roman"/>
-          <w:b/>
-          <w:bCs/>
-          <w:sz w:val="24"/>
-          <w:szCs w:val="24"/>
+          <w:sz w:val="24"/>
           <w:lang w:val="en-US"/>
         </w:rPr>
       </w:pPr>
       <w:r>
         <w:rPr>
+          <w:rFonts w:ascii="Times New Roman" w:hAnsi="Times New Roman" w:cs="Times New Roman"/>
           <w:noProof/>
+          <w:sz w:val="24"/>
           <w:lang w:eastAsia="ru-RU"/>
         </w:rPr>
-        <w:lastRenderedPageBreak/>
         <w:drawing>
-          <wp:inline distT="0" distB="0" distL="0" distR="0" wp14:anchorId="426726FD" wp14:editId="0A4F9978">
-            <wp:extent cx="4580952" cy="495238"/>
-            <wp:effectExtent l="0" t="0" r="0" b="635"/>
-            <wp:docPr id="12" name="Рисунок 12"/>
+          <wp:inline distT="0" distB="0" distL="0" distR="0" wp14:anchorId="6BD02FEC" wp14:editId="4EFCF215">
+            <wp:extent cx="5673725" cy="607704"/>
+            <wp:effectExtent l="0" t="0" r="0" b="0"/>
+            <wp:docPr id="18" name="Рисунок 18"/>
             <wp:cNvGraphicFramePr>
               <a:graphicFrameLocks xmlns:a="http://schemas.openxmlformats.org/drawingml/2006/main" noChangeAspect="1"/>
             </wp:cNvGraphicFramePr>
@@ -18091,7 +17998,7 @@
                   <pic:spPr>
                     <a:xfrm>
                       <a:off x="0" y="0"/>
-                      <a:ext cx="4580952" cy="495238"/>
+                      <a:ext cx="5681344" cy="608520"/>
                     </a:xfrm>
                     <a:prstGeom prst="rect">
                       <a:avLst/>
@@ -18114,38 +18021,360 @@
         <w:jc w:val="center"/>
         <w:rPr>
           <w:rFonts w:ascii="Times New Roman" w:hAnsi="Times New Roman" w:cs="Times New Roman"/>
-          <w:bCs/>
-          <w:sz w:val="24"/>
-          <w:szCs w:val="24"/>
-        </w:rPr>
-      </w:pPr>
-      <w:r>
-        <w:rPr>
-          <w:rFonts w:ascii="Times New Roman" w:hAnsi="Times New Roman" w:cs="Times New Roman"/>
-          <w:bCs/>
-          <w:sz w:val="24"/>
-          <w:szCs w:val="24"/>
-        </w:rPr>
-        <w:t xml:space="preserve">Рисунок 15 – </w:t>
-      </w:r>
-      <w:r>
-        <w:rPr>
-          <w:rFonts w:ascii="Times New Roman" w:hAnsi="Times New Roman" w:cs="Times New Roman"/>
-          <w:bCs/>
-          <w:sz w:val="24"/>
-          <w:szCs w:val="24"/>
-        </w:rPr>
-        <w:t>Процесс генерации исходного текста</w:t>
-      </w:r>
-      <w:r>
-        <w:rPr>
-          <w:rFonts w:ascii="Times New Roman" w:hAnsi="Times New Roman" w:cs="Times New Roman"/>
-          <w:bCs/>
-          <w:sz w:val="24"/>
-          <w:szCs w:val="24"/>
-        </w:rPr>
-        <w:t>.</w:t>
-      </w:r>
+          <w:sz w:val="24"/>
+        </w:rPr>
+      </w:pPr>
+      <w:r>
+        <w:rPr>
+          <w:rFonts w:ascii="Times New Roman" w:hAnsi="Times New Roman" w:cs="Times New Roman"/>
+          <w:sz w:val="24"/>
+        </w:rPr>
+        <w:t xml:space="preserve">Рисунок 14 – Последняя замена. Исходный текст. </w:t>
+      </w:r>
+      <w:r>
+        <w:rPr>
+          <w:rFonts w:ascii="Times New Roman" w:hAnsi="Times New Roman" w:cs="Times New Roman"/>
+          <w:sz w:val="24"/>
+        </w:rPr>
+        <w:t>[3]</w:t>
+      </w:r>
+    </w:p>
+    <w:p>
+      <w:pPr>
+        <w:autoSpaceDE w:val="0"/>
+        <w:autoSpaceDN w:val="0"/>
+        <w:adjustRightInd w:val="0"/>
+        <w:spacing w:after="0" w:line="360" w:lineRule="auto"/>
+        <w:ind w:firstLine="709"/>
+        <w:rPr>
+          <w:rFonts w:ascii="Times New Roman" w:hAnsi="Times New Roman" w:cs="Times New Roman"/>
+          <w:sz w:val="24"/>
+        </w:rPr>
+      </w:pPr>
+      <w:r>
+        <w:rPr>
+          <w:rFonts w:ascii="Times New Roman" w:hAnsi="Times New Roman" w:cs="Times New Roman"/>
+          <w:sz w:val="24"/>
+        </w:rPr>
+        <w:t xml:space="preserve">Аффинный рекуррентный шифр не поддается частотному анализу. Но зашифрованное им сообщение можно взломать </w:t>
+      </w:r>
+      <w:proofErr w:type="spellStart"/>
+      <w:r>
+        <w:rPr>
+          <w:rFonts w:ascii="Times New Roman" w:hAnsi="Times New Roman" w:cs="Times New Roman"/>
+          <w:sz w:val="24"/>
+        </w:rPr>
+        <w:t>брутфорсом</w:t>
+      </w:r>
+      <w:proofErr w:type="spellEnd"/>
+      <w:r>
+        <w:rPr>
+          <w:rFonts w:ascii="Times New Roman" w:hAnsi="Times New Roman" w:cs="Times New Roman"/>
+          <w:sz w:val="24"/>
+        </w:rPr>
+        <w:t xml:space="preserve"> ключей. Вручную перебирать ключи является трудоемким процессом. Поэтому напишем программу, которая будет делить наш </w:t>
+      </w:r>
+      <w:proofErr w:type="spellStart"/>
+      <w:r>
+        <w:rPr>
+          <w:rFonts w:ascii="Times New Roman" w:hAnsi="Times New Roman" w:cs="Times New Roman"/>
+          <w:sz w:val="24"/>
+        </w:rPr>
+        <w:t>шифртекст</w:t>
+      </w:r>
+      <w:proofErr w:type="spellEnd"/>
+      <w:r>
+        <w:rPr>
+          <w:rFonts w:ascii="Times New Roman" w:hAnsi="Times New Roman" w:cs="Times New Roman"/>
+          <w:sz w:val="24"/>
+        </w:rPr>
+        <w:t xml:space="preserve"> использую пробел и проверять слова в </w:t>
+      </w:r>
+      <w:proofErr w:type="spellStart"/>
+      <w:r>
+        <w:rPr>
+          <w:rFonts w:ascii="Times New Roman" w:hAnsi="Times New Roman" w:cs="Times New Roman"/>
+          <w:sz w:val="24"/>
+        </w:rPr>
+        <w:t>неком</w:t>
+      </w:r>
+      <w:proofErr w:type="spellEnd"/>
+      <w:r>
+        <w:rPr>
+          <w:rFonts w:ascii="Times New Roman" w:hAnsi="Times New Roman" w:cs="Times New Roman"/>
+          <w:sz w:val="24"/>
+        </w:rPr>
+        <w:t xml:space="preserve"> словаре.</w:t>
+      </w:r>
+    </w:p>
+    <w:p>
+      <w:pPr>
+        <w:autoSpaceDE w:val="0"/>
+        <w:autoSpaceDN w:val="0"/>
+        <w:adjustRightInd w:val="0"/>
+        <w:spacing w:after="0" w:line="360" w:lineRule="auto"/>
+        <w:ind w:firstLine="709"/>
+        <w:rPr>
+          <w:rFonts w:ascii="Times New Roman" w:hAnsi="Times New Roman" w:cs="Times New Roman"/>
+          <w:sz w:val="24"/>
+          <w:lang w:val="en-US"/>
+        </w:rPr>
+      </w:pPr>
+      <w:r>
+        <w:rPr>
+          <w:rFonts w:ascii="Times New Roman" w:hAnsi="Times New Roman" w:cs="Times New Roman"/>
+          <w:sz w:val="24"/>
+        </w:rPr>
+        <w:t>Зашифруем</w:t>
+      </w:r>
+      <w:r>
+        <w:rPr>
+          <w:rFonts w:ascii="Times New Roman" w:hAnsi="Times New Roman" w:cs="Times New Roman"/>
+          <w:sz w:val="24"/>
+          <w:lang w:val="en-US"/>
+        </w:rPr>
+        <w:t xml:space="preserve"> </w:t>
+      </w:r>
+      <w:r>
+        <w:rPr>
+          <w:rFonts w:ascii="Times New Roman" w:hAnsi="Times New Roman" w:cs="Times New Roman"/>
+          <w:sz w:val="24"/>
+        </w:rPr>
+        <w:t>фразу</w:t>
+      </w:r>
+      <w:r>
+        <w:rPr>
+          <w:rFonts w:ascii="Times New Roman" w:hAnsi="Times New Roman" w:cs="Times New Roman"/>
+          <w:sz w:val="24"/>
+          <w:lang w:val="en-US"/>
+        </w:rPr>
+        <w:t xml:space="preserve"> </w:t>
+      </w:r>
+      <w:r>
+        <w:rPr>
+          <w:rFonts w:ascii="Times New Roman" w:hAnsi="Times New Roman" w:cs="Times New Roman"/>
+          <w:sz w:val="24"/>
+          <w:lang w:val="en-US"/>
+        </w:rPr>
+        <w:t>“</w:t>
+      </w:r>
+      <w:r>
+        <w:rPr>
+          <w:rFonts w:ascii="Times New Roman" w:hAnsi="Times New Roman" w:cs="Times New Roman"/>
+          <w:sz w:val="24"/>
+          <w:lang w:val="en-US"/>
+        </w:rPr>
+        <w:t>cur corpse pit government endure root per cake</w:t>
+      </w:r>
+      <w:r>
+        <w:rPr>
+          <w:rFonts w:ascii="Times New Roman" w:hAnsi="Times New Roman" w:cs="Times New Roman"/>
+          <w:sz w:val="24"/>
+          <w:lang w:val="en-US"/>
+        </w:rPr>
+        <w:t xml:space="preserve">”. </w:t>
+      </w:r>
+      <w:r>
+        <w:rPr>
+          <w:rFonts w:ascii="Times New Roman" w:hAnsi="Times New Roman" w:cs="Times New Roman"/>
+          <w:sz w:val="24"/>
+        </w:rPr>
+        <w:t>Используем</w:t>
+      </w:r>
+      <w:r>
+        <w:rPr>
+          <w:rFonts w:ascii="Times New Roman" w:hAnsi="Times New Roman" w:cs="Times New Roman"/>
+          <w:sz w:val="24"/>
+          <w:lang w:val="en-US"/>
+        </w:rPr>
+        <w:t xml:space="preserve"> </w:t>
+      </w:r>
+      <w:r>
+        <w:rPr>
+          <w:rFonts w:ascii="Times New Roman" w:hAnsi="Times New Roman" w:cs="Times New Roman"/>
+          <w:sz w:val="24"/>
+        </w:rPr>
+        <w:t>ключи</w:t>
+      </w:r>
+      <w:r>
+        <w:rPr>
+          <w:rFonts w:ascii="Times New Roman" w:hAnsi="Times New Roman" w:cs="Times New Roman"/>
+          <w:sz w:val="24"/>
+          <w:lang w:val="en-US"/>
+        </w:rPr>
+        <w:t xml:space="preserve"> </w:t>
+      </w:r>
+      <m:oMath>
+        <m:sSub>
+          <m:sSubPr>
+            <m:ctrlPr>
+              <w:rPr>
+                <w:rFonts w:ascii="Cambria Math" w:hAnsi="Times New Roman"/>
+                <w:i/>
+                <w:sz w:val="24"/>
+                <w:szCs w:val="24"/>
+              </w:rPr>
+            </m:ctrlPr>
+          </m:sSubPr>
+          <m:e>
+            <m:r>
+              <w:rPr>
+                <w:rFonts w:ascii="Cambria Math" w:hAnsi="Times New Roman"/>
+                <w:sz w:val="24"/>
+                <w:szCs w:val="24"/>
+              </w:rPr>
+              <m:t>a</m:t>
+            </m:r>
+          </m:e>
+          <m:sub>
+            <m:r>
+              <w:rPr>
+                <w:rFonts w:ascii="Cambria Math" w:hAnsi="Times New Roman"/>
+                <w:sz w:val="24"/>
+                <w:szCs w:val="24"/>
+                <w:lang w:val="en-US"/>
+              </w:rPr>
+              <m:t>1</m:t>
+            </m:r>
+          </m:sub>
+        </m:sSub>
+        <m:r>
+          <w:rPr>
+            <w:rFonts w:ascii="Cambria Math" w:hAnsi="Times New Roman"/>
+            <w:sz w:val="24"/>
+            <w:szCs w:val="24"/>
+            <w:lang w:val="en-US"/>
+          </w:rPr>
+          <m:t xml:space="preserve">=4, </m:t>
+        </m:r>
+        <m:sSub>
+          <m:sSubPr>
+            <m:ctrlPr>
+              <w:rPr>
+                <w:rFonts w:ascii="Cambria Math" w:hAnsi="Times New Roman"/>
+                <w:i/>
+                <w:sz w:val="24"/>
+                <w:szCs w:val="24"/>
+              </w:rPr>
+            </m:ctrlPr>
+          </m:sSubPr>
+          <m:e>
+            <m:r>
+              <w:rPr>
+                <w:rFonts w:ascii="Cambria Math" w:hAnsi="Times New Roman"/>
+                <w:sz w:val="24"/>
+                <w:szCs w:val="24"/>
+                <w:lang w:val="en-US"/>
+              </w:rPr>
+              <m:t>b</m:t>
+            </m:r>
+          </m:e>
+          <m:sub>
+            <m:r>
+              <w:rPr>
+                <w:rFonts w:ascii="Cambria Math" w:hAnsi="Times New Roman"/>
+                <w:sz w:val="24"/>
+                <w:szCs w:val="24"/>
+                <w:lang w:val="en-US"/>
+              </w:rPr>
+              <m:t>1</m:t>
+            </m:r>
+          </m:sub>
+        </m:sSub>
+        <m:r>
+          <w:rPr>
+            <w:rFonts w:ascii="Cambria Math" w:hAnsi="Times New Roman"/>
+            <w:sz w:val="24"/>
+            <w:szCs w:val="24"/>
+            <w:lang w:val="en-US"/>
+          </w:rPr>
+          <m:t xml:space="preserve">=7, </m:t>
+        </m:r>
+        <m:sSub>
+          <m:sSubPr>
+            <m:ctrlPr>
+              <w:rPr>
+                <w:rFonts w:ascii="Cambria Math" w:hAnsi="Times New Roman"/>
+                <w:i/>
+                <w:sz w:val="24"/>
+                <w:szCs w:val="24"/>
+              </w:rPr>
+            </m:ctrlPr>
+          </m:sSubPr>
+          <m:e>
+            <m:r>
+              <w:rPr>
+                <w:rFonts w:ascii="Cambria Math" w:hAnsi="Times New Roman"/>
+                <w:sz w:val="24"/>
+                <w:szCs w:val="24"/>
+              </w:rPr>
+              <m:t>a</m:t>
+            </m:r>
+          </m:e>
+          <m:sub>
+            <m:r>
+              <w:rPr>
+                <w:rFonts w:ascii="Cambria Math" w:hAnsi="Times New Roman"/>
+                <w:sz w:val="24"/>
+                <w:szCs w:val="24"/>
+                <w:lang w:val="en-US"/>
+              </w:rPr>
+              <m:t>2</m:t>
+            </m:r>
+          </m:sub>
+        </m:sSub>
+        <m:r>
+          <w:rPr>
+            <w:rFonts w:ascii="Cambria Math" w:hAnsi="Times New Roman"/>
+            <w:sz w:val="24"/>
+            <w:szCs w:val="24"/>
+            <w:lang w:val="en-US"/>
+          </w:rPr>
+          <m:t xml:space="preserve">=5, </m:t>
+        </m:r>
+        <m:sSub>
+          <m:sSubPr>
+            <m:ctrlPr>
+              <w:rPr>
+                <w:rFonts w:ascii="Cambria Math" w:hAnsi="Times New Roman"/>
+                <w:i/>
+                <w:sz w:val="24"/>
+                <w:szCs w:val="24"/>
+              </w:rPr>
+            </m:ctrlPr>
+          </m:sSubPr>
+          <m:e>
+            <m:r>
+              <w:rPr>
+                <w:rFonts w:ascii="Cambria Math" w:hAnsi="Times New Roman"/>
+                <w:sz w:val="24"/>
+                <w:szCs w:val="24"/>
+              </w:rPr>
+              <m:t>b</m:t>
+            </m:r>
+          </m:e>
+          <m:sub>
+            <m:r>
+              <w:rPr>
+                <w:rFonts w:ascii="Cambria Math" w:hAnsi="Times New Roman"/>
+                <w:sz w:val="24"/>
+                <w:szCs w:val="24"/>
+                <w:lang w:val="en-US"/>
+              </w:rPr>
+              <m:t>2</m:t>
+            </m:r>
+          </m:sub>
+        </m:sSub>
+        <m:r>
+          <w:rPr>
+            <w:rFonts w:ascii="Cambria Math" w:hAnsi="Times New Roman"/>
+            <w:sz w:val="24"/>
+            <w:szCs w:val="24"/>
+            <w:lang w:val="en-US"/>
+          </w:rPr>
+          <m:t>=2</m:t>
+        </m:r>
+      </m:oMath>
     </w:p>
     <w:p>
       <w:pPr>
@@ -18157,6 +18386,7 @@
         <w:jc w:val="center"/>
         <w:rPr>
           <w:rFonts w:ascii="Times New Roman" w:hAnsi="Times New Roman" w:cs="Times New Roman"/>
+          <w:b/>
           <w:bCs/>
           <w:sz w:val="24"/>
           <w:szCs w:val="24"/>
@@ -18165,17 +18395,15 @@
       </w:pPr>
       <w:r>
         <w:rPr>
-          <w:rFonts w:ascii="Times New Roman" w:hAnsi="Times New Roman" w:cs="Times New Roman"/>
-          <w:bCs/>
-          <w:sz w:val="24"/>
-          <w:szCs w:val="24"/>
-          <w:lang w:val="en-US"/>
-        </w:rPr>
+          <w:noProof/>
+          <w:lang w:eastAsia="ru-RU"/>
+        </w:rPr>
+        <w:lastRenderedPageBreak/>
         <w:drawing>
-          <wp:inline distT="0" distB="0" distL="0" distR="0" wp14:anchorId="512EB812" wp14:editId="3A1D7090">
-            <wp:extent cx="5302250" cy="1729253"/>
-            <wp:effectExtent l="0" t="0" r="0" b="0"/>
-            <wp:docPr id="20" name="Рисунок 20"/>
+          <wp:inline distT="0" distB="0" distL="0" distR="0" wp14:anchorId="426726FD" wp14:editId="0A4F9978">
+            <wp:extent cx="4580952" cy="495238"/>
+            <wp:effectExtent l="0" t="0" r="0" b="635"/>
+            <wp:docPr id="12" name="Рисунок 12"/>
             <wp:cNvGraphicFramePr>
               <a:graphicFrameLocks xmlns:a="http://schemas.openxmlformats.org/drawingml/2006/main" noChangeAspect="1"/>
             </wp:cNvGraphicFramePr>
@@ -18195,7 +18423,7 @@
                   <pic:spPr>
                     <a:xfrm>
                       <a:off x="0" y="0"/>
-                      <a:ext cx="5316095" cy="1733768"/>
+                      <a:ext cx="4580952" cy="495238"/>
                     </a:xfrm>
                     <a:prstGeom prst="rect">
                       <a:avLst/>
@@ -18230,7 +18458,16 @@
           <w:sz w:val="24"/>
           <w:szCs w:val="24"/>
         </w:rPr>
-        <w:t>Рисунок 16 – Процесс шифрования исходного текста</w:t>
+        <w:t xml:space="preserve">Рисунок 15 – </w:t>
+      </w:r>
+      <w:r>
+        <w:rPr>
+          <w:rFonts w:ascii="Times New Roman" w:hAnsi="Times New Roman" w:cs="Times New Roman"/>
+          <w:bCs/>
+          <w:sz w:val="24"/>
+          <w:szCs w:val="24"/>
+        </w:rPr>
+        <w:t>Процесс генерации исходного текста</w:t>
       </w:r>
       <w:r>
         <w:rPr>
@@ -18255,20 +18492,23 @@
           <w:bCs/>
           <w:sz w:val="24"/>
           <w:szCs w:val="24"/>
+          <w:lang w:val="en-US"/>
         </w:rPr>
       </w:pPr>
       <w:r>
         <w:rPr>
           <w:rFonts w:ascii="Times New Roman" w:hAnsi="Times New Roman" w:cs="Times New Roman"/>
           <w:bCs/>
-          <w:sz w:val="24"/>
-          <w:szCs w:val="24"/>
+          <w:noProof/>
+          <w:sz w:val="24"/>
+          <w:szCs w:val="24"/>
+          <w:lang w:val="en-US"/>
         </w:rPr>
         <w:drawing>
-          <wp:inline distT="0" distB="0" distL="0" distR="0" wp14:anchorId="01AE15BE" wp14:editId="493EE0C3">
-            <wp:extent cx="5305423" cy="579732"/>
+          <wp:inline distT="0" distB="0" distL="0" distR="0" wp14:anchorId="512EB812" wp14:editId="3A1D7090">
+            <wp:extent cx="5302250" cy="1729253"/>
             <wp:effectExtent l="0" t="0" r="0" b="0"/>
-            <wp:docPr id="21" name="Рисунок 21"/>
+            <wp:docPr id="20" name="Рисунок 20"/>
             <wp:cNvGraphicFramePr>
               <a:graphicFrameLocks xmlns:a="http://schemas.openxmlformats.org/drawingml/2006/main" noChangeAspect="1"/>
             </wp:cNvGraphicFramePr>
@@ -18288,6 +18528,100 @@
                   <pic:spPr>
                     <a:xfrm>
                       <a:off x="0" y="0"/>
+                      <a:ext cx="5316095" cy="1733768"/>
+                    </a:xfrm>
+                    <a:prstGeom prst="rect">
+                      <a:avLst/>
+                    </a:prstGeom>
+                  </pic:spPr>
+                </pic:pic>
+              </a:graphicData>
+            </a:graphic>
+          </wp:inline>
+        </w:drawing>
+      </w:r>
+    </w:p>
+    <w:p>
+      <w:pPr>
+        <w:autoSpaceDE w:val="0"/>
+        <w:autoSpaceDN w:val="0"/>
+        <w:adjustRightInd w:val="0"/>
+        <w:spacing w:after="0" w:line="360" w:lineRule="auto"/>
+        <w:ind w:firstLine="709"/>
+        <w:jc w:val="center"/>
+        <w:rPr>
+          <w:rFonts w:ascii="Times New Roman" w:hAnsi="Times New Roman" w:cs="Times New Roman"/>
+          <w:bCs/>
+          <w:sz w:val="24"/>
+          <w:szCs w:val="24"/>
+        </w:rPr>
+      </w:pPr>
+      <w:r>
+        <w:rPr>
+          <w:rFonts w:ascii="Times New Roman" w:hAnsi="Times New Roman" w:cs="Times New Roman"/>
+          <w:bCs/>
+          <w:sz w:val="24"/>
+          <w:szCs w:val="24"/>
+        </w:rPr>
+        <w:t>Рисунок 16 – Процесс шифрования исходного текста</w:t>
+      </w:r>
+      <w:r>
+        <w:rPr>
+          <w:rFonts w:ascii="Times New Roman" w:hAnsi="Times New Roman" w:cs="Times New Roman"/>
+          <w:bCs/>
+          <w:sz w:val="24"/>
+          <w:szCs w:val="24"/>
+        </w:rPr>
+        <w:t>.</w:t>
+      </w:r>
+    </w:p>
+    <w:p>
+      <w:pPr>
+        <w:autoSpaceDE w:val="0"/>
+        <w:autoSpaceDN w:val="0"/>
+        <w:adjustRightInd w:val="0"/>
+        <w:spacing w:after="0" w:line="360" w:lineRule="auto"/>
+        <w:ind w:firstLine="709"/>
+        <w:jc w:val="center"/>
+        <w:rPr>
+          <w:rFonts w:ascii="Times New Roman" w:hAnsi="Times New Roman" w:cs="Times New Roman"/>
+          <w:bCs/>
+          <w:sz w:val="24"/>
+          <w:szCs w:val="24"/>
+        </w:rPr>
+      </w:pPr>
+      <w:r>
+        <w:rPr>
+          <w:rFonts w:ascii="Times New Roman" w:hAnsi="Times New Roman" w:cs="Times New Roman"/>
+          <w:bCs/>
+          <w:noProof/>
+          <w:sz w:val="24"/>
+          <w:szCs w:val="24"/>
+        </w:rPr>
+        <w:drawing>
+          <wp:inline distT="0" distB="0" distL="0" distR="0" wp14:anchorId="01AE15BE" wp14:editId="493EE0C3">
+            <wp:extent cx="5305423" cy="579732"/>
+            <wp:effectExtent l="0" t="0" r="0" b="0"/>
+            <wp:docPr id="21" name="Рисунок 21"/>
+            <wp:cNvGraphicFramePr>
+              <a:graphicFrameLocks xmlns:a="http://schemas.openxmlformats.org/drawingml/2006/main" noChangeAspect="1"/>
+            </wp:cNvGraphicFramePr>
+            <a:graphic xmlns:a="http://schemas.openxmlformats.org/drawingml/2006/main">
+              <a:graphicData uri="http://schemas.openxmlformats.org/drawingml/2006/picture">
+                <pic:pic xmlns:pic="http://schemas.openxmlformats.org/drawingml/2006/picture">
+                  <pic:nvPicPr>
+                    <pic:cNvPr id="1" name=""/>
+                    <pic:cNvPicPr/>
+                  </pic:nvPicPr>
+                  <pic:blipFill>
+                    <a:blip r:embed="rId25"/>
+                    <a:stretch>
+                      <a:fillRect/>
+                    </a:stretch>
+                  </pic:blipFill>
+                  <pic:spPr>
+                    <a:xfrm>
+                      <a:off x="0" y="0"/>
                       <a:ext cx="5351357" cy="584751"/>
                     </a:xfrm>
                     <a:prstGeom prst="rect">
@@ -18314,7 +18648,6 @@
           <w:bCs/>
           <w:sz w:val="24"/>
           <w:szCs w:val="24"/>
-          <w:lang w:val="en-US"/>
         </w:rPr>
       </w:pPr>
       <w:r>
@@ -18324,15 +18657,25 @@
           <w:sz w:val="24"/>
           <w:szCs w:val="24"/>
         </w:rPr>
-        <w:t>Рисунок 17 – Процесс дешифрование шифртекста</w:t>
-      </w:r>
+        <w:t xml:space="preserve">Рисунок 17 – Процесс дешифрование </w:t>
+      </w:r>
+      <w:proofErr w:type="spellStart"/>
       <w:r>
         <w:rPr>
           <w:rFonts w:ascii="Times New Roman" w:hAnsi="Times New Roman" w:cs="Times New Roman"/>
           <w:bCs/>
           <w:sz w:val="24"/>
           <w:szCs w:val="24"/>
-          <w:lang w:val="en-US"/>
+        </w:rPr>
+        <w:t>шифртекста</w:t>
+      </w:r>
+      <w:proofErr w:type="spellEnd"/>
+      <w:r>
+        <w:rPr>
+          <w:rFonts w:ascii="Times New Roman" w:hAnsi="Times New Roman" w:cs="Times New Roman"/>
+          <w:bCs/>
+          <w:sz w:val="24"/>
+          <w:szCs w:val="24"/>
         </w:rPr>
         <w:t>.</w:t>
       </w:r>
@@ -18681,7 +19024,7 @@
       <w:pPr>
         <w:pStyle w:val="1"/>
       </w:pPr>
-      <w:bookmarkStart w:id="8" w:name="_Toc221923040"/>
+      <w:bookmarkStart w:id="7" w:name="_Toc221923040"/>
       <w:r>
         <w:lastRenderedPageBreak/>
         <w:t>6 В</w:t>
@@ -18695,7 +19038,7 @@
       <w:r>
         <w:t xml:space="preserve"> о проделанной работе</w:t>
       </w:r>
-      <w:bookmarkEnd w:id="8"/>
+      <w:bookmarkEnd w:id="7"/>
     </w:p>
     <w:p>
       <w:pPr>
@@ -18864,7 +19207,7 @@
       <w:pPr>
         <w:pStyle w:val="1"/>
       </w:pPr>
-      <w:bookmarkStart w:id="9" w:name="_Toc221923041"/>
+      <w:bookmarkStart w:id="8" w:name="_Toc221923041"/>
       <w:r>
         <w:lastRenderedPageBreak/>
         <w:t>7</w:t>
@@ -18872,7 +19215,7 @@
       <w:r>
         <w:t> Список использованных источников</w:t>
       </w:r>
-      <w:bookmarkEnd w:id="9"/>
+      <w:bookmarkEnd w:id="8"/>
     </w:p>
     <w:p>
       <w:pPr>
@@ -18895,7 +19238,7 @@
           <w:rFonts w:ascii="Times New Roman" w:eastAsia="Times New Roman" w:hAnsi="Times New Roman" w:cs="Times New Roman"/>
           <w:sz w:val="24"/>
           <w:szCs w:val="20"/>
-          <w:lang w:val="en-US" w:eastAsia="ru-RU"/>
+          <w:lang w:eastAsia="ru-RU"/>
         </w:rPr>
         <w:t>1</w:t>
       </w:r>
@@ -18922,6 +19265,7 @@
             <w:docPart w:val="EDEF4A40F817406D8CBBE2055D1F508B"/>
           </w:placeholder>
         </w:sdtPr>
+        <w:sdtEndPr/>
         <w:sdtContent>
           <w:r>
             <w:rPr>
@@ -18931,7 +19275,29 @@
               <w:szCs w:val="20"/>
               <w:lang w:eastAsia="ru-RU"/>
             </w:rPr>
-            <w:t>Криптоанализ шифра моноалфавитной подстановки</w:t>
+            <w:t xml:space="preserve">Криптоанализ шифра </w:t>
+          </w:r>
+          <w:proofErr w:type="spellStart"/>
+          <w:r>
+            <w:rPr>
+              <w:rFonts w:ascii="Times New Roman" w:eastAsia="Times New Roman" w:hAnsi="Times New Roman" w:cs="Times New Roman"/>
+              <w:bCs/>
+              <w:sz w:val="24"/>
+              <w:szCs w:val="20"/>
+              <w:lang w:eastAsia="ru-RU"/>
+            </w:rPr>
+            <w:t>моноалфавитной</w:t>
+          </w:r>
+          <w:proofErr w:type="spellEnd"/>
+          <w:r>
+            <w:rPr>
+              <w:rFonts w:ascii="Times New Roman" w:eastAsia="Times New Roman" w:hAnsi="Times New Roman" w:cs="Times New Roman"/>
+              <w:bCs/>
+              <w:sz w:val="24"/>
+              <w:szCs w:val="20"/>
+              <w:lang w:eastAsia="ru-RU"/>
+            </w:rPr>
+            <w:t xml:space="preserve"> подстановки</w:t>
           </w:r>
         </w:sdtContent>
       </w:sdt>
@@ -19019,8 +19385,9 @@
             <w:docPart w:val="F82611ACF56C405EA24DDB8D03025C96"/>
           </w:placeholder>
         </w:sdtPr>
+        <w:sdtEndPr/>
         <w:sdtContent>
-          <w:hyperlink r:id="rId25" w:history="1">
+          <w:hyperlink r:id="rId26" w:history="1">
             <w:r>
               <w:rPr>
                 <w:rStyle w:val="ac"/>
@@ -19043,6 +19410,7 @@
               </w:rPr>
               <w:t>://</w:t>
             </w:r>
+            <w:proofErr w:type="spellStart"/>
             <w:r>
               <w:rPr>
                 <w:rStyle w:val="ac"/>
@@ -19054,6 +19422,7 @@
               </w:rPr>
               <w:t>swsu</w:t>
             </w:r>
+            <w:proofErr w:type="spellEnd"/>
             <w:r>
               <w:rPr>
                 <w:rStyle w:val="ac"/>
@@ -19065,6 +19434,7 @@
               </w:rPr>
               <w:t>.</w:t>
             </w:r>
+            <w:proofErr w:type="spellStart"/>
             <w:r>
               <w:rPr>
                 <w:rStyle w:val="ac"/>
@@ -19076,6 +19446,7 @@
               </w:rPr>
               <w:t>ru</w:t>
             </w:r>
+            <w:proofErr w:type="spellEnd"/>
             <w:r>
               <w:rPr>
                 <w:rStyle w:val="ac"/>
@@ -19087,6 +19458,7 @@
               </w:rPr>
               <w:t>/</w:t>
             </w:r>
+            <w:proofErr w:type="spellStart"/>
             <w:r>
               <w:rPr>
                 <w:rStyle w:val="ac"/>
@@ -19098,6 +19470,7 @@
               </w:rPr>
               <w:t>sveden</w:t>
             </w:r>
+            <w:proofErr w:type="spellEnd"/>
             <w:r>
               <w:rPr>
                 <w:rStyle w:val="ac"/>
@@ -19153,6 +19526,7 @@
               </w:rPr>
               <w:t>_</w:t>
             </w:r>
+            <w:proofErr w:type="spellStart"/>
             <w:r>
               <w:rPr>
                 <w:rStyle w:val="ac"/>
@@ -19164,6 +19538,7 @@
               </w:rPr>
               <w:t>Kriptoanaliz</w:t>
             </w:r>
+            <w:proofErr w:type="spellEnd"/>
             <w:r>
               <w:rPr>
                 <w:rStyle w:val="ac"/>
@@ -19175,6 +19550,7 @@
               </w:rPr>
               <w:t>_</w:t>
             </w:r>
+            <w:proofErr w:type="spellStart"/>
             <w:r>
               <w:rPr>
                 <w:rStyle w:val="ac"/>
@@ -19186,6 +19562,7 @@
               </w:rPr>
               <w:t>shifra</w:t>
             </w:r>
+            <w:proofErr w:type="spellEnd"/>
             <w:r>
               <w:rPr>
                 <w:rStyle w:val="ac"/>
@@ -19197,6 +19574,7 @@
               </w:rPr>
               <w:t>_</w:t>
             </w:r>
+            <w:proofErr w:type="spellStart"/>
             <w:r>
               <w:rPr>
                 <w:rStyle w:val="ac"/>
@@ -19208,6 +19586,7 @@
               </w:rPr>
               <w:t>monoalfavitnoy</w:t>
             </w:r>
+            <w:proofErr w:type="spellEnd"/>
             <w:r>
               <w:rPr>
                 <w:rStyle w:val="ac"/>
@@ -19219,6 +19598,7 @@
               </w:rPr>
               <w:t>_</w:t>
             </w:r>
+            <w:proofErr w:type="spellStart"/>
             <w:r>
               <w:rPr>
                 <w:rStyle w:val="ac"/>
@@ -19230,6 +19610,7 @@
               </w:rPr>
               <w:t>podstanovki</w:t>
             </w:r>
+            <w:proofErr w:type="spellEnd"/>
             <w:r>
               <w:rPr>
                 <w:rStyle w:val="ac"/>
@@ -19241,6 +19622,7 @@
               </w:rPr>
               <w:t>_</w:t>
             </w:r>
+            <w:proofErr w:type="spellStart"/>
             <w:r>
               <w:rPr>
                 <w:rStyle w:val="ac"/>
@@ -19252,6 +19634,7 @@
               </w:rPr>
               <w:t>metodicheskie</w:t>
             </w:r>
+            <w:proofErr w:type="spellEnd"/>
             <w:r>
               <w:rPr>
                 <w:rStyle w:val="ac"/>
@@ -19263,6 +19646,7 @@
               </w:rPr>
               <w:t>_</w:t>
             </w:r>
+            <w:proofErr w:type="spellStart"/>
             <w:r>
               <w:rPr>
                 <w:rStyle w:val="ac"/>
@@ -19274,6 +19658,7 @@
               </w:rPr>
               <w:t>ukazaniya</w:t>
             </w:r>
+            <w:proofErr w:type="spellEnd"/>
             <w:r>
               <w:rPr>
                 <w:rStyle w:val="ac"/>
@@ -19307,6 +19692,7 @@
               </w:rPr>
               <w:t>_</w:t>
             </w:r>
+            <w:proofErr w:type="spellStart"/>
             <w:r>
               <w:rPr>
                 <w:rStyle w:val="ac"/>
@@ -19318,6 +19704,7 @@
               </w:rPr>
               <w:t>vypolneniyu</w:t>
             </w:r>
+            <w:proofErr w:type="spellEnd"/>
             <w:r>
               <w:rPr>
                 <w:rStyle w:val="ac"/>
@@ -19329,6 +19716,7 @@
               </w:rPr>
               <w:t>_</w:t>
             </w:r>
+            <w:proofErr w:type="spellStart"/>
             <w:r>
               <w:rPr>
                 <w:rStyle w:val="ac"/>
@@ -19340,6 +19728,7 @@
               </w:rPr>
               <w:t>laboratornoy</w:t>
             </w:r>
+            <w:proofErr w:type="spellEnd"/>
             <w:r>
               <w:rPr>
                 <w:rStyle w:val="ac"/>
@@ -19351,6 +19740,7 @@
               </w:rPr>
               <w:t>_</w:t>
             </w:r>
+            <w:proofErr w:type="spellStart"/>
             <w:r>
               <w:rPr>
                 <w:rStyle w:val="ac"/>
@@ -19362,6 +19752,7 @@
               </w:rPr>
               <w:t>raboty</w:t>
             </w:r>
+            <w:proofErr w:type="spellEnd"/>
             <w:r>
               <w:rPr>
                 <w:rStyle w:val="ac"/>
@@ -19464,6 +19855,7 @@
             <w:docPart w:val="84A8EE8D47C64A0FABC967FF589C2B8C"/>
           </w:placeholder>
         </w:sdtPr>
+        <w:sdtEndPr/>
         <w:sdtContent>
           <w:r>
             <w:rPr>
@@ -19556,6 +19948,7 @@
             <w:docPart w:val="39DFC77BADD54F20B5984365B63D10B3"/>
           </w:placeholder>
         </w:sdtPr>
+        <w:sdtEndPr/>
         <w:sdtContent>
           <w:r>
             <w:rPr>
@@ -19652,8 +20045,9 @@
             <w:docPart w:val="12F9CB3C8F0242468FEF2DF12B6244DC"/>
           </w:placeholder>
         </w:sdtPr>
+        <w:sdtEndPr/>
         <w:sdtContent>
-          <w:hyperlink r:id="rId26" w:history="1">
+          <w:hyperlink r:id="rId27" w:history="1">
             <w:r>
               <w:rPr>
                 <w:rStyle w:val="ac"/>
@@ -19674,6 +20068,7 @@
               </w:rPr>
               <w:t>://</w:t>
             </w:r>
+            <w:proofErr w:type="spellStart"/>
             <w:r>
               <w:rPr>
                 <w:rStyle w:val="ac"/>
@@ -19684,6 +20079,7 @@
               </w:rPr>
               <w:t>studfile</w:t>
             </w:r>
+            <w:proofErr w:type="spellEnd"/>
             <w:r>
               <w:rPr>
                 <w:rStyle w:val="ac"/>
@@ -19840,6 +20236,7 @@
             <w:docPart w:val="DAA6F35A8EC5430CA42B4B733E272D6F"/>
           </w:placeholder>
         </w:sdtPr>
+        <w:sdtEndPr/>
         <w:sdtContent>
           <w:r>
             <w:rPr>
@@ -19930,6 +20327,7 @@
             <w:docPart w:val="1824A1A606DF48789464B3E6BBB9BA19"/>
           </w:placeholder>
         </w:sdtPr>
+        <w:sdtEndPr/>
         <w:sdtContent>
           <w:r>
             <w:rPr>
@@ -19987,8 +20385,9 @@
             <w:docPart w:val="3241633AB5054966ABC18DCF5B02F9E3"/>
           </w:placeholder>
         </w:sdtPr>
+        <w:sdtEndPr/>
         <w:sdtContent>
-          <w:hyperlink r:id="rId27" w:history="1">
+          <w:hyperlink r:id="rId28" w:history="1">
             <w:r>
               <w:rPr>
                 <w:rStyle w:val="ac"/>
@@ -20086,6 +20485,7 @@
             <w:docPart w:val="F8C380DD6790442A81ABEE008FB6D657"/>
           </w:placeholder>
         </w:sdtPr>
+        <w:sdtEndPr/>
         <w:sdtContent>
           <w:r>
             <w:rPr>
@@ -20128,8 +20528,8 @@
       </w:pPr>
     </w:p>
     <w:sectPr>
-      <w:footerReference w:type="default" r:id="rId28"/>
-      <w:footerReference w:type="first" r:id="rId29"/>
+      <w:footerReference w:type="default" r:id="rId29"/>
+      <w:footerReference w:type="first" r:id="rId30"/>
       <w:pgSz w:w="11906" w:h="16838"/>
       <w:pgMar w:top="1134" w:right="850" w:bottom="1134" w:left="1701" w:header="708" w:footer="708" w:gutter="0"/>
       <w:cols w:space="708"/>
@@ -20141,7 +20541,7 @@
 </file>
 
 <file path=word/endnotes.xml><?xml version="1.0" encoding="utf-8"?>
-<w:endnotes xmlns:wpc="http://schemas.microsoft.com/office/word/2010/wordprocessingCanvas" xmlns:cx="http://schemas.microsoft.com/office/drawing/2014/chartex" xmlns:cx1="http://schemas.microsoft.com/office/drawing/2015/9/8/chartex" xmlns:mc="http://schemas.openxmlformats.org/markup-compatibility/2006" xmlns:o="urn:schemas-microsoft-com:office:office" xmlns:r="http://schemas.openxmlformats.org/officeDocument/2006/relationships" xmlns:m="http://schemas.openxmlformats.org/officeDocument/2006/math" xmlns:v="urn:schemas-microsoft-com:vml" xmlns:wp14="http://schemas.microsoft.com/office/word/2010/wordprocessingDrawing" xmlns:wp="http://schemas.openxmlformats.org/drawingml/2006/wordprocessingDrawing" xmlns:w10="urn:schemas-microsoft-com:office:word" xmlns:w="http://schemas.openxmlformats.org/wordprocessingml/2006/main" xmlns:w14="http://schemas.microsoft.com/office/word/2010/wordml" xmlns:w15="http://schemas.microsoft.com/office/word/2012/wordml" xmlns:w16se="http://schemas.microsoft.com/office/word/2015/wordml/symex" xmlns:wpg="http://schemas.microsoft.com/office/word/2010/wordprocessingGroup" xmlns:wpi="http://schemas.microsoft.com/office/word/2010/wordprocessingInk" xmlns:wne="http://schemas.microsoft.com/office/word/2006/wordml" xmlns:wps="http://schemas.microsoft.com/office/word/2010/wordprocessingShape" mc:Ignorable="w14 w15 w16se wp14">
+<w:endnotes xmlns:wpc="http://schemas.microsoft.com/office/word/2010/wordprocessingCanvas" xmlns:cx="http://schemas.microsoft.com/office/drawing/2014/chartex" xmlns:cx1="http://schemas.microsoft.com/office/drawing/2015/9/8/chartex" xmlns:cx2="http://schemas.microsoft.com/office/drawing/2015/10/21/chartex" xmlns:cx3="http://schemas.microsoft.com/office/drawing/2016/5/9/chartex" xmlns:cx4="http://schemas.microsoft.com/office/drawing/2016/5/10/chartex" xmlns:cx5="http://schemas.microsoft.com/office/drawing/2016/5/11/chartex" xmlns:cx6="http://schemas.microsoft.com/office/drawing/2016/5/12/chartex" xmlns:cx7="http://schemas.microsoft.com/office/drawing/2016/5/13/chartex" xmlns:cx8="http://schemas.microsoft.com/office/drawing/2016/5/14/chartex" xmlns:mc="http://schemas.openxmlformats.org/markup-compatibility/2006" xmlns:aink="http://schemas.microsoft.com/office/drawing/2016/ink" xmlns:am3d="http://schemas.microsoft.com/office/drawing/2017/model3d" xmlns:o="urn:schemas-microsoft-com:office:office" xmlns:r="http://schemas.openxmlformats.org/officeDocument/2006/relationships" xmlns:m="http://schemas.openxmlformats.org/officeDocument/2006/math" xmlns:v="urn:schemas-microsoft-com:vml" xmlns:wp14="http://schemas.microsoft.com/office/word/2010/wordprocessingDrawing" xmlns:wp="http://schemas.openxmlformats.org/drawingml/2006/wordprocessingDrawing" xmlns:w10="urn:schemas-microsoft-com:office:word" xmlns:w="http://schemas.openxmlformats.org/wordprocessingml/2006/main" xmlns:w14="http://schemas.microsoft.com/office/word/2010/wordml" xmlns:w15="http://schemas.microsoft.com/office/word/2012/wordml" xmlns:w16cex="http://schemas.microsoft.com/office/word/2018/wordml/cex" xmlns:w16cid="http://schemas.microsoft.com/office/word/2016/wordml/cid" xmlns:w16="http://schemas.microsoft.com/office/word/2018/wordml" xmlns:w16sdtdh="http://schemas.microsoft.com/office/word/2020/wordml/sdtdatahash" xmlns:w16se="http://schemas.microsoft.com/office/word/2015/wordml/symex" xmlns:wpg="http://schemas.microsoft.com/office/word/2010/wordprocessingGroup" xmlns:wpi="http://schemas.microsoft.com/office/word/2010/wordprocessingInk" xmlns:wne="http://schemas.microsoft.com/office/word/2006/wordml" xmlns:wps="http://schemas.microsoft.com/office/word/2010/wordprocessingShape" mc:Ignorable="w14 w15 w16se w16cid w16 w16cex w16sdtdh wp14">
   <w:endnote w:type="separator" w:id="-1">
     <w:p>
       <w:pPr>
@@ -20166,7 +20566,7 @@
 </file>
 
 <file path=word/footer1.xml><?xml version="1.0" encoding="utf-8"?>
-<w:ftr xmlns:wpc="http://schemas.microsoft.com/office/word/2010/wordprocessingCanvas" xmlns:cx="http://schemas.microsoft.com/office/drawing/2014/chartex" xmlns:cx1="http://schemas.microsoft.com/office/drawing/2015/9/8/chartex" xmlns:mc="http://schemas.openxmlformats.org/markup-compatibility/2006" xmlns:o="urn:schemas-microsoft-com:office:office" xmlns:r="http://schemas.openxmlformats.org/officeDocument/2006/relationships" xmlns:m="http://schemas.openxmlformats.org/officeDocument/2006/math" xmlns:v="urn:schemas-microsoft-com:vml" xmlns:wp14="http://schemas.microsoft.com/office/word/2010/wordprocessingDrawing" xmlns:wp="http://schemas.openxmlformats.org/drawingml/2006/wordprocessingDrawing" xmlns:w10="urn:schemas-microsoft-com:office:word" xmlns:w="http://schemas.openxmlformats.org/wordprocessingml/2006/main" xmlns:w14="http://schemas.microsoft.com/office/word/2010/wordml" xmlns:w15="http://schemas.microsoft.com/office/word/2012/wordml" xmlns:w16se="http://schemas.microsoft.com/office/word/2015/wordml/symex" xmlns:wpg="http://schemas.microsoft.com/office/word/2010/wordprocessingGroup" xmlns:wpi="http://schemas.microsoft.com/office/word/2010/wordprocessingInk" xmlns:wne="http://schemas.microsoft.com/office/word/2006/wordml" xmlns:wps="http://schemas.microsoft.com/office/word/2010/wordprocessingShape" mc:Ignorable="w14 w15 w16se wp14">
+<w:ftr xmlns:wpc="http://schemas.microsoft.com/office/word/2010/wordprocessingCanvas" xmlns:cx="http://schemas.microsoft.com/office/drawing/2014/chartex" xmlns:cx1="http://schemas.microsoft.com/office/drawing/2015/9/8/chartex" xmlns:cx2="http://schemas.microsoft.com/office/drawing/2015/10/21/chartex" xmlns:cx3="http://schemas.microsoft.com/office/drawing/2016/5/9/chartex" xmlns:cx4="http://schemas.microsoft.com/office/drawing/2016/5/10/chartex" xmlns:cx5="http://schemas.microsoft.com/office/drawing/2016/5/11/chartex" xmlns:cx6="http://schemas.microsoft.com/office/drawing/2016/5/12/chartex" xmlns:cx7="http://schemas.microsoft.com/office/drawing/2016/5/13/chartex" xmlns:cx8="http://schemas.microsoft.com/office/drawing/2016/5/14/chartex" xmlns:mc="http://schemas.openxmlformats.org/markup-compatibility/2006" xmlns:aink="http://schemas.microsoft.com/office/drawing/2016/ink" xmlns:am3d="http://schemas.microsoft.com/office/drawing/2017/model3d" xmlns:o="urn:schemas-microsoft-com:office:office" xmlns:r="http://schemas.openxmlformats.org/officeDocument/2006/relationships" xmlns:m="http://schemas.openxmlformats.org/officeDocument/2006/math" xmlns:v="urn:schemas-microsoft-com:vml" xmlns:wp14="http://schemas.microsoft.com/office/word/2010/wordprocessingDrawing" xmlns:wp="http://schemas.openxmlformats.org/drawingml/2006/wordprocessingDrawing" xmlns:w10="urn:schemas-microsoft-com:office:word" xmlns:w="http://schemas.openxmlformats.org/wordprocessingml/2006/main" xmlns:w14="http://schemas.microsoft.com/office/word/2010/wordml" xmlns:w15="http://schemas.microsoft.com/office/word/2012/wordml" xmlns:w16cex="http://schemas.microsoft.com/office/word/2018/wordml/cex" xmlns:w16cid="http://schemas.microsoft.com/office/word/2016/wordml/cid" xmlns:w16="http://schemas.microsoft.com/office/word/2018/wordml" xmlns:w16sdtdh="http://schemas.microsoft.com/office/word/2020/wordml/sdtdatahash" xmlns:w16se="http://schemas.microsoft.com/office/word/2015/wordml/symex" xmlns:wpg="http://schemas.microsoft.com/office/word/2010/wordprocessingGroup" xmlns:wpi="http://schemas.microsoft.com/office/word/2010/wordprocessingInk" xmlns:wne="http://schemas.microsoft.com/office/word/2006/wordml" xmlns:wps="http://schemas.microsoft.com/office/word/2010/wordprocessingShape" mc:Ignorable="w14 w15 w16se w16cid w16 w16cex w16sdtdh wp14">
   <w:sdt>
     <w:sdtPr>
       <w:id w:val="1490129601"/>
@@ -20246,7 +20646,7 @@
 </file>
 
 <file path=word/footer2.xml><?xml version="1.0" encoding="utf-8"?>
-<w:ftr xmlns:wpc="http://schemas.microsoft.com/office/word/2010/wordprocessingCanvas" xmlns:cx="http://schemas.microsoft.com/office/drawing/2014/chartex" xmlns:cx1="http://schemas.microsoft.com/office/drawing/2015/9/8/chartex" xmlns:mc="http://schemas.openxmlformats.org/markup-compatibility/2006" xmlns:o="urn:schemas-microsoft-com:office:office" xmlns:r="http://schemas.openxmlformats.org/officeDocument/2006/relationships" xmlns:m="http://schemas.openxmlformats.org/officeDocument/2006/math" xmlns:v="urn:schemas-microsoft-com:vml" xmlns:wp14="http://schemas.microsoft.com/office/word/2010/wordprocessingDrawing" xmlns:wp="http://schemas.openxmlformats.org/drawingml/2006/wordprocessingDrawing" xmlns:w10="urn:schemas-microsoft-com:office:word" xmlns:w="http://schemas.openxmlformats.org/wordprocessingml/2006/main" xmlns:w14="http://schemas.microsoft.com/office/word/2010/wordml" xmlns:w15="http://schemas.microsoft.com/office/word/2012/wordml" xmlns:w16se="http://schemas.microsoft.com/office/word/2015/wordml/symex" xmlns:wpg="http://schemas.microsoft.com/office/word/2010/wordprocessingGroup" xmlns:wpi="http://schemas.microsoft.com/office/word/2010/wordprocessingInk" xmlns:wne="http://schemas.microsoft.com/office/word/2006/wordml" xmlns:wps="http://schemas.microsoft.com/office/word/2010/wordprocessingShape" mc:Ignorable="w14 w15 w16se wp14">
+<w:ftr xmlns:wpc="http://schemas.microsoft.com/office/word/2010/wordprocessingCanvas" xmlns:cx="http://schemas.microsoft.com/office/drawing/2014/chartex" xmlns:cx1="http://schemas.microsoft.com/office/drawing/2015/9/8/chartex" xmlns:cx2="http://schemas.microsoft.com/office/drawing/2015/10/21/chartex" xmlns:cx3="http://schemas.microsoft.com/office/drawing/2016/5/9/chartex" xmlns:cx4="http://schemas.microsoft.com/office/drawing/2016/5/10/chartex" xmlns:cx5="http://schemas.microsoft.com/office/drawing/2016/5/11/chartex" xmlns:cx6="http://schemas.microsoft.com/office/drawing/2016/5/12/chartex" xmlns:cx7="http://schemas.microsoft.com/office/drawing/2016/5/13/chartex" xmlns:cx8="http://schemas.microsoft.com/office/drawing/2016/5/14/chartex" xmlns:mc="http://schemas.openxmlformats.org/markup-compatibility/2006" xmlns:aink="http://schemas.microsoft.com/office/drawing/2016/ink" xmlns:am3d="http://schemas.microsoft.com/office/drawing/2017/model3d" xmlns:o="urn:schemas-microsoft-com:office:office" xmlns:r="http://schemas.openxmlformats.org/officeDocument/2006/relationships" xmlns:m="http://schemas.openxmlformats.org/officeDocument/2006/math" xmlns:v="urn:schemas-microsoft-com:vml" xmlns:wp14="http://schemas.microsoft.com/office/word/2010/wordprocessingDrawing" xmlns:wp="http://schemas.openxmlformats.org/drawingml/2006/wordprocessingDrawing" xmlns:w10="urn:schemas-microsoft-com:office:word" xmlns:w="http://schemas.openxmlformats.org/wordprocessingml/2006/main" xmlns:w14="http://schemas.microsoft.com/office/word/2010/wordml" xmlns:w15="http://schemas.microsoft.com/office/word/2012/wordml" xmlns:w16cex="http://schemas.microsoft.com/office/word/2018/wordml/cex" xmlns:w16cid="http://schemas.microsoft.com/office/word/2016/wordml/cid" xmlns:w16="http://schemas.microsoft.com/office/word/2018/wordml" xmlns:w16sdtdh="http://schemas.microsoft.com/office/word/2020/wordml/sdtdatahash" xmlns:w16se="http://schemas.microsoft.com/office/word/2015/wordml/symex" xmlns:wpg="http://schemas.microsoft.com/office/word/2010/wordprocessingGroup" xmlns:wpi="http://schemas.microsoft.com/office/word/2010/wordprocessingInk" xmlns:wne="http://schemas.microsoft.com/office/word/2006/wordml" xmlns:wps="http://schemas.microsoft.com/office/word/2010/wordprocessingShape" mc:Ignorable="w14 w15 w16se w16cid w16 w16cex w16sdtdh wp14">
   <w:p>
     <w:pPr>
       <w:pStyle w:val="af0"/>
@@ -20262,7 +20662,7 @@
 </file>
 
 <file path=word/footnotes.xml><?xml version="1.0" encoding="utf-8"?>
-<w:footnotes xmlns:wpc="http://schemas.microsoft.com/office/word/2010/wordprocessingCanvas" xmlns:cx="http://schemas.microsoft.com/office/drawing/2014/chartex" xmlns:cx1="http://schemas.microsoft.com/office/drawing/2015/9/8/chartex" xmlns:mc="http://schemas.openxmlformats.org/markup-compatibility/2006" xmlns:o="urn:schemas-microsoft-com:office:office" xmlns:r="http://schemas.openxmlformats.org/officeDocument/2006/relationships" xmlns:m="http://schemas.openxmlformats.org/officeDocument/2006/math" xmlns:v="urn:schemas-microsoft-com:vml" xmlns:wp14="http://schemas.microsoft.com/office/word/2010/wordprocessingDrawing" xmlns:wp="http://schemas.openxmlformats.org/drawingml/2006/wordprocessingDrawing" xmlns:w10="urn:schemas-microsoft-com:office:word" xmlns:w="http://schemas.openxmlformats.org/wordprocessingml/2006/main" xmlns:w14="http://schemas.microsoft.com/office/word/2010/wordml" xmlns:w15="http://schemas.microsoft.com/office/word/2012/wordml" xmlns:w16se="http://schemas.microsoft.com/office/word/2015/wordml/symex" xmlns:wpg="http://schemas.microsoft.com/office/word/2010/wordprocessingGroup" xmlns:wpi="http://schemas.microsoft.com/office/word/2010/wordprocessingInk" xmlns:wne="http://schemas.microsoft.com/office/word/2006/wordml" xmlns:wps="http://schemas.microsoft.com/office/word/2010/wordprocessingShape" mc:Ignorable="w14 w15 w16se wp14">
+<w:footnotes xmlns:wpc="http://schemas.microsoft.com/office/word/2010/wordprocessingCanvas" xmlns:cx="http://schemas.microsoft.com/office/drawing/2014/chartex" xmlns:cx1="http://schemas.microsoft.com/office/drawing/2015/9/8/chartex" xmlns:cx2="http://schemas.microsoft.com/office/drawing/2015/10/21/chartex" xmlns:cx3="http://schemas.microsoft.com/office/drawing/2016/5/9/chartex" xmlns:cx4="http://schemas.microsoft.com/office/drawing/2016/5/10/chartex" xmlns:cx5="http://schemas.microsoft.com/office/drawing/2016/5/11/chartex" xmlns:cx6="http://schemas.microsoft.com/office/drawing/2016/5/12/chartex" xmlns:cx7="http://schemas.microsoft.com/office/drawing/2016/5/13/chartex" xmlns:cx8="http://schemas.microsoft.com/office/drawing/2016/5/14/chartex" xmlns:mc="http://schemas.openxmlformats.org/markup-compatibility/2006" xmlns:aink="http://schemas.microsoft.com/office/drawing/2016/ink" xmlns:am3d="http://schemas.microsoft.com/office/drawing/2017/model3d" xmlns:o="urn:schemas-microsoft-com:office:office" xmlns:r="http://schemas.openxmlformats.org/officeDocument/2006/relationships" xmlns:m="http://schemas.openxmlformats.org/officeDocument/2006/math" xmlns:v="urn:schemas-microsoft-com:vml" xmlns:wp14="http://schemas.microsoft.com/office/word/2010/wordprocessingDrawing" xmlns:wp="http://schemas.openxmlformats.org/drawingml/2006/wordprocessingDrawing" xmlns:w10="urn:schemas-microsoft-com:office:word" xmlns:w="http://schemas.openxmlformats.org/wordprocessingml/2006/main" xmlns:w14="http://schemas.microsoft.com/office/word/2010/wordml" xmlns:w15="http://schemas.microsoft.com/office/word/2012/wordml" xmlns:w16cex="http://schemas.microsoft.com/office/word/2018/wordml/cex" xmlns:w16cid="http://schemas.microsoft.com/office/word/2016/wordml/cid" xmlns:w16="http://schemas.microsoft.com/office/word/2018/wordml" xmlns:w16sdtdh="http://schemas.microsoft.com/office/word/2020/wordml/sdtdatahash" xmlns:w16se="http://schemas.microsoft.com/office/word/2015/wordml/symex" xmlns:wpg="http://schemas.microsoft.com/office/word/2010/wordprocessingGroup" xmlns:wpi="http://schemas.microsoft.com/office/word/2010/wordprocessingInk" xmlns:wne="http://schemas.microsoft.com/office/word/2006/wordml" xmlns:wps="http://schemas.microsoft.com/office/word/2010/wordprocessingShape" mc:Ignorable="w14 w15 w16se w16cid w16 w16cex w16sdtdh wp14">
   <w:footnote w:type="separator" w:id="-1">
     <w:p>
       <w:pPr>
@@ -20287,7 +20687,7 @@
 </file>
 
 <file path=word/numbering.xml><?xml version="1.0" encoding="utf-8"?>
-<w:numbering xmlns:wpc="http://schemas.microsoft.com/office/word/2010/wordprocessingCanvas" xmlns:cx="http://schemas.microsoft.com/office/drawing/2014/chartex" xmlns:cx1="http://schemas.microsoft.com/office/drawing/2015/9/8/chartex" xmlns:mc="http://schemas.openxmlformats.org/markup-compatibility/2006" xmlns:o="urn:schemas-microsoft-com:office:office" xmlns:r="http://schemas.openxmlformats.org/officeDocument/2006/relationships" xmlns:m="http://schemas.openxmlformats.org/officeDocument/2006/math" xmlns:v="urn:schemas-microsoft-com:vml" xmlns:wp14="http://schemas.microsoft.com/office/word/2010/wordprocessingDrawing" xmlns:wp="http://schemas.openxmlformats.org/drawingml/2006/wordprocessingDrawing" xmlns:w10="urn:schemas-microsoft-com:office:word" xmlns:w="http://schemas.openxmlformats.org/wordprocessingml/2006/main" xmlns:w14="http://schemas.microsoft.com/office/word/2010/wordml" xmlns:w15="http://schemas.microsoft.com/office/word/2012/wordml" xmlns:w16se="http://schemas.microsoft.com/office/word/2015/wordml/symex" xmlns:wpg="http://schemas.microsoft.com/office/word/2010/wordprocessingGroup" xmlns:wpi="http://schemas.microsoft.com/office/word/2010/wordprocessingInk" xmlns:wne="http://schemas.microsoft.com/office/word/2006/wordml" xmlns:wps="http://schemas.microsoft.com/office/word/2010/wordprocessingShape" mc:Ignorable="w14 w15 w16se wp14">
+<w:numbering xmlns:wpc="http://schemas.microsoft.com/office/word/2010/wordprocessingCanvas" xmlns:cx="http://schemas.microsoft.com/office/drawing/2014/chartex" xmlns:cx1="http://schemas.microsoft.com/office/drawing/2015/9/8/chartex" xmlns:cx2="http://schemas.microsoft.com/office/drawing/2015/10/21/chartex" xmlns:cx3="http://schemas.microsoft.com/office/drawing/2016/5/9/chartex" xmlns:cx4="http://schemas.microsoft.com/office/drawing/2016/5/10/chartex" xmlns:cx5="http://schemas.microsoft.com/office/drawing/2016/5/11/chartex" xmlns:cx6="http://schemas.microsoft.com/office/drawing/2016/5/12/chartex" xmlns:cx7="http://schemas.microsoft.com/office/drawing/2016/5/13/chartex" xmlns:cx8="http://schemas.microsoft.com/office/drawing/2016/5/14/chartex" xmlns:mc="http://schemas.openxmlformats.org/markup-compatibility/2006" xmlns:aink="http://schemas.microsoft.com/office/drawing/2016/ink" xmlns:am3d="http://schemas.microsoft.com/office/drawing/2017/model3d" xmlns:o="urn:schemas-microsoft-com:office:office" xmlns:r="http://schemas.openxmlformats.org/officeDocument/2006/relationships" xmlns:m="http://schemas.openxmlformats.org/officeDocument/2006/math" xmlns:v="urn:schemas-microsoft-com:vml" xmlns:wp14="http://schemas.microsoft.com/office/word/2010/wordprocessingDrawing" xmlns:wp="http://schemas.openxmlformats.org/drawingml/2006/wordprocessingDrawing" xmlns:w10="urn:schemas-microsoft-com:office:word" xmlns:w="http://schemas.openxmlformats.org/wordprocessingml/2006/main" xmlns:w14="http://schemas.microsoft.com/office/word/2010/wordml" xmlns:w15="http://schemas.microsoft.com/office/word/2012/wordml" xmlns:w16cex="http://schemas.microsoft.com/office/word/2018/wordml/cex" xmlns:w16cid="http://schemas.microsoft.com/office/word/2016/wordml/cid" xmlns:w16="http://schemas.microsoft.com/office/word/2018/wordml" xmlns:w16sdtdh="http://schemas.microsoft.com/office/word/2020/wordml/sdtdatahash" xmlns:w16se="http://schemas.microsoft.com/office/word/2015/wordml/symex" xmlns:wpg="http://schemas.microsoft.com/office/word/2010/wordprocessingGroup" xmlns:wpi="http://schemas.microsoft.com/office/word/2010/wordprocessingInk" xmlns:wne="http://schemas.microsoft.com/office/word/2006/wordml" xmlns:wps="http://schemas.microsoft.com/office/word/2010/wordprocessingShape" mc:Ignorable="w14 w15 w16se w16cid w16 w16cex w16sdtdh wp14">
   <w:abstractNum w:abstractNumId="0" w15:restartNumberingAfterBreak="0">
     <w:nsid w:val="01A36BB9"/>
     <w:multiLevelType w:val="hybridMultilevel"/>
@@ -22958,7 +23358,7 @@
 </file>
 
 <file path=word/styles.xml><?xml version="1.0" encoding="utf-8"?>
-<w:styles xmlns:mc="http://schemas.openxmlformats.org/markup-compatibility/2006" xmlns:r="http://schemas.openxmlformats.org/officeDocument/2006/relationships" xmlns:w="http://schemas.openxmlformats.org/wordprocessingml/2006/main" xmlns:w14="http://schemas.microsoft.com/office/word/2010/wordml" xmlns:w15="http://schemas.microsoft.com/office/word/2012/wordml" xmlns:w16se="http://schemas.microsoft.com/office/word/2015/wordml/symex" mc:Ignorable="w14 w15 w16se">
+<w:styles xmlns:mc="http://schemas.openxmlformats.org/markup-compatibility/2006" xmlns:r="http://schemas.openxmlformats.org/officeDocument/2006/relationships" xmlns:w="http://schemas.openxmlformats.org/wordprocessingml/2006/main" xmlns:w14="http://schemas.microsoft.com/office/word/2010/wordml" xmlns:w15="http://schemas.microsoft.com/office/word/2012/wordml" xmlns:w16cex="http://schemas.microsoft.com/office/word/2018/wordml/cex" xmlns:w16cid="http://schemas.microsoft.com/office/word/2016/wordml/cid" xmlns:w16="http://schemas.microsoft.com/office/word/2018/wordml" xmlns:w16sdtdh="http://schemas.microsoft.com/office/word/2020/wordml/sdtdatahash" xmlns:w16se="http://schemas.microsoft.com/office/word/2015/wordml/symex" mc:Ignorable="w14 w15 w16se w16cid w16 w16cex w16sdtdh">
   <w:docDefaults>
     <w:rPrDefault>
       <w:rPr>
@@ -22974,7 +23374,7 @@
       </w:pPr>
     </w:pPrDefault>
   </w:docDefaults>
-  <w:latentStyles w:defLockedState="0" w:defUIPriority="99" w:defSemiHidden="0" w:defUnhideWhenUsed="0" w:defQFormat="0" w:count="371">
+  <w:latentStyles w:defLockedState="0" w:defUIPriority="99" w:defSemiHidden="0" w:defUnhideWhenUsed="0" w:defQFormat="0" w:count="376">
     <w:lsdException w:name="Normal" w:uiPriority="0" w:qFormat="1"/>
     <w:lsdException w:name="heading 1" w:uiPriority="9" w:qFormat="1"/>
     <w:lsdException w:name="heading 2" w:semiHidden="1" w:uiPriority="9" w:unhideWhenUsed="1" w:qFormat="1"/>
@@ -23080,7 +23480,6 @@
     <w:lsdException w:name="HTML Sample" w:semiHidden="1" w:unhideWhenUsed="1"/>
     <w:lsdException w:name="HTML Typewriter" w:semiHidden="1" w:unhideWhenUsed="1"/>
     <w:lsdException w:name="HTML Variable" w:semiHidden="1" w:unhideWhenUsed="1"/>
-    <w:lsdException w:name="Normal Table" w:semiHidden="1" w:unhideWhenUsed="1"/>
     <w:lsdException w:name="annotation subject" w:semiHidden="1" w:unhideWhenUsed="1"/>
     <w:lsdException w:name="No List" w:semiHidden="1" w:unhideWhenUsed="1"/>
     <w:lsdException w:name="Outline List 1" w:semiHidden="1" w:unhideWhenUsed="1"/>
@@ -23123,11 +23522,8 @@
     <w:lsdException w:name="Table Contemporary" w:semiHidden="1" w:unhideWhenUsed="1"/>
     <w:lsdException w:name="Table Elegant" w:semiHidden="1" w:unhideWhenUsed="1"/>
     <w:lsdException w:name="Table Professional" w:semiHidden="1" w:unhideWhenUsed="1"/>
-    <w:lsdException w:name="Table Subtle 1" w:semiHidden="1" w:unhideWhenUsed="1"/>
     <w:lsdException w:name="Table Subtle 2" w:semiHidden="1" w:unhideWhenUsed="1"/>
     <w:lsdException w:name="Table Web 1" w:semiHidden="1" w:unhideWhenUsed="1"/>
-    <w:lsdException w:name="Table Web 2" w:semiHidden="1" w:unhideWhenUsed="1"/>
-    <w:lsdException w:name="Table Web 3" w:semiHidden="1" w:unhideWhenUsed="1"/>
     <w:lsdException w:name="Balloon Text" w:semiHidden="1" w:unhideWhenUsed="1"/>
     <w:lsdException w:name="Table Grid" w:uiPriority="59"/>
     <w:lsdException w:name="Table Theme" w:semiHidden="1" w:unhideWhenUsed="1"/>
@@ -23346,6 +23742,11 @@
     <w:lsdException w:name="List Table 5 Dark Accent 6" w:uiPriority="50"/>
     <w:lsdException w:name="List Table 6 Colorful Accent 6" w:uiPriority="51"/>
     <w:lsdException w:name="List Table 7 Colorful Accent 6" w:uiPriority="52"/>
+    <w:lsdException w:name="Mention" w:semiHidden="1" w:unhideWhenUsed="1"/>
+    <w:lsdException w:name="Smart Hyperlink" w:semiHidden="1" w:unhideWhenUsed="1"/>
+    <w:lsdException w:name="Hashtag" w:semiHidden="1" w:unhideWhenUsed="1"/>
+    <w:lsdException w:name="Unresolved Mention" w:semiHidden="1" w:unhideWhenUsed="1"/>
+    <w:lsdException w:name="Smart Link" w:semiHidden="1" w:unhideWhenUsed="1"/>
   </w:latentStyles>
   <w:style w:type="paragraph" w:default="1" w:styleId="a">
     <w:name w:val="Normal"/>
@@ -23884,11 +24285,23 @@
     <w:basedOn w:val="a0"/>
     <w:rsid w:val="00EB4EB1"/>
   </w:style>
+  <w:style w:type="character" w:styleId="afa">
+    <w:name w:val="Unresolved Mention"/>
+    <w:basedOn w:val="a0"/>
+    <w:uiPriority w:val="99"/>
+    <w:semiHidden/>
+    <w:unhideWhenUsed/>
+    <w:rsid w:val="00D70825"/>
+    <w:rPr>
+      <w:color w:val="605E5C"/>
+      <w:shd w:val="clear" w:color="auto" w:fill="E1DFDD"/>
+    </w:rPr>
+  </w:style>
 </w:styles>
 </file>
 
 <file path=word/glossary/document.xml><?xml version="1.0" encoding="utf-8"?>
-<w:glossaryDocument xmlns:wpc="http://schemas.microsoft.com/office/word/2010/wordprocessingCanvas" xmlns:cx="http://schemas.microsoft.com/office/drawing/2014/chartex" xmlns:cx1="http://schemas.microsoft.com/office/drawing/2015/9/8/chartex" xmlns:mc="http://schemas.openxmlformats.org/markup-compatibility/2006" xmlns:o="urn:schemas-microsoft-com:office:office" xmlns:r="http://schemas.openxmlformats.org/officeDocument/2006/relationships" xmlns:m="http://schemas.openxmlformats.org/officeDocument/2006/math" xmlns:v="urn:schemas-microsoft-com:vml" xmlns:wp14="http://schemas.microsoft.com/office/word/2010/wordprocessingDrawing" xmlns:wp="http://schemas.openxmlformats.org/drawingml/2006/wordprocessingDrawing" xmlns:w10="urn:schemas-microsoft-com:office:word" xmlns:w="http://schemas.openxmlformats.org/wordprocessingml/2006/main" xmlns:w14="http://schemas.microsoft.com/office/word/2010/wordml" xmlns:w15="http://schemas.microsoft.com/office/word/2012/wordml" xmlns:w16se="http://schemas.microsoft.com/office/word/2015/wordml/symex" xmlns:wpg="http://schemas.microsoft.com/office/word/2010/wordprocessingGroup" xmlns:wpi="http://schemas.microsoft.com/office/word/2010/wordprocessingInk" xmlns:wne="http://schemas.microsoft.com/office/word/2006/wordml" xmlns:wps="http://schemas.microsoft.com/office/word/2010/wordprocessingShape" mc:Ignorable="w14 w15 w16se wp14">
+<w:glossaryDocument xmlns:wpc="http://schemas.microsoft.com/office/word/2010/wordprocessingCanvas" xmlns:cx="http://schemas.microsoft.com/office/drawing/2014/chartex" xmlns:cx1="http://schemas.microsoft.com/office/drawing/2015/9/8/chartex" xmlns:cx2="http://schemas.microsoft.com/office/drawing/2015/10/21/chartex" xmlns:cx3="http://schemas.microsoft.com/office/drawing/2016/5/9/chartex" xmlns:cx4="http://schemas.microsoft.com/office/drawing/2016/5/10/chartex" xmlns:cx5="http://schemas.microsoft.com/office/drawing/2016/5/11/chartex" xmlns:cx6="http://schemas.microsoft.com/office/drawing/2016/5/12/chartex" xmlns:cx7="http://schemas.microsoft.com/office/drawing/2016/5/13/chartex" xmlns:cx8="http://schemas.microsoft.com/office/drawing/2016/5/14/chartex" xmlns:mc="http://schemas.openxmlformats.org/markup-compatibility/2006" xmlns:aink="http://schemas.microsoft.com/office/drawing/2016/ink" xmlns:am3d="http://schemas.microsoft.com/office/drawing/2017/model3d" xmlns:o="urn:schemas-microsoft-com:office:office" xmlns:r="http://schemas.openxmlformats.org/officeDocument/2006/relationships" xmlns:m="http://schemas.openxmlformats.org/officeDocument/2006/math" xmlns:v="urn:schemas-microsoft-com:vml" xmlns:wp14="http://schemas.microsoft.com/office/word/2010/wordprocessingDrawing" xmlns:wp="http://schemas.openxmlformats.org/drawingml/2006/wordprocessingDrawing" xmlns:w10="urn:schemas-microsoft-com:office:word" xmlns:w="http://schemas.openxmlformats.org/wordprocessingml/2006/main" xmlns:w14="http://schemas.microsoft.com/office/word/2010/wordml" xmlns:w15="http://schemas.microsoft.com/office/word/2012/wordml" xmlns:w16cex="http://schemas.microsoft.com/office/word/2018/wordml/cex" xmlns:w16cid="http://schemas.microsoft.com/office/word/2016/wordml/cid" xmlns:w16="http://schemas.microsoft.com/office/word/2018/wordml" xmlns:w16sdtdh="http://schemas.microsoft.com/office/word/2020/wordml/sdtdatahash" xmlns:w16se="http://schemas.microsoft.com/office/word/2015/wordml/symex" xmlns:wpg="http://schemas.microsoft.com/office/word/2010/wordprocessingGroup" xmlns:wpi="http://schemas.microsoft.com/office/word/2010/wordprocessingInk" xmlns:wne="http://schemas.microsoft.com/office/word/2006/wordml" xmlns:wps="http://schemas.microsoft.com/office/word/2010/wordprocessingShape" mc:Ignorable="w14 w15 w16se w16cid w16 w16cex w16sdtdh wp14">
   <w:docParts>
     <w:docPart>
       <w:docPartPr>
@@ -24156,13 +24569,13 @@
 </file>
 
 <file path=word/glossary/fontTable.xml><?xml version="1.0" encoding="utf-8"?>
-<w:fonts xmlns:mc="http://schemas.openxmlformats.org/markup-compatibility/2006" xmlns:r="http://schemas.openxmlformats.org/officeDocument/2006/relationships" xmlns:w="http://schemas.openxmlformats.org/wordprocessingml/2006/main" xmlns:w14="http://schemas.microsoft.com/office/word/2010/wordml" xmlns:w15="http://schemas.microsoft.com/office/word/2012/wordml" xmlns:w16se="http://schemas.microsoft.com/office/word/2015/wordml/symex" mc:Ignorable="w14 w15 w16se">
+<w:fonts xmlns:mc="http://schemas.openxmlformats.org/markup-compatibility/2006" xmlns:r="http://schemas.openxmlformats.org/officeDocument/2006/relationships" xmlns:w="http://schemas.openxmlformats.org/wordprocessingml/2006/main" xmlns:w14="http://schemas.microsoft.com/office/word/2010/wordml" xmlns:w15="http://schemas.microsoft.com/office/word/2012/wordml" xmlns:w16cex="http://schemas.microsoft.com/office/word/2018/wordml/cex" xmlns:w16cid="http://schemas.microsoft.com/office/word/2016/wordml/cid" xmlns:w16="http://schemas.microsoft.com/office/word/2018/wordml" xmlns:w16sdtdh="http://schemas.microsoft.com/office/word/2020/wordml/sdtdatahash" xmlns:w16se="http://schemas.microsoft.com/office/word/2015/wordml/symex" mc:Ignorable="w14 w15 w16se w16cid w16 w16cex w16sdtdh">
   <w:font w:name="Times New Roman">
     <w:panose1 w:val="02020603050405020304"/>
-    <w:charset w:val="00"/>
+    <w:charset w:val="CC"/>
     <w:family w:val="roman"/>
     <w:pitch w:val="variable"/>
-    <w:sig w:usb0="E0002AFF" w:usb1="C0007843" w:usb2="00000009" w:usb3="00000000" w:csb0="000001FF" w:csb1="00000000"/>
+    <w:sig w:usb0="E0002EFF" w:usb1="C000785B" w:usb2="00000009" w:usb3="00000000" w:csb0="000001FF" w:csb1="00000000"/>
   </w:font>
   <w:font w:name="Courier New">
     <w:panose1 w:val="02070309020205020404"/>
@@ -24187,10 +24600,10 @@
   </w:font>
   <w:font w:name="Calibri">
     <w:panose1 w:val="020F0502020204030204"/>
-    <w:charset w:val="00"/>
+    <w:charset w:val="CC"/>
     <w:family w:val="swiss"/>
     <w:pitch w:val="variable"/>
-    <w:sig w:usb0="E00002FF" w:usb1="4000ACFF" w:usb2="00000001" w:usb3="00000000" w:csb0="0000019F" w:csb1="00000000"/>
+    <w:sig w:usb0="E4002EFF" w:usb1="C000247B" w:usb2="00000009" w:usb3="00000000" w:csb0="000001FF" w:csb1="00000000"/>
   </w:font>
   <w:font w:name="Tahoma">
     <w:panose1 w:val="020B0604030504040204"/>
@@ -24200,7 +24613,6 @@
     <w:sig w:usb0="E1002EFF" w:usb1="C000605B" w:usb2="00000029" w:usb3="00000000" w:csb0="000101FF" w:csb1="00000000"/>
   </w:font>
   <w:font w:name="Arial Unicode MS">
-    <w:altName w:val="Arial"/>
     <w:panose1 w:val="020B0604020202020204"/>
     <w:charset w:val="00"/>
     <w:family w:val="roman"/>
@@ -24210,13 +24622,13 @@
   </w:font>
   <w:font w:name="Cambria">
     <w:panose1 w:val="02040503050406030204"/>
-    <w:charset w:val="00"/>
+    <w:charset w:val="CC"/>
     <w:family w:val="roman"/>
     <w:pitch w:val="variable"/>
-    <w:sig w:usb0="A00002EF" w:usb1="4000004B" w:usb2="00000000" w:usb3="00000000" w:csb0="0000009F" w:csb1="00000000"/>
+    <w:sig w:usb0="E00006FF" w:usb1="420024FF" w:usb2="02000000" w:usb3="00000000" w:csb0="0000019F" w:csb1="00000000"/>
   </w:font>
   <w:font w:name="MS Mincho">
-    <w:altName w:val="Yu Gothic UI"/>
+    <w:altName w:val="ＭＳ 明朝"/>
     <w:panose1 w:val="02020609040205080304"/>
     <w:charset w:val="80"/>
     <w:family w:val="roman"/>
@@ -24240,22 +24652,23 @@
   </w:font>
   <w:font w:name="Calibri Light">
     <w:panose1 w:val="020F0302020204030204"/>
-    <w:charset w:val="00"/>
+    <w:charset w:val="CC"/>
     <w:family w:val="swiss"/>
     <w:pitch w:val="variable"/>
-    <w:sig w:usb0="A00002EF" w:usb1="4000207B" w:usb2="00000000" w:usb3="00000000" w:csb0="0000009F" w:csb1="00000000"/>
+    <w:sig w:usb0="E4002EFF" w:usb1="C000247B" w:usb2="00000009" w:usb3="00000000" w:csb0="000001FF" w:csb1="00000000"/>
   </w:font>
 </w:fonts>
 </file>
 
 <file path=word/glossary/settings.xml><?xml version="1.0" encoding="utf-8"?>
-<w:settings xmlns:mc="http://schemas.openxmlformats.org/markup-compatibility/2006" xmlns:o="urn:schemas-microsoft-com:office:office" xmlns:r="http://schemas.openxmlformats.org/officeDocument/2006/relationships" xmlns:m="http://schemas.openxmlformats.org/officeDocument/2006/math" xmlns:v="urn:schemas-microsoft-com:vml" xmlns:w10="urn:schemas-microsoft-com:office:word" xmlns:w="http://schemas.openxmlformats.org/wordprocessingml/2006/main" xmlns:w14="http://schemas.microsoft.com/office/word/2010/wordml" xmlns:w15="http://schemas.microsoft.com/office/word/2012/wordml" xmlns:w16se="http://schemas.microsoft.com/office/word/2015/wordml/symex" xmlns:sl="http://schemas.openxmlformats.org/schemaLibrary/2006/main" mc:Ignorable="w14 w15 w16se">
+<w:settings xmlns:mc="http://schemas.openxmlformats.org/markup-compatibility/2006" xmlns:o="urn:schemas-microsoft-com:office:office" xmlns:r="http://schemas.openxmlformats.org/officeDocument/2006/relationships" xmlns:m="http://schemas.openxmlformats.org/officeDocument/2006/math" xmlns:v="urn:schemas-microsoft-com:vml" xmlns:w10="urn:schemas-microsoft-com:office:word" xmlns:w="http://schemas.openxmlformats.org/wordprocessingml/2006/main" xmlns:w14="http://schemas.microsoft.com/office/word/2010/wordml" xmlns:w15="http://schemas.microsoft.com/office/word/2012/wordml" xmlns:w16cex="http://schemas.microsoft.com/office/word/2018/wordml/cex" xmlns:w16cid="http://schemas.microsoft.com/office/word/2016/wordml/cid" xmlns:w16="http://schemas.microsoft.com/office/word/2018/wordml" xmlns:w16sdtdh="http://schemas.microsoft.com/office/word/2020/wordml/sdtdatahash" xmlns:w16se="http://schemas.microsoft.com/office/word/2015/wordml/symex" xmlns:sl="http://schemas.openxmlformats.org/schemaLibrary/2006/main" mc:Ignorable="w14 w15 w16se w16cid w16 w16cex w16sdtdh">
   <w:view w:val="normal"/>
   <w:defaultTabStop w:val="708"/>
   <w:characterSpacingControl w:val="doNotCompress"/>
   <w:compat>
     <w:useFELayout/>
     <w:compatSetting w:name="compatibilityMode" w:uri="http://schemas.microsoft.com/office/word" w:val="12"/>
+    <w:compatSetting w:name="useWord2013TrackBottomHyphenation" w:uri="http://schemas.microsoft.com/office/word" w:val="1"/>
   </w:compat>
   <w:rsids>
     <w:rsidRoot w:val="002F4502"/>
@@ -24292,6 +24705,8 @@
     <w:rsid w:val="009C5F69"/>
     <w:rsid w:val="009E1BE7"/>
     <w:rsid w:val="00B45AD8"/>
+    <w:rsid w:val="00BF4CC7"/>
+    <w:rsid w:val="00CA10EA"/>
     <w:rsid w:val="00CA7E9C"/>
     <w:rsid w:val="00CB0B73"/>
     <w:rsid w:val="00D01783"/>
@@ -24317,13 +24732,13 @@
   </m:mathPr>
   <w:themeFontLang w:val="ru-RU"/>
   <w:clrSchemeMapping w:bg1="light1" w:t1="dark1" w:bg2="light2" w:t2="dark2" w:accent1="accent1" w:accent2="accent2" w:accent3="accent3" w:accent4="accent4" w:accent5="accent5" w:accent6="accent6" w:hyperlink="hyperlink" w:followedHyperlink="followedHyperlink"/>
-  <w:decimalSymbol w:val=","/>
+  <w:decimalSymbol w:val="."/>
   <w:listSeparator w:val=";"/>
 </w:settings>
 </file>
 
 <file path=word/glossary/styles.xml><?xml version="1.0" encoding="utf-8"?>
-<w:styles xmlns:mc="http://schemas.openxmlformats.org/markup-compatibility/2006" xmlns:r="http://schemas.openxmlformats.org/officeDocument/2006/relationships" xmlns:w="http://schemas.openxmlformats.org/wordprocessingml/2006/main" xmlns:w14="http://schemas.microsoft.com/office/word/2010/wordml" xmlns:w15="http://schemas.microsoft.com/office/word/2012/wordml" xmlns:w16se="http://schemas.microsoft.com/office/word/2015/wordml/symex" mc:Ignorable="w14 w15 w16se">
+<w:styles xmlns:mc="http://schemas.openxmlformats.org/markup-compatibility/2006" xmlns:r="http://schemas.openxmlformats.org/officeDocument/2006/relationships" xmlns:w="http://schemas.openxmlformats.org/wordprocessingml/2006/main" xmlns:w14="http://schemas.microsoft.com/office/word/2010/wordml" xmlns:w15="http://schemas.microsoft.com/office/word/2012/wordml" xmlns:w16cex="http://schemas.microsoft.com/office/word/2018/wordml/cex" xmlns:w16cid="http://schemas.microsoft.com/office/word/2016/wordml/cid" xmlns:w16="http://schemas.microsoft.com/office/word/2018/wordml" xmlns:w16sdtdh="http://schemas.microsoft.com/office/word/2020/wordml/sdtdatahash" xmlns:w16se="http://schemas.microsoft.com/office/word/2015/wordml/symex" mc:Ignorable="w14 w15 w16se w16cid w16 w16cex w16sdtdh">
   <w:docDefaults>
     <w:rPrDefault>
       <w:rPr>
@@ -24339,7 +24754,7 @@
       </w:pPr>
     </w:pPrDefault>
   </w:docDefaults>
-  <w:latentStyles w:defLockedState="0" w:defUIPriority="99" w:defSemiHidden="0" w:defUnhideWhenUsed="0" w:defQFormat="0" w:count="371">
+  <w:latentStyles w:defLockedState="0" w:defUIPriority="99" w:defSemiHidden="0" w:defUnhideWhenUsed="0" w:defQFormat="0" w:count="376">
     <w:lsdException w:name="Normal" w:uiPriority="0" w:qFormat="1"/>
     <w:lsdException w:name="heading 1" w:uiPriority="9" w:qFormat="1"/>
     <w:lsdException w:name="heading 2" w:semiHidden="1" w:uiPriority="9" w:unhideWhenUsed="1" w:qFormat="1"/>
@@ -24445,7 +24860,6 @@
     <w:lsdException w:name="HTML Sample" w:semiHidden="1" w:unhideWhenUsed="1"/>
     <w:lsdException w:name="HTML Typewriter" w:semiHidden="1" w:unhideWhenUsed="1"/>
     <w:lsdException w:name="HTML Variable" w:semiHidden="1" w:unhideWhenUsed="1"/>
-    <w:lsdException w:name="Normal Table" w:semiHidden="1" w:unhideWhenUsed="1"/>
     <w:lsdException w:name="annotation subject" w:semiHidden="1" w:unhideWhenUsed="1"/>
     <w:lsdException w:name="No List" w:semiHidden="1" w:unhideWhenUsed="1"/>
     <w:lsdException w:name="Outline List 1" w:semiHidden="1" w:unhideWhenUsed="1"/>
@@ -24488,11 +24902,8 @@
     <w:lsdException w:name="Table Contemporary" w:semiHidden="1" w:unhideWhenUsed="1"/>
     <w:lsdException w:name="Table Elegant" w:semiHidden="1" w:unhideWhenUsed="1"/>
     <w:lsdException w:name="Table Professional" w:semiHidden="1" w:unhideWhenUsed="1"/>
-    <w:lsdException w:name="Table Subtle 1" w:semiHidden="1" w:unhideWhenUsed="1"/>
     <w:lsdException w:name="Table Subtle 2" w:semiHidden="1" w:unhideWhenUsed="1"/>
     <w:lsdException w:name="Table Web 1" w:semiHidden="1" w:unhideWhenUsed="1"/>
-    <w:lsdException w:name="Table Web 2" w:semiHidden="1" w:unhideWhenUsed="1"/>
-    <w:lsdException w:name="Table Web 3" w:semiHidden="1" w:unhideWhenUsed="1"/>
     <w:lsdException w:name="Balloon Text" w:semiHidden="1" w:unhideWhenUsed="1"/>
     <w:lsdException w:name="Table Grid" w:uiPriority="59"/>
     <w:lsdException w:name="Table Theme" w:semiHidden="1" w:unhideWhenUsed="1"/>
@@ -24711,6 +25122,11 @@
     <w:lsdException w:name="List Table 5 Dark Accent 6" w:uiPriority="50"/>
     <w:lsdException w:name="List Table 6 Colorful Accent 6" w:uiPriority="51"/>
     <w:lsdException w:name="List Table 7 Colorful Accent 6" w:uiPriority="52"/>
+    <w:lsdException w:name="Mention" w:semiHidden="1" w:unhideWhenUsed="1"/>
+    <w:lsdException w:name="Smart Hyperlink" w:semiHidden="1" w:unhideWhenUsed="1"/>
+    <w:lsdException w:name="Hashtag" w:semiHidden="1" w:unhideWhenUsed="1"/>
+    <w:lsdException w:name="Unresolved Mention" w:semiHidden="1" w:unhideWhenUsed="1"/>
+    <w:lsdException w:name="Smart Link" w:semiHidden="1" w:unhideWhenUsed="1"/>
   </w:latentStyles>
   <w:style w:type="paragraph" w:default="1" w:styleId="a">
     <w:name w:val="Normal"/>
@@ -24754,34 +25170,6 @@
       <w:color w:val="808080"/>
     </w:rPr>
   </w:style>
-  <w:style w:type="paragraph" w:customStyle="1" w:styleId="FB9A054AEA284DDD980413F1778E44C4">
-    <w:name w:val="FB9A054AEA284DDD980413F1778E44C4"/>
-    <w:rsid w:val="008712D7"/>
-  </w:style>
-  <w:style w:type="paragraph" w:customStyle="1" w:styleId="501C6DECA516400EA63D1D3D91EBCEEE">
-    <w:name w:val="501C6DECA516400EA63D1D3D91EBCEEE"/>
-    <w:rsid w:val="008712D7"/>
-  </w:style>
-  <w:style w:type="paragraph" w:customStyle="1" w:styleId="F69E90A52FDB4794A8275E7B7862D0DE">
-    <w:name w:val="F69E90A52FDB4794A8275E7B7862D0DE"/>
-    <w:rsid w:val="008712D7"/>
-  </w:style>
-  <w:style w:type="paragraph" w:customStyle="1" w:styleId="B444E037FBAB4412A6E690247497C094">
-    <w:name w:val="B444E037FBAB4412A6E690247497C094"/>
-    <w:rsid w:val="008712D7"/>
-  </w:style>
-  <w:style w:type="paragraph" w:customStyle="1" w:styleId="9E5CC3BFD84C4EE38920758458865FE5">
-    <w:name w:val="9E5CC3BFD84C4EE38920758458865FE5"/>
-    <w:rsid w:val="008712D7"/>
-  </w:style>
-  <w:style w:type="paragraph" w:customStyle="1" w:styleId="E10F361E09CE401FBEE5B2514C9F0A25">
-    <w:name w:val="E10F361E09CE401FBEE5B2514C9F0A25"/>
-    <w:rsid w:val="008712D7"/>
-  </w:style>
-  <w:style w:type="paragraph" w:customStyle="1" w:styleId="335A553725A74BE4AB65D52D9F4D59E3">
-    <w:name w:val="335A553725A74BE4AB65D52D9F4D59E3"/>
-    <w:rsid w:val="008712D7"/>
-  </w:style>
   <w:style w:type="paragraph" w:customStyle="1" w:styleId="EDEF4A40F817406D8CBBE2055D1F508B">
     <w:name w:val="EDEF4A40F817406D8CBBE2055D1F508B"/>
     <w:rsid w:val="008712D7"/>
@@ -24792,18 +25180,6 @@
   </w:style>
   <w:style w:type="paragraph" w:customStyle="1" w:styleId="84A8EE8D47C64A0FABC967FF589C2B8C">
     <w:name w:val="84A8EE8D47C64A0FABC967FF589C2B8C"/>
-    <w:rsid w:val="008712D7"/>
-  </w:style>
-  <w:style w:type="paragraph" w:customStyle="1" w:styleId="80C669C3C08746AC89A4A919BE19DE65">
-    <w:name w:val="80C669C3C08746AC89A4A919BE19DE65"/>
-    <w:rsid w:val="008712D7"/>
-  </w:style>
-  <w:style w:type="paragraph" w:customStyle="1" w:styleId="1CDD1AF7891246199582644BF802BCF0">
-    <w:name w:val="1CDD1AF7891246199582644BF802BCF0"/>
-    <w:rsid w:val="008712D7"/>
-  </w:style>
-  <w:style w:type="paragraph" w:customStyle="1" w:styleId="D61EA9E6F10A4E66AF979E2A3C14054B">
-    <w:name w:val="D61EA9E6F10A4E66AF979E2A3C14054B"/>
     <w:rsid w:val="008712D7"/>
   </w:style>
   <w:style w:type="paragraph" w:customStyle="1" w:styleId="39DFC77BADD54F20B5984365B63D10B3">
@@ -24817,234 +25193,6 @@
   <w:style w:type="paragraph" w:customStyle="1" w:styleId="DAA6F35A8EC5430CA42B4B733E272D6F">
     <w:name w:val="DAA6F35A8EC5430CA42B4B733E272D6F"/>
     <w:rsid w:val="008712D7"/>
-  </w:style>
-  <w:style w:type="paragraph" w:customStyle="1" w:styleId="49BFA048C6324203BE22112C3FE1A6A2">
-    <w:name w:val="49BFA048C6324203BE22112C3FE1A6A2"/>
-    <w:rsid w:val="008712D7"/>
-  </w:style>
-  <w:style w:type="paragraph" w:customStyle="1" w:styleId="F326009A2A9A49B5916CB19448D39A82">
-    <w:name w:val="F326009A2A9A49B5916CB19448D39A82"/>
-    <w:rsid w:val="008712D7"/>
-  </w:style>
-  <w:style w:type="paragraph" w:customStyle="1" w:styleId="7625ECCE6CD94747A3493F8A20E1FE11">
-    <w:name w:val="7625ECCE6CD94747A3493F8A20E1FE11"/>
-    <w:rsid w:val="008712D7"/>
-  </w:style>
-  <w:style w:type="paragraph" w:customStyle="1" w:styleId="1485FD85D5644A7D9FC90A4BA8A5B124">
-    <w:name w:val="1485FD85D5644A7D9FC90A4BA8A5B124"/>
-    <w:rsid w:val="008712D7"/>
-  </w:style>
-  <w:style w:type="paragraph" w:customStyle="1" w:styleId="10498A7401BF4CBE8E20F4AE74E8140B">
-    <w:name w:val="10498A7401BF4CBE8E20F4AE74E8140B"/>
-    <w:rsid w:val="008712D7"/>
-  </w:style>
-  <w:style w:type="paragraph" w:customStyle="1" w:styleId="8EB89A2D1110487498528AA7386C0514">
-    <w:name w:val="8EB89A2D1110487498528AA7386C0514"/>
-    <w:rsid w:val="008712D7"/>
-  </w:style>
-  <w:style w:type="paragraph" w:customStyle="1" w:styleId="FFBD2E4BDE5B4ADD8FD3AE63D89EDBB2">
-    <w:name w:val="FFBD2E4BDE5B4ADD8FD3AE63D89EDBB2"/>
-    <w:rsid w:val="008712D7"/>
-  </w:style>
-  <w:style w:type="paragraph" w:customStyle="1" w:styleId="ABD5F377D73A45D1A596BC75676D1BEE">
-    <w:name w:val="ABD5F377D73A45D1A596BC75676D1BEE"/>
-    <w:rsid w:val="008712D7"/>
-  </w:style>
-  <w:style w:type="paragraph" w:customStyle="1" w:styleId="D27090F4BB7E492599F9517D45316FF6">
-    <w:name w:val="D27090F4BB7E492599F9517D45316FF6"/>
-    <w:rsid w:val="008712D7"/>
-  </w:style>
-  <w:style w:type="paragraph" w:customStyle="1" w:styleId="C6A70FCD95104BDA9195B315CBC76016">
-    <w:name w:val="C6A70FCD95104BDA9195B315CBC76016"/>
-    <w:rsid w:val="008712D7"/>
-  </w:style>
-  <w:style w:type="paragraph" w:customStyle="1" w:styleId="9BE0C82D91C3451582FBAE7121940490">
-    <w:name w:val="9BE0C82D91C3451582FBAE7121940490"/>
-    <w:rsid w:val="008712D7"/>
-  </w:style>
-  <w:style w:type="paragraph" w:customStyle="1" w:styleId="10AE92E658FA4090A913148955FF9A00">
-    <w:name w:val="10AE92E658FA4090A913148955FF9A00"/>
-    <w:rsid w:val="008712D7"/>
-  </w:style>
-  <w:style w:type="paragraph" w:customStyle="1" w:styleId="CBAE121C5AFF42598CF32DFCF29A541B">
-    <w:name w:val="CBAE121C5AFF42598CF32DFCF29A541B"/>
-    <w:rsid w:val="008712D7"/>
-  </w:style>
-  <w:style w:type="paragraph" w:customStyle="1" w:styleId="865C3B4DA716400CA41FC13AA32039EE">
-    <w:name w:val="865C3B4DA716400CA41FC13AA32039EE"/>
-    <w:rsid w:val="008712D7"/>
-  </w:style>
-  <w:style w:type="paragraph" w:customStyle="1" w:styleId="5FD79922603B4C1FA2B120EB016C03A9">
-    <w:name w:val="5FD79922603B4C1FA2B120EB016C03A9"/>
-    <w:rsid w:val="008712D7"/>
-  </w:style>
-  <w:style w:type="paragraph" w:customStyle="1" w:styleId="4F52277409C64868B29330F2F7079ACB">
-    <w:name w:val="4F52277409C64868B29330F2F7079ACB"/>
-    <w:rsid w:val="008712D7"/>
-  </w:style>
-  <w:style w:type="paragraph" w:customStyle="1" w:styleId="4021FA057D3A463AB4101EFADE841E4D">
-    <w:name w:val="4021FA057D3A463AB4101EFADE841E4D"/>
-    <w:rsid w:val="008712D7"/>
-  </w:style>
-  <w:style w:type="paragraph" w:customStyle="1" w:styleId="B56B693027874B21B1DD2A45404E9691">
-    <w:name w:val="B56B693027874B21B1DD2A45404E9691"/>
-    <w:rsid w:val="008712D7"/>
-  </w:style>
-  <w:style w:type="paragraph" w:customStyle="1" w:styleId="254D4C87414C49ABABC8F3C86BA1226B">
-    <w:name w:val="254D4C87414C49ABABC8F3C86BA1226B"/>
-    <w:rsid w:val="008712D7"/>
-  </w:style>
-  <w:style w:type="paragraph" w:customStyle="1" w:styleId="D254B1ECE7214730B3DEC0CDF8891B60">
-    <w:name w:val="D254B1ECE7214730B3DEC0CDF8891B60"/>
-    <w:rsid w:val="008712D7"/>
-  </w:style>
-  <w:style w:type="paragraph" w:customStyle="1" w:styleId="DDCC0299810A42CE9AE0DBC0B9A24305">
-    <w:name w:val="DDCC0299810A42CE9AE0DBC0B9A24305"/>
-    <w:rsid w:val="008712D7"/>
-  </w:style>
-  <w:style w:type="paragraph" w:customStyle="1" w:styleId="5856368B234F41128BC583CD89B197C8">
-    <w:name w:val="5856368B234F41128BC583CD89B197C8"/>
-    <w:rsid w:val="008712D7"/>
-  </w:style>
-  <w:style w:type="paragraph" w:customStyle="1" w:styleId="3F28D767F5B44A9DB3E56D2D9918905C">
-    <w:name w:val="3F28D767F5B44A9DB3E56D2D9918905C"/>
-    <w:rsid w:val="008712D7"/>
-  </w:style>
-  <w:style w:type="paragraph" w:customStyle="1" w:styleId="BEB7D59E85EB45528D8457E8EA3D3AA2">
-    <w:name w:val="BEB7D59E85EB45528D8457E8EA3D3AA2"/>
-    <w:rsid w:val="008712D7"/>
-  </w:style>
-  <w:style w:type="paragraph" w:customStyle="1" w:styleId="AC82A8E4906D458C8077E3692F857595">
-    <w:name w:val="AC82A8E4906D458C8077E3692F857595"/>
-    <w:rsid w:val="008712D7"/>
-  </w:style>
-  <w:style w:type="paragraph" w:customStyle="1" w:styleId="E39F0DCE9A7349EB80FB53EA5ECF8479">
-    <w:name w:val="E39F0DCE9A7349EB80FB53EA5ECF8479"/>
-    <w:rsid w:val="008712D7"/>
-  </w:style>
-  <w:style w:type="paragraph" w:customStyle="1" w:styleId="351915CCCAF242AB9E6C8C2C3E7A6DFB">
-    <w:name w:val="351915CCCAF242AB9E6C8C2C3E7A6DFB"/>
-    <w:rsid w:val="008712D7"/>
-  </w:style>
-  <w:style w:type="paragraph" w:customStyle="1" w:styleId="30FD224EBAD849A5B153DFEFAC3692E4">
-    <w:name w:val="30FD224EBAD849A5B153DFEFAC3692E4"/>
-    <w:rsid w:val="008712D7"/>
-  </w:style>
-  <w:style w:type="paragraph" w:customStyle="1" w:styleId="B177F612B36D46039DAD18D775989575">
-    <w:name w:val="B177F612B36D46039DAD18D775989575"/>
-    <w:rsid w:val="008712D7"/>
-  </w:style>
-  <w:style w:type="paragraph" w:customStyle="1" w:styleId="95F5201BD0E44CE99A05E9D937670295">
-    <w:name w:val="95F5201BD0E44CE99A05E9D937670295"/>
-    <w:rsid w:val="008712D7"/>
-  </w:style>
-  <w:style w:type="paragraph" w:customStyle="1" w:styleId="74C053AAFE764931A5ED34F515F64A91">
-    <w:name w:val="74C053AAFE764931A5ED34F515F64A91"/>
-    <w:rsid w:val="008712D7"/>
-  </w:style>
-  <w:style w:type="paragraph" w:customStyle="1" w:styleId="26242F42469E4503B4FAE688966B5D8B">
-    <w:name w:val="26242F42469E4503B4FAE688966B5D8B"/>
-    <w:rsid w:val="008712D7"/>
-  </w:style>
-  <w:style w:type="paragraph" w:customStyle="1" w:styleId="05D8D7ADF96E4E15BBFC30F4586CEB34">
-    <w:name w:val="05D8D7ADF96E4E15BBFC30F4586CEB34"/>
-    <w:rsid w:val="008712D7"/>
-  </w:style>
-  <w:style w:type="paragraph" w:customStyle="1" w:styleId="73577DB34022439A90BC8F695413909D">
-    <w:name w:val="73577DB34022439A90BC8F695413909D"/>
-    <w:rsid w:val="008712D7"/>
-  </w:style>
-  <w:style w:type="paragraph" w:customStyle="1" w:styleId="F86D7AB1913F43C2AF678BBE669FEFD5">
-    <w:name w:val="F86D7AB1913F43C2AF678BBE669FEFD5"/>
-    <w:rsid w:val="008712D7"/>
-  </w:style>
-  <w:style w:type="paragraph" w:customStyle="1" w:styleId="DB0A5120F87444A1BC47CAD93FB5FA37">
-    <w:name w:val="DB0A5120F87444A1BC47CAD93FB5FA37"/>
-    <w:rsid w:val="008712D7"/>
-  </w:style>
-  <w:style w:type="paragraph" w:customStyle="1" w:styleId="A9DF98720E454DC5B41DE365E7EC8166">
-    <w:name w:val="A9DF98720E454DC5B41DE365E7EC8166"/>
-    <w:rsid w:val="008712D7"/>
-  </w:style>
-  <w:style w:type="paragraph" w:customStyle="1" w:styleId="9C51EF7C742345FD8597422EEEB8E652">
-    <w:name w:val="9C51EF7C742345FD8597422EEEB8E652"/>
-    <w:rsid w:val="008712D7"/>
-  </w:style>
-  <w:style w:type="paragraph" w:customStyle="1" w:styleId="2179E5E9443143CC8AC32FA2CA05770B">
-    <w:name w:val="2179E5E9443143CC8AC32FA2CA05770B"/>
-    <w:rsid w:val="008712D7"/>
-  </w:style>
-  <w:style w:type="paragraph" w:customStyle="1" w:styleId="ED447DBCC0C1452D8D90353D5543E0D0">
-    <w:name w:val="ED447DBCC0C1452D8D90353D5543E0D0"/>
-    <w:rsid w:val="008712D7"/>
-  </w:style>
-  <w:style w:type="paragraph" w:customStyle="1" w:styleId="C132C2E74D574D2A8D402BF2C9B22E2F">
-    <w:name w:val="C132C2E74D574D2A8D402BF2C9B22E2F"/>
-    <w:rsid w:val="008712D7"/>
-  </w:style>
-  <w:style w:type="paragraph" w:customStyle="1" w:styleId="2E48B5409F1942D6B74196DB9F87BF5D">
-    <w:name w:val="2E48B5409F1942D6B74196DB9F87BF5D"/>
-    <w:rsid w:val="008712D7"/>
-  </w:style>
-  <w:style w:type="paragraph" w:customStyle="1" w:styleId="A2DD18A0F2F946FBA8B419584037D19E">
-    <w:name w:val="A2DD18A0F2F946FBA8B419584037D19E"/>
-    <w:rsid w:val="008712D7"/>
-  </w:style>
-  <w:style w:type="paragraph" w:customStyle="1" w:styleId="9842A0E4AF4D44E892BE76DA71734366">
-    <w:name w:val="9842A0E4AF4D44E892BE76DA71734366"/>
-    <w:rsid w:val="008712D7"/>
-  </w:style>
-  <w:style w:type="paragraph" w:customStyle="1" w:styleId="1ECDF3287C95469588D66488575C2C55">
-    <w:name w:val="1ECDF3287C95469588D66488575C2C55"/>
-    <w:rsid w:val="008712D7"/>
-  </w:style>
-  <w:style w:type="paragraph" w:customStyle="1" w:styleId="F01E86E7754F4C77A6C1F0256D4CDF53">
-    <w:name w:val="F01E86E7754F4C77A6C1F0256D4CDF53"/>
-    <w:rsid w:val="008712D7"/>
-  </w:style>
-  <w:style w:type="paragraph" w:customStyle="1" w:styleId="212739A32CB74ADA8F81C500D02E6523">
-    <w:name w:val="212739A32CB74ADA8F81C500D02E6523"/>
-    <w:rsid w:val="008712D7"/>
-  </w:style>
-  <w:style w:type="paragraph" w:customStyle="1" w:styleId="A7B3991F438745A89EF6675664647ECB">
-    <w:name w:val="A7B3991F438745A89EF6675664647ECB"/>
-    <w:rsid w:val="008712D7"/>
-  </w:style>
-  <w:style w:type="paragraph" w:customStyle="1" w:styleId="31D31C10C6474F77ACBA0ED69E8EFE0A">
-    <w:name w:val="31D31C10C6474F77ACBA0ED69E8EFE0A"/>
-    <w:rsid w:val="008712D7"/>
-  </w:style>
-  <w:style w:type="paragraph" w:customStyle="1" w:styleId="498524C601AF4DD59E3DE3B9BAA25068">
-    <w:name w:val="498524C601AF4DD59E3DE3B9BAA25068"/>
-    <w:rsid w:val="008712D7"/>
-  </w:style>
-  <w:style w:type="paragraph" w:customStyle="1" w:styleId="97B2AEA0CB1B4C9E809D663461ABCD44">
-    <w:name w:val="97B2AEA0CB1B4C9E809D663461ABCD44"/>
-    <w:rsid w:val="008712D7"/>
-  </w:style>
-  <w:style w:type="paragraph" w:customStyle="1" w:styleId="0DACC86ADB1C44BBAA53567D596BF2EF">
-    <w:name w:val="0DACC86ADB1C44BBAA53567D596BF2EF"/>
-    <w:rsid w:val="008712D7"/>
-  </w:style>
-  <w:style w:type="paragraph" w:customStyle="1" w:styleId="21581DECFF334E7CBF494BBDFBA3C7E0">
-    <w:name w:val="21581DECFF334E7CBF494BBDFBA3C7E0"/>
-    <w:rsid w:val="008712D7"/>
-  </w:style>
-  <w:style w:type="paragraph" w:customStyle="1" w:styleId="D36188BA7D634CA69781EBB6CDD67769">
-    <w:name w:val="D36188BA7D634CA69781EBB6CDD67769"/>
-    <w:rsid w:val="008712D7"/>
-  </w:style>
-  <w:style w:type="paragraph" w:customStyle="1" w:styleId="54A37587FBD54183BABF67F21F798470">
-    <w:name w:val="54A37587FBD54183BABF67F21F798470"/>
-    <w:rsid w:val="008712D7"/>
-  </w:style>
-  <w:style w:type="paragraph" w:customStyle="1" w:styleId="106D554541BD4030AD2C488137D38FC8">
-    <w:name w:val="106D554541BD4030AD2C488137D38FC8"/>
-    <w:rsid w:val="00E367E3"/>
-  </w:style>
-  <w:style w:type="paragraph" w:customStyle="1" w:styleId="A788319EAD68421F90677DADC4975FC7">
-    <w:name w:val="A788319EAD68421F90677DADC4975FC7"/>
-    <w:rsid w:val="00E367E3"/>
   </w:style>
   <w:style w:type="paragraph" w:customStyle="1" w:styleId="1824A1A606DF48789464B3E6BBB9BA19">
     <w:name w:val="1824A1A606DF48789464B3E6BBB9BA19"/>
@@ -25071,7 +25219,7 @@
 </file>
 
 <file path=word/glossary/webSettings.xml><?xml version="1.0" encoding="utf-8"?>
-<w:webSettings xmlns:mc="http://schemas.openxmlformats.org/markup-compatibility/2006" xmlns:r="http://schemas.openxmlformats.org/officeDocument/2006/relationships" xmlns:w="http://schemas.openxmlformats.org/wordprocessingml/2006/main" xmlns:w14="http://schemas.microsoft.com/office/word/2010/wordml" xmlns:w15="http://schemas.microsoft.com/office/word/2012/wordml" xmlns:w16se="http://schemas.microsoft.com/office/word/2015/wordml/symex" mc:Ignorable="w14 w15 w16se">
+<w:webSettings xmlns:mc="http://schemas.openxmlformats.org/markup-compatibility/2006" xmlns:r="http://schemas.openxmlformats.org/officeDocument/2006/relationships" xmlns:w="http://schemas.openxmlformats.org/wordprocessingml/2006/main" xmlns:w14="http://schemas.microsoft.com/office/word/2010/wordml" xmlns:w15="http://schemas.microsoft.com/office/word/2012/wordml" xmlns:w16cex="http://schemas.microsoft.com/office/word/2018/wordml/cex" xmlns:w16cid="http://schemas.microsoft.com/office/word/2016/wordml/cid" xmlns:w16="http://schemas.microsoft.com/office/word/2018/wordml" xmlns:w16sdtdh="http://schemas.microsoft.com/office/word/2020/wordml/sdtdatahash" xmlns:w16se="http://schemas.microsoft.com/office/word/2015/wordml/symex" mc:Ignorable="w14 w15 w16se w16cid w16 w16cex w16sdtdh">
   <w:optimizeForBrowser/>
   <w:relyOnVML/>
   <w:allowPNG/>
